--- a/build/docx/basic-book-builder.docx
+++ b/build/docx/basic-book-builder.docx
@@ -344,7 +344,7 @@
     <w:bookmarkEnd w:id="13"/>
     <w:bookmarkEnd w:id="14"/>
     <w:bookmarkEnd w:id="15"/>
-    <w:bookmarkStart w:id="24" w:name="usage"/>
+    <w:bookmarkStart w:id="23" w:name="usage"/>
     <w:p>
       <w:pPr>
         <w:pStyle w:val="Heading1"/>
@@ -598,7 +598,26 @@
     </w:p>
     <w:bookmarkEnd w:id="21"/>
     <w:bookmarkEnd w:id="22"/>
-    <w:bookmarkStart w:id="23" w:name="callouts"/>
+    <w:bookmarkEnd w:id="23"/>
+    <w:bookmarkStart w:id="40" w:name="features"/>
+    <w:p>
+      <w:pPr>
+        <w:pStyle w:val="Heading1"/>
+      </w:pPr>
+      <w:r>
+        <w:rPr>
+          <w:rStyle w:val="SectionNumber"/>
+        </w:rPr>
+        <w:t xml:space="preserve">4</w:t>
+      </w:r>
+      <w:r>
+        <w:tab/>
+      </w:r>
+      <w:r>
+        <w:t xml:space="preserve">Features</w:t>
+      </w:r>
+    </w:p>
+    <w:bookmarkStart w:id="24" w:name="metadata"/>
     <w:p>
       <w:pPr>
         <w:pStyle w:val="Heading2"/>
@@ -607,13 +626,13 @@
         <w:rPr>
           <w:rStyle w:val="SectionNumber"/>
         </w:rPr>
-        <w:t xml:space="preserve">3.3</w:t>
-      </w:r>
-      <w:r>
-        <w:tab/>
-      </w:r>
-      <w:r>
-        <w:t xml:space="preserve">Callouts</w:t>
+        <w:t xml:space="preserve">4.1</w:t>
+      </w:r>
+      <w:r>
+        <w:tab/>
+      </w:r>
+      <w:r>
+        <w:t xml:space="preserve">Metadata</w:t>
       </w:r>
     </w:p>
     <w:p>
@@ -621,7 +640,91 @@
         <w:pStyle w:val="FirstParagraph"/>
       </w:pPr>
       <w:r>
-        <w:t xml:space="preserve">A few callout box styles have been added to easily highlight content.</w:t>
+        <w:t xml:space="preserve">Metadata for the project is managed in</w:t>
+      </w:r>
+      <w:r>
+        <w:t xml:space="preserve"> </w:t>
+      </w:r>
+      <w:r>
+        <w:rPr>
+          <w:rStyle w:val="VerbatimChar"/>
+        </w:rPr>
+        <w:t xml:space="preserve">metadata.yaml</w:t>
+      </w:r>
+      <w:r>
+        <w:t xml:space="preserve">. Edit this file to make global changes to variables for your document. Changes here will propagate to all format builds.</w:t>
+      </w:r>
+    </w:p>
+    <w:bookmarkEnd w:id="24"/>
+    <w:bookmarkStart w:id="26" w:name="front-matter"/>
+    <w:p>
+      <w:pPr>
+        <w:pStyle w:val="Heading2"/>
+      </w:pPr>
+      <w:r>
+        <w:rPr>
+          <w:rStyle w:val="SectionNumber"/>
+        </w:rPr>
+        <w:t xml:space="preserve">4.2</w:t>
+      </w:r>
+      <w:r>
+        <w:tab/>
+      </w:r>
+      <w:r>
+        <w:t xml:space="preserve">Front-matter</w:t>
+      </w:r>
+    </w:p>
+    <w:p>
+      <w:pPr>
+        <w:pStyle w:val="FirstParagraph"/>
+      </w:pPr>
+      <w:r>
+        <w:t xml:space="preserve">Front matter content is manged in:</w:t>
+      </w:r>
+      <w:r>
+        <w:t xml:space="preserve"> </w:t>
+      </w:r>
+      <w:r>
+        <w:t xml:space="preserve">-</w:t>
+      </w:r>
+      <w:r>
+        <w:t xml:space="preserve"> </w:t>
+      </w:r>
+      <w:r>
+        <w:rPr>
+          <w:rStyle w:val="VerbatimChar"/>
+        </w:rPr>
+        <w:t xml:space="preserve">templates/frontmatter.tex</w:t>
+      </w:r>
+      <w:r>
+        <w:t xml:space="preserve"> </w:t>
+      </w:r>
+      <w:r>
+        <w:t xml:space="preserve">-</w:t>
+      </w:r>
+      <w:r>
+        <w:t xml:space="preserve"> </w:t>
+      </w:r>
+      <w:r>
+        <w:rPr>
+          <w:rStyle w:val="VerbatimChar"/>
+        </w:rPr>
+        <w:t xml:space="preserve">templates/frontmatter.html</w:t>
+      </w:r>
+      <w:r>
+        <w:t xml:space="preserve"> </w:t>
+      </w:r>
+      <w:r>
+        <w:t xml:space="preserve">-</w:t>
+      </w:r>
+      <w:r>
+        <w:t xml:space="preserve"> </w:t>
+      </w:r>
+      <w:r>
+        <w:rPr>
+          <w:rStyle w:val="VerbatimChar"/>
+        </w:rPr>
+        <w:t xml:space="preserve">templates/frontmatter-md.html</w:t>
       </w:r>
     </w:p>
     <w:p>
@@ -629,12 +732,587 @@
         <w:pStyle w:val="BodyText"/>
       </w:pPr>
       <w:r>
+        <w:t xml:space="preserve">Edit the</w:t>
+      </w:r>
+      <w:r>
+        <w:t xml:space="preserve"> </w:t>
+      </w:r>
+      <w:r>
+        <w:rPr>
+          <w:b/>
+          <w:bCs/>
+        </w:rPr>
+        <w:t xml:space="preserve">Front-matter</w:t>
+      </w:r>
+      <w:r>
+        <w:t xml:space="preserve"> </w:t>
+      </w:r>
+      <w:r>
+        <w:t xml:space="preserve">files to modify the formatting of the Title Page.</w:t>
+      </w:r>
+    </w:p>
+    <w:bookmarkStart w:id="25" w:name="meta-data-page"/>
+    <w:p>
+      <w:pPr>
+        <w:pStyle w:val="Heading3"/>
+      </w:pPr>
+      <w:r>
+        <w:rPr>
+          <w:rStyle w:val="SectionNumber"/>
+        </w:rPr>
+        <w:t xml:space="preserve">4.2.1</w:t>
+      </w:r>
+      <w:r>
+        <w:tab/>
+      </w:r>
+      <w:r>
+        <w:t xml:space="preserve">Meta Data Page</w:t>
+      </w:r>
+    </w:p>
+    <w:p>
+      <w:pPr>
+        <w:pStyle w:val="FirstParagraph"/>
+      </w:pPr>
+      <w:r>
+        <w:t xml:space="preserve">Edit the</w:t>
+      </w:r>
+      <w:r>
+        <w:t xml:space="preserve"> </w:t>
+      </w:r>
+      <w:r>
+        <w:rPr>
+          <w:b/>
+          <w:bCs/>
+        </w:rPr>
+        <w:t xml:space="preserve">Front-matter</w:t>
+      </w:r>
+      <w:r>
+        <w:t xml:space="preserve"> </w:t>
+      </w:r>
+      <w:r>
+        <w:t xml:space="preserve">files to modify the 2nd page Metadata format.</w:t>
+      </w:r>
+      <w:r>
+        <w:t xml:space="preserve"> </w:t>
+      </w:r>
+      <w:r>
+        <w:t xml:space="preserve">### Cover Illustration</w:t>
+      </w:r>
+    </w:p>
+    <w:p>
+      <w:pPr>
+        <w:pStyle w:val="BodyText"/>
+      </w:pPr>
+      <w:r>
+        <w:t xml:space="preserve">Edit the</w:t>
+      </w:r>
+      <w:r>
+        <w:t xml:space="preserve"> </w:t>
+      </w:r>
+      <w:r>
+        <w:rPr>
+          <w:b/>
+          <w:bCs/>
+        </w:rPr>
+        <w:t xml:space="preserve">Front-matter</w:t>
+      </w:r>
+      <w:r>
+        <w:t xml:space="preserve"> </w:t>
+      </w:r>
+      <w:r>
+        <w:t xml:space="preserve">files to optionally un-comment the Cover Art Acknowledgement.</w:t>
+      </w:r>
+      <w:r>
+        <w:t xml:space="preserve"> </w:t>
+      </w:r>
+      <w:r>
+        <w:t xml:space="preserve">- This is disabled by default</w:t>
+      </w:r>
+      <w:r>
+        <w:t xml:space="preserve"> </w:t>
+      </w:r>
+      <w:r>
+        <w:t xml:space="preserve">### Dedication</w:t>
+      </w:r>
+    </w:p>
+    <w:p>
+      <w:pPr>
+        <w:pStyle w:val="BodyText"/>
+      </w:pPr>
+      <w:r>
+        <w:t xml:space="preserve">Edit the</w:t>
+      </w:r>
+      <w:r>
+        <w:t xml:space="preserve"> </w:t>
+      </w:r>
+      <w:r>
+        <w:rPr>
+          <w:b/>
+          <w:bCs/>
+        </w:rPr>
+        <w:t xml:space="preserve">Front-matter</w:t>
+      </w:r>
+      <w:r>
+        <w:t xml:space="preserve"> </w:t>
+      </w:r>
+      <w:r>
+        <w:t xml:space="preserve">files to modify un-comment the Book Dedication.</w:t>
+      </w:r>
+      <w:r>
+        <w:t xml:space="preserve"> </w:t>
+      </w:r>
+      <w:r>
+        <w:t xml:space="preserve">- This is disabled by default</w:t>
+      </w:r>
+      <w:r>
+        <w:t xml:space="preserve"> </w:t>
+      </w:r>
+      <w:r>
+        <w:t xml:space="preserve">## Table of Contents</w:t>
+      </w:r>
+    </w:p>
+    <w:bookmarkEnd w:id="25"/>
+    <w:bookmarkEnd w:id="26"/>
+    <w:bookmarkStart w:id="27" w:name="chapters"/>
+    <w:p>
+      <w:pPr>
+        <w:pStyle w:val="Heading2"/>
+      </w:pPr>
+      <w:r>
+        <w:rPr>
+          <w:rStyle w:val="SectionNumber"/>
+        </w:rPr>
+        <w:t xml:space="preserve">4.3</w:t>
+      </w:r>
+      <w:r>
+        <w:tab/>
+      </w:r>
+      <w:r>
+        <w:t xml:space="preserve">Chapters</w:t>
+      </w:r>
+    </w:p>
+    <w:p>
+      <w:pPr>
+        <w:pStyle w:val="FirstParagraph"/>
+      </w:pPr>
+      <w:r>
+        <w:t xml:space="preserve">Chapter Markdown source files are located in the</w:t>
+      </w:r>
+      <w:r>
+        <w:t xml:space="preserve"> </w:t>
+      </w:r>
+      <w:r>
+        <w:rPr>
+          <w:rStyle w:val="VerbatimChar"/>
+        </w:rPr>
+        <w:t xml:space="preserve">chapters</w:t>
+      </w:r>
+      <w:r>
+        <w:t xml:space="preserve"> </w:t>
+      </w:r>
+      <w:r>
+        <w:t xml:space="preserve">directory. Edit the</w:t>
+      </w:r>
+      <w:r>
+        <w:t xml:space="preserve"> </w:t>
+      </w:r>
+      <w:r>
+        <w:rPr>
+          <w:rStyle w:val="VerbatimChar"/>
+        </w:rPr>
+        <w:t xml:space="preserve">template\pandoc.yaml</w:t>
+      </w:r>
+      <w:r>
+        <w:t xml:space="preserve"> </w:t>
+      </w:r>
+      <w:r>
+        <w:t xml:space="preserve">file to control which chapter markdown files are in what order.</w:t>
+      </w:r>
+    </w:p>
+    <w:bookmarkEnd w:id="27"/>
+    <w:bookmarkStart w:id="28" w:name="appendixes"/>
+    <w:p>
+      <w:pPr>
+        <w:pStyle w:val="Heading2"/>
+      </w:pPr>
+      <w:r>
+        <w:rPr>
+          <w:rStyle w:val="SectionNumber"/>
+        </w:rPr>
+        <w:t xml:space="preserve">4.4</w:t>
+      </w:r>
+      <w:r>
+        <w:tab/>
+      </w:r>
+      <w:r>
+        <w:t xml:space="preserve">Appendixes</w:t>
+      </w:r>
+    </w:p>
+    <w:p>
+      <w:pPr>
+        <w:pStyle w:val="FirstParagraph"/>
+      </w:pPr>
+      <w:r>
+        <w:t xml:space="preserve">TBD</w:t>
+      </w:r>
+    </w:p>
+    <w:bookmarkEnd w:id="28"/>
+    <w:bookmarkStart w:id="29" w:name="glossary"/>
+    <w:p>
+      <w:pPr>
+        <w:pStyle w:val="Heading2"/>
+      </w:pPr>
+      <w:r>
+        <w:rPr>
+          <w:rStyle w:val="SectionNumber"/>
+        </w:rPr>
+        <w:t xml:space="preserve">4.5</w:t>
+      </w:r>
+      <w:r>
+        <w:tab/>
+      </w:r>
+      <w:r>
+        <w:t xml:space="preserve">Glossary</w:t>
+      </w:r>
+    </w:p>
+    <w:p>
+      <w:pPr>
+        <w:pStyle w:val="FirstParagraph"/>
+      </w:pPr>
+      <w:r>
+        <w:t xml:space="preserve">TBD</w:t>
+      </w:r>
+    </w:p>
+    <w:bookmarkEnd w:id="29"/>
+    <w:bookmarkStart w:id="31" w:name="index"/>
+    <w:p>
+      <w:pPr>
+        <w:pStyle w:val="Heading2"/>
+      </w:pPr>
+      <w:r>
+        <w:rPr>
+          <w:rStyle w:val="SectionNumber"/>
+        </w:rPr>
+        <w:t xml:space="preserve">4.6</w:t>
+      </w:r>
+      <w:r>
+        <w:tab/>
+      </w:r>
+      <w:r>
+        <w:t xml:space="preserve">Index</w:t>
+      </w:r>
+    </w:p>
+    <w:p>
+      <w:pPr>
+        <w:pStyle w:val="FirstParagraph"/>
+      </w:pPr>
+      <w:r>
+        <w:t xml:space="preserve">TBD</w:t>
+      </w:r>
+    </w:p>
+    <w:bookmarkStart w:id="30" w:name="markdown-indexes"/>
+    <w:p>
+      <w:pPr>
+        <w:pStyle w:val="Heading3"/>
+      </w:pPr>
+      <w:r>
+        <w:rPr>
+          <w:rStyle w:val="SectionNumber"/>
+        </w:rPr>
+        <w:t xml:space="preserve">4.6.1</w:t>
+      </w:r>
+      <w:r>
+        <w:tab/>
+      </w:r>
+      <w:r>
+        <w:t xml:space="preserve">Markdown Indexes</w:t>
+      </w:r>
+    </w:p>
+    <w:p>
+      <w:pPr>
+        <w:pStyle w:val="FirstParagraph"/>
+      </w:pPr>
+      <w:r>
+        <w:t xml:space="preserve">TBD</w:t>
+      </w:r>
+    </w:p>
+    <w:bookmarkEnd w:id="30"/>
+    <w:bookmarkEnd w:id="31"/>
+    <w:bookmarkStart w:id="34" w:name="bibliography"/>
+    <w:p>
+      <w:pPr>
+        <w:pStyle w:val="Heading2"/>
+      </w:pPr>
+      <w:r>
+        <w:rPr>
+          <w:rStyle w:val="SectionNumber"/>
+        </w:rPr>
+        <w:t xml:space="preserve">4.7</w:t>
+      </w:r>
+      <w:r>
+        <w:tab/>
+      </w:r>
+      <w:r>
+        <w:t xml:space="preserve">Bibliography</w:t>
+      </w:r>
+    </w:p>
+    <w:p>
+      <w:pPr>
+        <w:pStyle w:val="FirstParagraph"/>
+      </w:pPr>
+      <w:r>
+        <w:t xml:space="preserve">TBD</w:t>
+      </w:r>
+    </w:p>
+    <w:bookmarkStart w:id="32" w:name="zotero-integration"/>
+    <w:p>
+      <w:pPr>
+        <w:pStyle w:val="Heading3"/>
+      </w:pPr>
+      <w:r>
+        <w:rPr>
+          <w:rStyle w:val="SectionNumber"/>
+        </w:rPr>
+        <w:t xml:space="preserve">4.7.1</w:t>
+      </w:r>
+      <w:r>
+        <w:tab/>
+      </w:r>
+      <w:r>
+        <w:t xml:space="preserve">Zotero Integration</w:t>
+      </w:r>
+    </w:p>
+    <w:p>
+      <w:pPr>
+        <w:pStyle w:val="FirstParagraph"/>
+      </w:pPr>
+      <w:r>
+        <w:t xml:space="preserve">TBD</w:t>
+      </w:r>
+    </w:p>
+    <w:bookmarkEnd w:id="32"/>
+    <w:bookmarkStart w:id="33" w:name="obsidian-citations"/>
+    <w:p>
+      <w:pPr>
+        <w:pStyle w:val="Heading3"/>
+      </w:pPr>
+      <w:r>
+        <w:rPr>
+          <w:rStyle w:val="SectionNumber"/>
+        </w:rPr>
+        <w:t xml:space="preserve">4.7.2</w:t>
+      </w:r>
+      <w:r>
+        <w:tab/>
+      </w:r>
+      <w:r>
+        <w:t xml:space="preserve">Obsidian Citations</w:t>
+      </w:r>
+    </w:p>
+    <w:p>
+      <w:pPr>
+        <w:pStyle w:val="FirstParagraph"/>
+      </w:pPr>
+      <w:r>
+        <w:t xml:space="preserve">TBD</w:t>
+      </w:r>
+    </w:p>
+    <w:bookmarkEnd w:id="33"/>
+    <w:bookmarkEnd w:id="34"/>
+    <w:bookmarkStart w:id="37" w:name="mathjax-equations"/>
+    <w:p>
+      <w:pPr>
+        <w:pStyle w:val="Heading2"/>
+      </w:pPr>
+      <w:r>
+        <w:rPr>
+          <w:rStyle w:val="SectionNumber"/>
+        </w:rPr>
+        <w:t xml:space="preserve">4.8</w:t>
+      </w:r>
+      <w:r>
+        <w:tab/>
+      </w:r>
+      <w:r>
+        <w:t xml:space="preserve">Mathjax Equations</w:t>
+      </w:r>
+    </w:p>
+    <w:p>
+      <w:pPr>
+        <w:pStyle w:val="FirstParagraph"/>
+      </w:pPr>
+      <w:r>
+        <w:t xml:space="preserve">TBD</w:t>
+      </w:r>
+    </w:p>
+    <w:bookmarkStart w:id="35" w:name="left-justified-inline"/>
+    <w:p>
+      <w:pPr>
+        <w:pStyle w:val="Heading3"/>
+      </w:pPr>
+      <w:r>
+        <w:rPr>
+          <w:rStyle w:val="SectionNumber"/>
+        </w:rPr>
+        <w:t xml:space="preserve">4.8.1</w:t>
+      </w:r>
+      <w:r>
+        <w:tab/>
+      </w:r>
+      <w:r>
+        <w:t xml:space="preserve">Left Justified / Inline</w:t>
+      </w:r>
+    </w:p>
+    <w:p>
+      <w:pPr>
+        <w:pStyle w:val="FirstParagraph"/>
+      </w:pPr>
+      <w:r>
+        <w:t xml:space="preserve">TBD</w:t>
+      </w:r>
+    </w:p>
+    <w:bookmarkEnd w:id="35"/>
+    <w:bookmarkStart w:id="36" w:name="centered"/>
+    <w:p>
+      <w:pPr>
+        <w:pStyle w:val="Heading3"/>
+      </w:pPr>
+      <w:r>
+        <w:rPr>
+          <w:rStyle w:val="SectionNumber"/>
+        </w:rPr>
+        <w:t xml:space="preserve">4.8.2</w:t>
+      </w:r>
+      <w:r>
+        <w:tab/>
+      </w:r>
+      <w:r>
+        <w:t xml:space="preserve">Centered</w:t>
+      </w:r>
+    </w:p>
+    <w:p>
+      <w:pPr>
+        <w:pStyle w:val="FirstParagraph"/>
+      </w:pPr>
+      <w:r>
+        <w:t xml:space="preserve">TBD</w:t>
+      </w:r>
+    </w:p>
+    <w:bookmarkEnd w:id="36"/>
+    <w:bookmarkEnd w:id="37"/>
+    <w:bookmarkStart w:id="39" w:name="custom-markdown"/>
+    <w:p>
+      <w:pPr>
+        <w:pStyle w:val="Heading2"/>
+      </w:pPr>
+      <w:r>
+        <w:rPr>
+          <w:rStyle w:val="SectionNumber"/>
+        </w:rPr>
+        <w:t xml:space="preserve">4.9</w:t>
+      </w:r>
+      <w:r>
+        <w:tab/>
+      </w:r>
+      <w:r>
+        <w:t xml:space="preserve">Custom Markdown</w:t>
+      </w:r>
+    </w:p>
+    <w:p>
+      <w:pPr>
+        <w:pStyle w:val="FirstParagraph"/>
+      </w:pPr>
+      <w:r>
+        <w:t xml:space="preserve">TBD</w:t>
+      </w:r>
+    </w:p>
+    <w:bookmarkStart w:id="38" w:name="call-outs"/>
+    <w:p>
+      <w:pPr>
+        <w:pStyle w:val="Heading3"/>
+      </w:pPr>
+      <w:r>
+        <w:rPr>
+          <w:rStyle w:val="SectionNumber"/>
+        </w:rPr>
+        <w:t xml:space="preserve">4.9.1</w:t>
+      </w:r>
+      <w:r>
+        <w:tab/>
+      </w:r>
+      <w:r>
+        <w:t xml:space="preserve">Call-outs</w:t>
+      </w:r>
+    </w:p>
+    <w:p>
+      <w:pPr>
+        <w:pStyle w:val="FirstParagraph"/>
+      </w:pPr>
+      <w:r>
+        <w:t xml:space="preserve">A few call-out box styles have been custom added to easily highlight certain types of content.</w:t>
+      </w:r>
+    </w:p>
+    <w:p>
+      <w:r>
+        <w:pict>
+          <v:rect style="width:0;height:1.5pt" o:hralign="center" o:hrstd="t" o:hr="t"/>
+        </w:pict>
+      </w:r>
+    </w:p>
+    <w:p>
+      <w:r>
+        <w:pict>
+          <v:rect style="width:0;height:1.5pt" o:hralign="center" o:hrstd="t" o:hr="t"/>
+        </w:pict>
+      </w:r>
+    </w:p>
+    <w:p>
+      <w:r>
+        <w:pict>
+          <v:rect style="width:0;height:1.5pt" o:hralign="center" o:hrstd="t" o:hr="t"/>
+        </w:pict>
+      </w:r>
+    </w:p>
+    <w:p>
+      <w:r>
+        <w:pict>
+          <v:rect style="width:0;height:1.5pt" o:hralign="center" o:hrstd="t" o:hr="t"/>
+        </w:pict>
+      </w:r>
+    </w:p>
+    <w:p>
+      <w:r>
+        <w:pict>
+          <v:rect style="width:0;height:1.5pt" o:hralign="center" o:hrstd="t" o:hr="t"/>
+        </w:pict>
+      </w:r>
+    </w:p>
+    <w:p>
+      <w:r>
+        <w:pict>
+          <v:rect style="width:0;height:1.5pt" o:hralign="center" o:hrstd="t" o:hr="t"/>
+        </w:pict>
+      </w:r>
+    </w:p>
+    <w:p>
+      <w:r>
+        <w:pict>
+          <v:rect style="width:0;height:1.5pt" o:hralign="center" o:hrstd="t" o:hr="t"/>
+        </w:pict>
+      </w:r>
+    </w:p>
+    <w:p>
+      <w:pPr>
+        <w:pStyle w:val="FirstParagraph"/>
+      </w:pPr>
+      <w:r>
         <w:t xml:space="preserve">Appendix A</w:t>
       </w:r>
     </w:p>
-    <w:bookmarkEnd w:id="23"/>
-    <w:bookmarkEnd w:id="24"/>
-    <w:bookmarkStart w:id="45" w:name="appendix-a-build-environment-notes"/>
+    <w:bookmarkEnd w:id="38"/>
+    <w:bookmarkEnd w:id="39"/>
+    <w:bookmarkEnd w:id="40"/>
+    <w:bookmarkStart w:id="61" w:name="appendix-a-build-environment-notes"/>
     <w:p>
       <w:pPr>
         <w:pStyle w:val="Heading1"/>
@@ -643,7 +1321,7 @@
         <w:rPr>
           <w:rStyle w:val="SectionNumber"/>
         </w:rPr>
-        <w:t xml:space="preserve">4</w:t>
+        <w:t xml:space="preserve">5</w:t>
       </w:r>
       <w:r>
         <w:tab/>
@@ -652,7 +1330,7 @@
         <w:t xml:space="preserve">Appendix A: Build Environment Notes</w:t>
       </w:r>
     </w:p>
-    <w:bookmarkStart w:id="43" w:name="installing-pre-requisites"/>
+    <w:bookmarkStart w:id="59" w:name="installing-pre-requisites"/>
     <w:p>
       <w:pPr>
         <w:pStyle w:val="Heading2"/>
@@ -661,7 +1339,7 @@
         <w:rPr>
           <w:rStyle w:val="SectionNumber"/>
         </w:rPr>
-        <w:t xml:space="preserve">4.1</w:t>
+        <w:t xml:space="preserve">5.1</w:t>
       </w:r>
       <w:r>
         <w:tab/>
@@ -670,7 +1348,7 @@
         <w:t xml:space="preserve">Installing Pre-Requisites</w:t>
       </w:r>
     </w:p>
-    <w:bookmarkStart w:id="31" w:name="required"/>
+    <w:bookmarkStart w:id="47" w:name="required"/>
     <w:p>
       <w:pPr>
         <w:pStyle w:val="Heading3"/>
@@ -679,7 +1357,7 @@
         <w:rPr>
           <w:rStyle w:val="SectionNumber"/>
         </w:rPr>
-        <w:t xml:space="preserve">4.1.1</w:t>
+        <w:t xml:space="preserve">5.1.1</w:t>
       </w:r>
       <w:r>
         <w:tab/>
@@ -688,7 +1366,7 @@
         <w:t xml:space="preserve">Required</w:t>
       </w:r>
     </w:p>
-    <w:bookmarkStart w:id="26" w:name="pandoc"/>
+    <w:bookmarkStart w:id="42" w:name="pandoc"/>
     <w:p>
       <w:pPr>
         <w:pStyle w:val="Heading4"/>
@@ -697,7 +1375,7 @@
         <w:rPr>
           <w:rStyle w:val="SectionNumber"/>
         </w:rPr>
-        <w:t xml:space="preserve">4.1.1.1</w:t>
+        <w:t xml:space="preserve">5.1.1.1</w:t>
       </w:r>
       <w:r>
         <w:tab/>
@@ -726,7 +1404,7 @@
           <w:numId w:val="1001"/>
         </w:numPr>
       </w:pPr>
-      <w:hyperlink r:id="rId25">
+      <w:hyperlink r:id="rId41">
         <w:r>
           <w:rPr>
             <w:rStyle w:val="Hyperlink"/>
@@ -746,8 +1424,8 @@
         <w:t xml:space="preserve">sudo apt install https://github.com/jgm/pandoc/releases/download/3.8.2.1/pandoc-3.8.2.1-1-amd64.deb</w:t>
       </w:r>
     </w:p>
-    <w:bookmarkEnd w:id="26"/>
-    <w:bookmarkStart w:id="27" w:name="code-editor"/>
+    <w:bookmarkEnd w:id="42"/>
+    <w:bookmarkStart w:id="43" w:name="code-editor"/>
     <w:p>
       <w:pPr>
         <w:pStyle w:val="Heading4"/>
@@ -756,7 +1434,7 @@
         <w:rPr>
           <w:rStyle w:val="SectionNumber"/>
         </w:rPr>
-        <w:t xml:space="preserve">4.1.1.2</w:t>
+        <w:t xml:space="preserve">5.1.1.2</w:t>
       </w:r>
       <w:r>
         <w:tab/>
@@ -790,8 +1468,8 @@
         <w:t xml:space="preserve">sudo apt install make</w:t>
       </w:r>
     </w:p>
-    <w:bookmarkEnd w:id="27"/>
-    <w:bookmarkStart w:id="28" w:name="jq-and-yq"/>
+    <w:bookmarkEnd w:id="43"/>
+    <w:bookmarkStart w:id="44" w:name="jq-and-yq"/>
     <w:p>
       <w:pPr>
         <w:pStyle w:val="Heading4"/>
@@ -800,7 +1478,7 @@
         <w:rPr>
           <w:rStyle w:val="SectionNumber"/>
         </w:rPr>
-        <w:t xml:space="preserve">4.1.1.3</w:t>
+        <w:t xml:space="preserve">5.1.1.3</w:t>
       </w:r>
       <w:r>
         <w:tab/>
@@ -820,8 +1498,8 @@
         <w:t xml:space="preserve">sudo apt install jq yq</w:t>
       </w:r>
     </w:p>
-    <w:bookmarkEnd w:id="28"/>
-    <w:bookmarkStart w:id="29" w:name="texlive"/>
+    <w:bookmarkEnd w:id="44"/>
+    <w:bookmarkStart w:id="45" w:name="texlive"/>
     <w:p>
       <w:pPr>
         <w:pStyle w:val="Heading4"/>
@@ -830,7 +1508,7 @@
         <w:rPr>
           <w:rStyle w:val="SectionNumber"/>
         </w:rPr>
-        <w:t xml:space="preserve">4.1.1.4</w:t>
+        <w:t xml:space="preserve">5.1.1.4</w:t>
       </w:r>
       <w:r>
         <w:tab/>
@@ -850,8 +1528,8 @@
         <w:t xml:space="preserve">sudo apt install texlive texlive-xetex texlive-latex-extra texlive-fonts-recommended texlive-fonts-extra</w:t>
       </w:r>
     </w:p>
-    <w:bookmarkEnd w:id="29"/>
-    <w:bookmarkStart w:id="30" w:name="mathjax"/>
+    <w:bookmarkEnd w:id="45"/>
+    <w:bookmarkStart w:id="46" w:name="mathjax"/>
     <w:p>
       <w:pPr>
         <w:pStyle w:val="Heading4"/>
@@ -860,7 +1538,7 @@
         <w:rPr>
           <w:rStyle w:val="SectionNumber"/>
         </w:rPr>
-        <w:t xml:space="preserve">4.1.1.5</w:t>
+        <w:t xml:space="preserve">5.1.1.5</w:t>
       </w:r>
       <w:r>
         <w:tab/>
@@ -919,9 +1597,9 @@
         <w:t xml:space="preserve">rm -rf package mathjax-3.2.2.tgz</w:t>
       </w:r>
     </w:p>
-    <w:bookmarkEnd w:id="30"/>
-    <w:bookmarkEnd w:id="31"/>
-    <w:bookmarkStart w:id="42" w:name="optional"/>
+    <w:bookmarkEnd w:id="46"/>
+    <w:bookmarkEnd w:id="47"/>
+    <w:bookmarkStart w:id="58" w:name="optional"/>
     <w:p>
       <w:pPr>
         <w:pStyle w:val="Heading3"/>
@@ -930,7 +1608,7 @@
         <w:rPr>
           <w:rStyle w:val="SectionNumber"/>
         </w:rPr>
-        <w:t xml:space="preserve">4.1.2</w:t>
+        <w:t xml:space="preserve">5.1.2</w:t>
       </w:r>
       <w:r>
         <w:tab/>
@@ -947,7 +1625,7 @@
         <w:t xml:space="preserve">The following are not strictly requires to use this book builder template.</w:t>
       </w:r>
     </w:p>
-    <w:bookmarkStart w:id="33" w:name="obsidian"/>
+    <w:bookmarkStart w:id="49" w:name="obsidian"/>
     <w:p>
       <w:pPr>
         <w:pStyle w:val="Heading4"/>
@@ -956,7 +1634,7 @@
         <w:rPr>
           <w:rStyle w:val="SectionNumber"/>
         </w:rPr>
-        <w:t xml:space="preserve">4.1.2.1</w:t>
+        <w:t xml:space="preserve">5.1.2.1</w:t>
       </w:r>
       <w:r>
         <w:tab/>
@@ -985,7 +1663,7 @@
           <w:numId w:val="1003"/>
         </w:numPr>
       </w:pPr>
-      <w:hyperlink r:id="rId32">
+      <w:hyperlink r:id="rId48">
         <w:r>
           <w:rPr>
             <w:rStyle w:val="Hyperlink"/>
@@ -1005,8 +1683,8 @@
         <w:t xml:space="preserve">sudo apt install https://github.com/obsidianmd/obsidian-releases/releases/download/v1.9.14/obsidian_1.9.14_amd64.deb</w:t>
       </w:r>
     </w:p>
-    <w:bookmarkEnd w:id="33"/>
-    <w:bookmarkStart w:id="37" w:name="zotero"/>
+    <w:bookmarkEnd w:id="49"/>
+    <w:bookmarkStart w:id="53" w:name="zotero"/>
     <w:p>
       <w:pPr>
         <w:pStyle w:val="Heading4"/>
@@ -1015,7 +1693,7 @@
         <w:rPr>
           <w:rStyle w:val="SectionNumber"/>
         </w:rPr>
-        <w:t xml:space="preserve">4.1.2.2</w:t>
+        <w:t xml:space="preserve">5.1.2.2</w:t>
       </w:r>
       <w:r>
         <w:tab/>
@@ -1069,7 +1747,7 @@
         <w:t xml:space="preserve">sudo apt install zotero</w:t>
       </w:r>
     </w:p>
-    <w:bookmarkStart w:id="34" w:name="better-bibtex-for-zotero"/>
+    <w:bookmarkStart w:id="50" w:name="better-bibtex-for-zotero"/>
     <w:p>
       <w:pPr>
         <w:pStyle w:val="Heading5"/>
@@ -1078,7 +1756,7 @@
         <w:rPr>
           <w:rStyle w:val="SectionNumber"/>
         </w:rPr>
-        <w:t xml:space="preserve">4.1.2.2.1</w:t>
+        <w:t xml:space="preserve">5.1.2.2.1</w:t>
       </w:r>
       <w:r>
         <w:tab/>
@@ -1101,8 +1779,8 @@
         <w:t xml:space="preserve">- Zotero &gt; Tool &gt; Plugins</w:t>
       </w:r>
     </w:p>
-    <w:bookmarkEnd w:id="34"/>
-    <w:bookmarkStart w:id="35" w:name="export-citations.bib"/>
+    <w:bookmarkEnd w:id="50"/>
+    <w:bookmarkStart w:id="51" w:name="export-citations.bib"/>
     <w:p>
       <w:pPr>
         <w:pStyle w:val="Heading5"/>
@@ -1111,7 +1789,7 @@
         <w:rPr>
           <w:rStyle w:val="SectionNumber"/>
         </w:rPr>
-        <w:t xml:space="preserve">4.1.2.2.2</w:t>
+        <w:t xml:space="preserve">5.1.2.2.2</w:t>
       </w:r>
       <w:r>
         <w:tab/>
@@ -1168,8 +1846,8 @@
         <w:t xml:space="preserve">☐ Symlink your ~/Documents/Lib/Citations.bib to basic-book-builder/lib/zotero.bib</w:t>
       </w:r>
     </w:p>
-    <w:bookmarkEnd w:id="35"/>
-    <w:bookmarkStart w:id="36" w:name="zotero-connector-browser-plugin"/>
+    <w:bookmarkEnd w:id="51"/>
+    <w:bookmarkStart w:id="52" w:name="zotero-connector-browser-plugin"/>
     <w:p>
       <w:pPr>
         <w:pStyle w:val="Heading5"/>
@@ -1178,7 +1856,7 @@
         <w:rPr>
           <w:rStyle w:val="SectionNumber"/>
         </w:rPr>
-        <w:t xml:space="preserve">4.1.2.2.3</w:t>
+        <w:t xml:space="preserve">5.1.2.2.3</w:t>
       </w:r>
       <w:r>
         <w:tab/>
@@ -1207,9 +1885,9 @@
         <w:t xml:space="preserve">Provides you the ability to auto add Web resources to your Zotero citation database.</w:t>
       </w:r>
     </w:p>
-    <w:bookmarkEnd w:id="36"/>
-    <w:bookmarkEnd w:id="37"/>
-    <w:bookmarkStart w:id="38" w:name="lmodern"/>
+    <w:bookmarkEnd w:id="52"/>
+    <w:bookmarkEnd w:id="53"/>
+    <w:bookmarkStart w:id="54" w:name="lmodern"/>
     <w:p>
       <w:pPr>
         <w:pStyle w:val="Heading4"/>
@@ -1218,7 +1896,7 @@
         <w:rPr>
           <w:rStyle w:val="SectionNumber"/>
         </w:rPr>
-        <w:t xml:space="preserve">4.1.2.3</w:t>
+        <w:t xml:space="preserve">5.1.2.3</w:t>
       </w:r>
       <w:r>
         <w:tab/>
@@ -1238,8 +1916,8 @@
         <w:t xml:space="preserve">sudo apt install lmodern</w:t>
       </w:r>
     </w:p>
-    <w:bookmarkEnd w:id="38"/>
-    <w:bookmarkStart w:id="39" w:name="epubcheck"/>
+    <w:bookmarkEnd w:id="54"/>
+    <w:bookmarkStart w:id="55" w:name="epubcheck"/>
     <w:p>
       <w:pPr>
         <w:pStyle w:val="Heading4"/>
@@ -1248,7 +1926,7 @@
         <w:rPr>
           <w:rStyle w:val="SectionNumber"/>
         </w:rPr>
-        <w:t xml:space="preserve">4.1.2.4</w:t>
+        <w:t xml:space="preserve">5.1.2.4</w:t>
       </w:r>
       <w:r>
         <w:tab/>
@@ -1268,8 +1946,8 @@
         <w:t xml:space="preserve">sudo apt install epubcheck</w:t>
       </w:r>
     </w:p>
-    <w:bookmarkEnd w:id="39"/>
-    <w:bookmarkStart w:id="40" w:name="foliate"/>
+    <w:bookmarkEnd w:id="55"/>
+    <w:bookmarkStart w:id="56" w:name="foliate"/>
     <w:p>
       <w:pPr>
         <w:pStyle w:val="Heading4"/>
@@ -1278,7 +1956,7 @@
         <w:rPr>
           <w:rStyle w:val="SectionNumber"/>
         </w:rPr>
-        <w:t xml:space="preserve">4.1.2.5</w:t>
+        <w:t xml:space="preserve">5.1.2.5</w:t>
       </w:r>
       <w:r>
         <w:tab/>
@@ -1318,8 +1996,8 @@
         <w:t xml:space="preserve">sudo apt install https://github.com/johnfactotum/foliate/releases/download/2.6.4/com.github.johnfactotum.foliate_2.6.4_all.deb</w:t>
       </w:r>
     </w:p>
-    <w:bookmarkEnd w:id="40"/>
-    <w:bookmarkStart w:id="41" w:name="calibre"/>
+    <w:bookmarkEnd w:id="56"/>
+    <w:bookmarkStart w:id="57" w:name="calibre"/>
     <w:p>
       <w:pPr>
         <w:pStyle w:val="Heading4"/>
@@ -1328,7 +2006,7 @@
         <w:rPr>
           <w:rStyle w:val="SectionNumber"/>
         </w:rPr>
-        <w:t xml:space="preserve">4.1.2.6</w:t>
+        <w:t xml:space="preserve">5.1.2.6</w:t>
       </w:r>
       <w:r>
         <w:tab/>
@@ -1368,10 +2046,10 @@
         <w:t xml:space="preserve">sudo apt install calibre</w:t>
       </w:r>
     </w:p>
-    <w:bookmarkEnd w:id="41"/>
-    <w:bookmarkEnd w:id="42"/>
-    <w:bookmarkEnd w:id="43"/>
-    <w:bookmarkStart w:id="44" w:name="editing-the-configuration"/>
+    <w:bookmarkEnd w:id="57"/>
+    <w:bookmarkEnd w:id="58"/>
+    <w:bookmarkEnd w:id="59"/>
+    <w:bookmarkStart w:id="60" w:name="editing-the-configuration"/>
     <w:p>
       <w:pPr>
         <w:pStyle w:val="Heading2"/>
@@ -1380,7 +2058,7 @@
         <w:rPr>
           <w:rStyle w:val="SectionNumber"/>
         </w:rPr>
-        <w:t xml:space="preserve">4.2</w:t>
+        <w:t xml:space="preserve">5.2</w:t>
       </w:r>
       <w:r>
         <w:tab/>
@@ -1389,9 +2067,9 @@
         <w:t xml:space="preserve">Editing the Configuration</w:t>
       </w:r>
     </w:p>
-    <w:bookmarkEnd w:id="44"/>
-    <w:bookmarkEnd w:id="45"/>
-    <w:bookmarkStart w:id="46" w:name="glossary"/>
+    <w:bookmarkEnd w:id="60"/>
+    <w:bookmarkEnd w:id="61"/>
+    <w:bookmarkStart w:id="62" w:name="glossary-1"/>
     <w:p>
       <w:pPr>
         <w:pStyle w:val="Heading1"/>
@@ -2256,8 +2934,8 @@
         </w:tc>
       </w:tr>
     </w:tbl>
-    <w:bookmarkEnd w:id="46"/>
-    <w:bookmarkStart w:id="51" w:name="bibliography"/>
+    <w:bookmarkEnd w:id="62"/>
+    <w:bookmarkStart w:id="67" w:name="bibliography-1"/>
     <w:p>
       <w:pPr>
         <w:pStyle w:val="Heading1"/>
@@ -2266,8 +2944,8 @@
         <w:t xml:space="preserve">Bibliography</w:t>
       </w:r>
     </w:p>
-    <w:bookmarkStart w:id="50" w:name="refs"/>
-    <w:bookmarkStart w:id="47" w:name="ref-JehaverlackBasicbookbuilderPandoca"/>
+    <w:bookmarkStart w:id="66" w:name="refs"/>
+    <w:bookmarkStart w:id="63" w:name="ref-JehaverlackBasicbookbuilderPandoca"/>
     <w:p>
       <w:pPr>
         <w:pStyle w:val="Bibliography"/>
@@ -2402,8 +3080,8 @@
         <w:t xml:space="preserve"> n.d. Https://github.com/jehaverlack/basic-book-builder.</w:t>
       </w:r>
     </w:p>
-    <w:bookmarkEnd w:id="47"/>
-    <w:bookmarkStart w:id="48" w:name="ref-JohnHaverlackACEP"/>
+    <w:bookmarkEnd w:id="63"/>
+    <w:bookmarkStart w:id="64" w:name="ref-JohnHaverlackACEP"/>
     <w:p>
       <w:pPr>
         <w:pStyle w:val="Bibliography"/>
@@ -2454,8 +3132,8 @@
         <w:t xml:space="preserve">. n.d. Https://www.uaf.edu/acep/about/our-team/john-haverlack.php.</w:t>
       </w:r>
     </w:p>
-    <w:bookmarkEnd w:id="48"/>
-    <w:bookmarkStart w:id="49" w:name="ref-PandocIndex"/>
+    <w:bookmarkEnd w:id="64"/>
+    <w:bookmarkStart w:id="65" w:name="ref-PandocIndex"/>
     <w:p>
       <w:pPr>
         <w:pStyle w:val="Bibliography"/>
@@ -2471,9 +3149,9 @@
         <w:t xml:space="preserve">. n.d. Https://pandoc.org/.</w:t>
       </w:r>
     </w:p>
-    <w:bookmarkEnd w:id="49"/>
-    <w:bookmarkEnd w:id="50"/>
-    <w:bookmarkEnd w:id="51"/>
+    <w:bookmarkEnd w:id="65"/>
+    <w:bookmarkEnd w:id="66"/>
+    <w:bookmarkEnd w:id="67"/>
     <w:sectPr>
       <w:footnotePr>
         <w:numRestart w:val="eachSect"/>

--- a/build/docx/basic-book-builder.docx
+++ b/build/docx/basic-book-builder.docx
@@ -3,7 +3,7 @@
 <w:document xmlns:w="http://schemas.openxmlformats.org/wordprocessingml/2006/main" xmlns:m="http://schemas.openxmlformats.org/officeDocument/2006/math" xmlns:r="http://schemas.openxmlformats.org/officeDocument/2006/relationships" xmlns:o="urn:schemas-microsoft-com:office:office" xmlns:v="urn:schemas-microsoft-com:vml" xmlns:w10="urn:schemas-microsoft-com:office:word" xmlns:a="http://schemas.openxmlformats.org/drawingml/2006/main" xmlns:pic="http://schemas.openxmlformats.org/drawingml/2006/picture" xmlns:wp="http://schemas.openxmlformats.org/drawingml/2006/wordprocessingDrawing">
   <w:body>
     # Basic Book Builder
-    ## A Pandoc template for building books, documents and articles
+    ## A Pandoc build process for books, docs and articles
     **John Haverlack**
     2026-02-04
     ---
@@ -344,7 +344,7 @@
     <w:bookmarkEnd w:id="13"/>
     <w:bookmarkEnd w:id="14"/>
     <w:bookmarkEnd w:id="15"/>
-    <w:bookmarkStart w:id="23" w:name="usage"/>
+    <w:bookmarkStart w:id="24" w:name="usage"/>
     <w:p>
       <w:pPr>
         <w:pStyle w:val="Heading1"/>
@@ -362,7 +362,7 @@
         <w:t xml:space="preserve">Usage</w:t>
       </w:r>
     </w:p>
-    <w:bookmarkStart w:id="16" w:name="editing-content"/>
+    <w:bookmarkStart w:id="16" w:name="creating-a-project"/>
     <w:p>
       <w:pPr>
         <w:pStyle w:val="Heading2"/>
@@ -377,204 +377,7 @@
         <w:tab/>
       </w:r>
       <w:r>
-        <w:t xml:space="preserve">Editing Content</w:t>
-      </w:r>
-    </w:p>
-    <w:bookmarkEnd w:id="16"/>
-    <w:bookmarkStart w:id="22" w:name="building"/>
-    <w:p>
-      <w:pPr>
-        <w:pStyle w:val="Heading2"/>
-      </w:pPr>
-      <w:r>
-        <w:rPr>
-          <w:rStyle w:val="SectionNumber"/>
-        </w:rPr>
-        <w:t xml:space="preserve">3.2</w:t>
-      </w:r>
-      <w:r>
-        <w:tab/>
-      </w:r>
-      <w:r>
-        <w:t xml:space="preserve">Building</w:t>
-      </w:r>
-    </w:p>
-    <w:bookmarkStart w:id="17" w:name="pdf"/>
-    <w:p>
-      <w:pPr>
-        <w:pStyle w:val="Heading3"/>
-      </w:pPr>
-      <w:r>
-        <w:rPr>
-          <w:rStyle w:val="SectionNumber"/>
-        </w:rPr>
-        <w:t xml:space="preserve">3.2.1</w:t>
-      </w:r>
-      <w:r>
-        <w:tab/>
-      </w:r>
-      <w:r>
-        <w:t xml:space="preserve">PDF</w:t>
-      </w:r>
-    </w:p>
-    <w:p>
-      <w:pPr>
-        <w:pStyle w:val="SourceCode"/>
-      </w:pPr>
-      <w:r>
-        <w:rPr>
-          <w:rStyle w:val="VerbatimChar"/>
-        </w:rPr>
-        <w:t xml:space="preserve">make pdf</w:t>
-      </w:r>
-    </w:p>
-    <w:p>
-      <w:pPr>
-        <w:pStyle w:val="BlockText"/>
-      </w:pPr>
-      <w:r>
-        <w:t xml:space="preserve">NOTE: Building the PDF also builds the</w:t>
-      </w:r>
-      <w:r>
-        <w:t xml:space="preserve"> </w:t>
-      </w:r>
-      <w:r>
-        <w:rPr>
-          <w:b/>
-          <w:bCs/>
-        </w:rPr>
-        <w:t xml:space="preserve">LaTeX</w:t>
-      </w:r>
-      <w:r>
-        <w:t xml:space="preserve"> </w:t>
-      </w:r>
-      <w:r>
-        <w:t xml:space="preserve">version of the book.</w:t>
-      </w:r>
-    </w:p>
-    <w:bookmarkEnd w:id="17"/>
-    <w:bookmarkStart w:id="18" w:name="html"/>
-    <w:p>
-      <w:pPr>
-        <w:pStyle w:val="Heading3"/>
-      </w:pPr>
-      <w:r>
-        <w:rPr>
-          <w:rStyle w:val="SectionNumber"/>
-        </w:rPr>
-        <w:t xml:space="preserve">3.2.2</w:t>
-      </w:r>
-      <w:r>
-        <w:tab/>
-      </w:r>
-      <w:r>
-        <w:t xml:space="preserve">HTML</w:t>
-      </w:r>
-    </w:p>
-    <w:p>
-      <w:pPr>
-        <w:pStyle w:val="SourceCode"/>
-      </w:pPr>
-      <w:r>
-        <w:rPr>
-          <w:rStyle w:val="VerbatimChar"/>
-        </w:rPr>
-        <w:t xml:space="preserve">make html</w:t>
-      </w:r>
-    </w:p>
-    <w:bookmarkEnd w:id="18"/>
-    <w:bookmarkStart w:id="19" w:name="docx"/>
-    <w:p>
-      <w:pPr>
-        <w:pStyle w:val="Heading3"/>
-      </w:pPr>
-      <w:r>
-        <w:rPr>
-          <w:rStyle w:val="SectionNumber"/>
-        </w:rPr>
-        <w:t xml:space="preserve">3.2.3</w:t>
-      </w:r>
-      <w:r>
-        <w:tab/>
-      </w:r>
-      <w:r>
-        <w:t xml:space="preserve">DocX</w:t>
-      </w:r>
-    </w:p>
-    <w:p>
-      <w:pPr>
-        <w:pStyle w:val="SourceCode"/>
-      </w:pPr>
-      <w:r>
-        <w:rPr>
-          <w:rStyle w:val="VerbatimChar"/>
-        </w:rPr>
-        <w:t xml:space="preserve">make docx</w:t>
-      </w:r>
-    </w:p>
-    <w:p>
-      <w:pPr>
-        <w:pStyle w:val="BlockText"/>
-      </w:pPr>
-      <w:r>
-        <w:t xml:space="preserve">NOTE: DocX is a work in progress. Frontmatter and formatting need work.</w:t>
-      </w:r>
-    </w:p>
-    <w:bookmarkEnd w:id="19"/>
-    <w:bookmarkStart w:id="20" w:name="odt"/>
-    <w:p>
-      <w:pPr>
-        <w:pStyle w:val="Heading3"/>
-      </w:pPr>
-      <w:r>
-        <w:rPr>
-          <w:rStyle w:val="SectionNumber"/>
-        </w:rPr>
-        <w:t xml:space="preserve">3.2.4</w:t>
-      </w:r>
-      <w:r>
-        <w:tab/>
-      </w:r>
-      <w:r>
-        <w:t xml:space="preserve">ODT</w:t>
-      </w:r>
-    </w:p>
-    <w:p>
-      <w:pPr>
-        <w:pStyle w:val="SourceCode"/>
-      </w:pPr>
-      <w:r>
-        <w:rPr>
-          <w:rStyle w:val="VerbatimChar"/>
-        </w:rPr>
-        <w:t xml:space="preserve">make odt</w:t>
-      </w:r>
-    </w:p>
-    <w:p>
-      <w:pPr>
-        <w:pStyle w:val="BlockText"/>
-      </w:pPr>
-      <w:r>
-        <w:t xml:space="preserve">NOTE: ODT is a work in progress. Frontmatter and formatting need work.</w:t>
-      </w:r>
-    </w:p>
-    <w:bookmarkEnd w:id="20"/>
-    <w:bookmarkStart w:id="21" w:name="make-all"/>
-    <w:p>
-      <w:pPr>
-        <w:pStyle w:val="Heading3"/>
-      </w:pPr>
-      <w:r>
-        <w:rPr>
-          <w:rStyle w:val="SectionNumber"/>
-        </w:rPr>
-        <w:t xml:space="preserve">3.2.5</w:t>
-      </w:r>
-      <w:r>
-        <w:tab/>
-      </w:r>
-      <w:r>
-        <w:t xml:space="preserve">Make All</w:t>
+        <w:t xml:space="preserve">Creating a Project</w:t>
       </w:r>
     </w:p>
     <w:p>
@@ -582,806 +385,7 @@
         <w:pStyle w:val="FirstParagraph"/>
       </w:pPr>
       <w:r>
-        <w:t xml:space="preserve">To build all supported formats</w:t>
-      </w:r>
-    </w:p>
-    <w:p>
-      <w:pPr>
-        <w:pStyle w:val="SourceCode"/>
-      </w:pPr>
-      <w:r>
-        <w:rPr>
-          <w:rStyle w:val="VerbatimChar"/>
-        </w:rPr>
-        <w:t xml:space="preserve">make all</w:t>
-      </w:r>
-    </w:p>
-    <w:bookmarkEnd w:id="21"/>
-    <w:bookmarkEnd w:id="22"/>
-    <w:bookmarkEnd w:id="23"/>
-    <w:bookmarkStart w:id="40" w:name="features"/>
-    <w:p>
-      <w:pPr>
-        <w:pStyle w:val="Heading1"/>
-      </w:pPr>
-      <w:r>
-        <w:rPr>
-          <w:rStyle w:val="SectionNumber"/>
-        </w:rPr>
-        <w:t xml:space="preserve">4</w:t>
-      </w:r>
-      <w:r>
-        <w:tab/>
-      </w:r>
-      <w:r>
-        <w:t xml:space="preserve">Features</w:t>
-      </w:r>
-    </w:p>
-    <w:bookmarkStart w:id="24" w:name="metadata"/>
-    <w:p>
-      <w:pPr>
-        <w:pStyle w:val="Heading2"/>
-      </w:pPr>
-      <w:r>
-        <w:rPr>
-          <w:rStyle w:val="SectionNumber"/>
-        </w:rPr>
-        <w:t xml:space="preserve">4.1</w:t>
-      </w:r>
-      <w:r>
-        <w:tab/>
-      </w:r>
-      <w:r>
-        <w:t xml:space="preserve">Metadata</w:t>
-      </w:r>
-    </w:p>
-    <w:p>
-      <w:pPr>
-        <w:pStyle w:val="FirstParagraph"/>
-      </w:pPr>
-      <w:r>
-        <w:t xml:space="preserve">Metadata for the project is managed in</w:t>
-      </w:r>
-      <w:r>
-        <w:t xml:space="preserve"> </w:t>
-      </w:r>
-      <w:r>
-        <w:rPr>
-          <w:rStyle w:val="VerbatimChar"/>
-        </w:rPr>
-        <w:t xml:space="preserve">metadata.yaml</w:t>
-      </w:r>
-      <w:r>
-        <w:t xml:space="preserve">. Edit this file to make global changes to variables for your document. Changes here will propagate to all format builds.</w:t>
-      </w:r>
-    </w:p>
-    <w:bookmarkEnd w:id="24"/>
-    <w:bookmarkStart w:id="26" w:name="front-matter"/>
-    <w:p>
-      <w:pPr>
-        <w:pStyle w:val="Heading2"/>
-      </w:pPr>
-      <w:r>
-        <w:rPr>
-          <w:rStyle w:val="SectionNumber"/>
-        </w:rPr>
-        <w:t xml:space="preserve">4.2</w:t>
-      </w:r>
-      <w:r>
-        <w:tab/>
-      </w:r>
-      <w:r>
-        <w:t xml:space="preserve">Front-matter</w:t>
-      </w:r>
-    </w:p>
-    <w:p>
-      <w:pPr>
-        <w:pStyle w:val="FirstParagraph"/>
-      </w:pPr>
-      <w:r>
-        <w:t xml:space="preserve">Front matter content is manged in:</w:t>
-      </w:r>
-      <w:r>
-        <w:t xml:space="preserve"> </w:t>
-      </w:r>
-      <w:r>
-        <w:t xml:space="preserve">-</w:t>
-      </w:r>
-      <w:r>
-        <w:t xml:space="preserve"> </w:t>
-      </w:r>
-      <w:r>
-        <w:rPr>
-          <w:rStyle w:val="VerbatimChar"/>
-        </w:rPr>
-        <w:t xml:space="preserve">templates/frontmatter.tex</w:t>
-      </w:r>
-      <w:r>
-        <w:t xml:space="preserve"> </w:t>
-      </w:r>
-      <w:r>
-        <w:t xml:space="preserve">-</w:t>
-      </w:r>
-      <w:r>
-        <w:t xml:space="preserve"> </w:t>
-      </w:r>
-      <w:r>
-        <w:rPr>
-          <w:rStyle w:val="VerbatimChar"/>
-        </w:rPr>
-        <w:t xml:space="preserve">templates/frontmatter.html</w:t>
-      </w:r>
-      <w:r>
-        <w:t xml:space="preserve"> </w:t>
-      </w:r>
-      <w:r>
-        <w:t xml:space="preserve">-</w:t>
-      </w:r>
-      <w:r>
-        <w:t xml:space="preserve"> </w:t>
-      </w:r>
-      <w:r>
-        <w:rPr>
-          <w:rStyle w:val="VerbatimChar"/>
-        </w:rPr>
-        <w:t xml:space="preserve">templates/frontmatter-md.html</w:t>
-      </w:r>
-    </w:p>
-    <w:p>
-      <w:pPr>
-        <w:pStyle w:val="BodyText"/>
-      </w:pPr>
-      <w:r>
-        <w:t xml:space="preserve">Edit the</w:t>
-      </w:r>
-      <w:r>
-        <w:t xml:space="preserve"> </w:t>
-      </w:r>
-      <w:r>
-        <w:rPr>
-          <w:b/>
-          <w:bCs/>
-        </w:rPr>
-        <w:t xml:space="preserve">Front-matter</w:t>
-      </w:r>
-      <w:r>
-        <w:t xml:space="preserve"> </w:t>
-      </w:r>
-      <w:r>
-        <w:t xml:space="preserve">files to modify the formatting of the Title Page.</w:t>
-      </w:r>
-    </w:p>
-    <w:bookmarkStart w:id="25" w:name="meta-data-page"/>
-    <w:p>
-      <w:pPr>
-        <w:pStyle w:val="Heading3"/>
-      </w:pPr>
-      <w:r>
-        <w:rPr>
-          <w:rStyle w:val="SectionNumber"/>
-        </w:rPr>
-        <w:t xml:space="preserve">4.2.1</w:t>
-      </w:r>
-      <w:r>
-        <w:tab/>
-      </w:r>
-      <w:r>
-        <w:t xml:space="preserve">Meta Data Page</w:t>
-      </w:r>
-    </w:p>
-    <w:p>
-      <w:pPr>
-        <w:pStyle w:val="FirstParagraph"/>
-      </w:pPr>
-      <w:r>
-        <w:t xml:space="preserve">Edit the</w:t>
-      </w:r>
-      <w:r>
-        <w:t xml:space="preserve"> </w:t>
-      </w:r>
-      <w:r>
-        <w:rPr>
-          <w:b/>
-          <w:bCs/>
-        </w:rPr>
-        <w:t xml:space="preserve">Front-matter</w:t>
-      </w:r>
-      <w:r>
-        <w:t xml:space="preserve"> </w:t>
-      </w:r>
-      <w:r>
-        <w:t xml:space="preserve">files to modify the 2nd page Metadata format.</w:t>
-      </w:r>
-      <w:r>
-        <w:t xml:space="preserve"> </w:t>
-      </w:r>
-      <w:r>
-        <w:t xml:space="preserve">### Cover Illustration</w:t>
-      </w:r>
-    </w:p>
-    <w:p>
-      <w:pPr>
-        <w:pStyle w:val="BodyText"/>
-      </w:pPr>
-      <w:r>
-        <w:t xml:space="preserve">Edit the</w:t>
-      </w:r>
-      <w:r>
-        <w:t xml:space="preserve"> </w:t>
-      </w:r>
-      <w:r>
-        <w:rPr>
-          <w:b/>
-          <w:bCs/>
-        </w:rPr>
-        <w:t xml:space="preserve">Front-matter</w:t>
-      </w:r>
-      <w:r>
-        <w:t xml:space="preserve"> </w:t>
-      </w:r>
-      <w:r>
-        <w:t xml:space="preserve">files to optionally un-comment the Cover Art Acknowledgement.</w:t>
-      </w:r>
-      <w:r>
-        <w:t xml:space="preserve"> </w:t>
-      </w:r>
-      <w:r>
-        <w:t xml:space="preserve">- This is disabled by default</w:t>
-      </w:r>
-      <w:r>
-        <w:t xml:space="preserve"> </w:t>
-      </w:r>
-      <w:r>
-        <w:t xml:space="preserve">### Dedication</w:t>
-      </w:r>
-    </w:p>
-    <w:p>
-      <w:pPr>
-        <w:pStyle w:val="BodyText"/>
-      </w:pPr>
-      <w:r>
-        <w:t xml:space="preserve">Edit the</w:t>
-      </w:r>
-      <w:r>
-        <w:t xml:space="preserve"> </w:t>
-      </w:r>
-      <w:r>
-        <w:rPr>
-          <w:b/>
-          <w:bCs/>
-        </w:rPr>
-        <w:t xml:space="preserve">Front-matter</w:t>
-      </w:r>
-      <w:r>
-        <w:t xml:space="preserve"> </w:t>
-      </w:r>
-      <w:r>
-        <w:t xml:space="preserve">files to modify un-comment the Book Dedication.</w:t>
-      </w:r>
-      <w:r>
-        <w:t xml:space="preserve"> </w:t>
-      </w:r>
-      <w:r>
-        <w:t xml:space="preserve">- This is disabled by default</w:t>
-      </w:r>
-      <w:r>
-        <w:t xml:space="preserve"> </w:t>
-      </w:r>
-      <w:r>
-        <w:t xml:space="preserve">## Table of Contents</w:t>
-      </w:r>
-    </w:p>
-    <w:bookmarkEnd w:id="25"/>
-    <w:bookmarkEnd w:id="26"/>
-    <w:bookmarkStart w:id="27" w:name="chapters"/>
-    <w:p>
-      <w:pPr>
-        <w:pStyle w:val="Heading2"/>
-      </w:pPr>
-      <w:r>
-        <w:rPr>
-          <w:rStyle w:val="SectionNumber"/>
-        </w:rPr>
-        <w:t xml:space="preserve">4.3</w:t>
-      </w:r>
-      <w:r>
-        <w:tab/>
-      </w:r>
-      <w:r>
-        <w:t xml:space="preserve">Chapters</w:t>
-      </w:r>
-    </w:p>
-    <w:p>
-      <w:pPr>
-        <w:pStyle w:val="FirstParagraph"/>
-      </w:pPr>
-      <w:r>
-        <w:t xml:space="preserve">Chapter Markdown source files are located in the</w:t>
-      </w:r>
-      <w:r>
-        <w:t xml:space="preserve"> </w:t>
-      </w:r>
-      <w:r>
-        <w:rPr>
-          <w:rStyle w:val="VerbatimChar"/>
-        </w:rPr>
-        <w:t xml:space="preserve">chapters</w:t>
-      </w:r>
-      <w:r>
-        <w:t xml:space="preserve"> </w:t>
-      </w:r>
-      <w:r>
-        <w:t xml:space="preserve">directory. Edit the</w:t>
-      </w:r>
-      <w:r>
-        <w:t xml:space="preserve"> </w:t>
-      </w:r>
-      <w:r>
-        <w:rPr>
-          <w:rStyle w:val="VerbatimChar"/>
-        </w:rPr>
-        <w:t xml:space="preserve">template\pandoc.yaml</w:t>
-      </w:r>
-      <w:r>
-        <w:t xml:space="preserve"> </w:t>
-      </w:r>
-      <w:r>
-        <w:t xml:space="preserve">file to control which chapter markdown files are in what order.</w:t>
-      </w:r>
-    </w:p>
-    <w:bookmarkEnd w:id="27"/>
-    <w:bookmarkStart w:id="28" w:name="appendixes"/>
-    <w:p>
-      <w:pPr>
-        <w:pStyle w:val="Heading2"/>
-      </w:pPr>
-      <w:r>
-        <w:rPr>
-          <w:rStyle w:val="SectionNumber"/>
-        </w:rPr>
-        <w:t xml:space="preserve">4.4</w:t>
-      </w:r>
-      <w:r>
-        <w:tab/>
-      </w:r>
-      <w:r>
-        <w:t xml:space="preserve">Appendixes</w:t>
-      </w:r>
-    </w:p>
-    <w:p>
-      <w:pPr>
-        <w:pStyle w:val="FirstParagraph"/>
-      </w:pPr>
-      <w:r>
-        <w:t xml:space="preserve">TBD</w:t>
-      </w:r>
-    </w:p>
-    <w:bookmarkEnd w:id="28"/>
-    <w:bookmarkStart w:id="29" w:name="glossary"/>
-    <w:p>
-      <w:pPr>
-        <w:pStyle w:val="Heading2"/>
-      </w:pPr>
-      <w:r>
-        <w:rPr>
-          <w:rStyle w:val="SectionNumber"/>
-        </w:rPr>
-        <w:t xml:space="preserve">4.5</w:t>
-      </w:r>
-      <w:r>
-        <w:tab/>
-      </w:r>
-      <w:r>
-        <w:t xml:space="preserve">Glossary</w:t>
-      </w:r>
-    </w:p>
-    <w:p>
-      <w:pPr>
-        <w:pStyle w:val="FirstParagraph"/>
-      </w:pPr>
-      <w:r>
-        <w:t xml:space="preserve">TBD</w:t>
-      </w:r>
-    </w:p>
-    <w:bookmarkEnd w:id="29"/>
-    <w:bookmarkStart w:id="31" w:name="index"/>
-    <w:p>
-      <w:pPr>
-        <w:pStyle w:val="Heading2"/>
-      </w:pPr>
-      <w:r>
-        <w:rPr>
-          <w:rStyle w:val="SectionNumber"/>
-        </w:rPr>
-        <w:t xml:space="preserve">4.6</w:t>
-      </w:r>
-      <w:r>
-        <w:tab/>
-      </w:r>
-      <w:r>
-        <w:t xml:space="preserve">Index</w:t>
-      </w:r>
-    </w:p>
-    <w:p>
-      <w:pPr>
-        <w:pStyle w:val="FirstParagraph"/>
-      </w:pPr>
-      <w:r>
-        <w:t xml:space="preserve">TBD</w:t>
-      </w:r>
-    </w:p>
-    <w:bookmarkStart w:id="30" w:name="markdown-indexes"/>
-    <w:p>
-      <w:pPr>
-        <w:pStyle w:val="Heading3"/>
-      </w:pPr>
-      <w:r>
-        <w:rPr>
-          <w:rStyle w:val="SectionNumber"/>
-        </w:rPr>
-        <w:t xml:space="preserve">4.6.1</w:t>
-      </w:r>
-      <w:r>
-        <w:tab/>
-      </w:r>
-      <w:r>
-        <w:t xml:space="preserve">Markdown Indexes</w:t>
-      </w:r>
-    </w:p>
-    <w:p>
-      <w:pPr>
-        <w:pStyle w:val="FirstParagraph"/>
-      </w:pPr>
-      <w:r>
-        <w:t xml:space="preserve">TBD</w:t>
-      </w:r>
-    </w:p>
-    <w:bookmarkEnd w:id="30"/>
-    <w:bookmarkEnd w:id="31"/>
-    <w:bookmarkStart w:id="34" w:name="bibliography"/>
-    <w:p>
-      <w:pPr>
-        <w:pStyle w:val="Heading2"/>
-      </w:pPr>
-      <w:r>
-        <w:rPr>
-          <w:rStyle w:val="SectionNumber"/>
-        </w:rPr>
-        <w:t xml:space="preserve">4.7</w:t>
-      </w:r>
-      <w:r>
-        <w:tab/>
-      </w:r>
-      <w:r>
-        <w:t xml:space="preserve">Bibliography</w:t>
-      </w:r>
-    </w:p>
-    <w:p>
-      <w:pPr>
-        <w:pStyle w:val="FirstParagraph"/>
-      </w:pPr>
-      <w:r>
-        <w:t xml:space="preserve">TBD</w:t>
-      </w:r>
-    </w:p>
-    <w:bookmarkStart w:id="32" w:name="zotero-integration"/>
-    <w:p>
-      <w:pPr>
-        <w:pStyle w:val="Heading3"/>
-      </w:pPr>
-      <w:r>
-        <w:rPr>
-          <w:rStyle w:val="SectionNumber"/>
-        </w:rPr>
-        <w:t xml:space="preserve">4.7.1</w:t>
-      </w:r>
-      <w:r>
-        <w:tab/>
-      </w:r>
-      <w:r>
-        <w:t xml:space="preserve">Zotero Integration</w:t>
-      </w:r>
-    </w:p>
-    <w:p>
-      <w:pPr>
-        <w:pStyle w:val="FirstParagraph"/>
-      </w:pPr>
-      <w:r>
-        <w:t xml:space="preserve">TBD</w:t>
-      </w:r>
-    </w:p>
-    <w:bookmarkEnd w:id="32"/>
-    <w:bookmarkStart w:id="33" w:name="obsidian-citations"/>
-    <w:p>
-      <w:pPr>
-        <w:pStyle w:val="Heading3"/>
-      </w:pPr>
-      <w:r>
-        <w:rPr>
-          <w:rStyle w:val="SectionNumber"/>
-        </w:rPr>
-        <w:t xml:space="preserve">4.7.2</w:t>
-      </w:r>
-      <w:r>
-        <w:tab/>
-      </w:r>
-      <w:r>
-        <w:t xml:space="preserve">Obsidian Citations</w:t>
-      </w:r>
-    </w:p>
-    <w:p>
-      <w:pPr>
-        <w:pStyle w:val="FirstParagraph"/>
-      </w:pPr>
-      <w:r>
-        <w:t xml:space="preserve">TBD</w:t>
-      </w:r>
-    </w:p>
-    <w:bookmarkEnd w:id="33"/>
-    <w:bookmarkEnd w:id="34"/>
-    <w:bookmarkStart w:id="37" w:name="mathjax-equations"/>
-    <w:p>
-      <w:pPr>
-        <w:pStyle w:val="Heading2"/>
-      </w:pPr>
-      <w:r>
-        <w:rPr>
-          <w:rStyle w:val="SectionNumber"/>
-        </w:rPr>
-        <w:t xml:space="preserve">4.8</w:t>
-      </w:r>
-      <w:r>
-        <w:tab/>
-      </w:r>
-      <w:r>
-        <w:t xml:space="preserve">Mathjax Equations</w:t>
-      </w:r>
-    </w:p>
-    <w:p>
-      <w:pPr>
-        <w:pStyle w:val="FirstParagraph"/>
-      </w:pPr>
-      <w:r>
-        <w:t xml:space="preserve">TBD</w:t>
-      </w:r>
-    </w:p>
-    <w:bookmarkStart w:id="35" w:name="left-justified-inline"/>
-    <w:p>
-      <w:pPr>
-        <w:pStyle w:val="Heading3"/>
-      </w:pPr>
-      <w:r>
-        <w:rPr>
-          <w:rStyle w:val="SectionNumber"/>
-        </w:rPr>
-        <w:t xml:space="preserve">4.8.1</w:t>
-      </w:r>
-      <w:r>
-        <w:tab/>
-      </w:r>
-      <w:r>
-        <w:t xml:space="preserve">Left Justified / Inline</w:t>
-      </w:r>
-    </w:p>
-    <w:p>
-      <w:pPr>
-        <w:pStyle w:val="FirstParagraph"/>
-      </w:pPr>
-      <w:r>
-        <w:t xml:space="preserve">TBD</w:t>
-      </w:r>
-    </w:p>
-    <w:bookmarkEnd w:id="35"/>
-    <w:bookmarkStart w:id="36" w:name="centered"/>
-    <w:p>
-      <w:pPr>
-        <w:pStyle w:val="Heading3"/>
-      </w:pPr>
-      <w:r>
-        <w:rPr>
-          <w:rStyle w:val="SectionNumber"/>
-        </w:rPr>
-        <w:t xml:space="preserve">4.8.2</w:t>
-      </w:r>
-      <w:r>
-        <w:tab/>
-      </w:r>
-      <w:r>
-        <w:t xml:space="preserve">Centered</w:t>
-      </w:r>
-    </w:p>
-    <w:p>
-      <w:pPr>
-        <w:pStyle w:val="FirstParagraph"/>
-      </w:pPr>
-      <w:r>
-        <w:t xml:space="preserve">TBD</w:t>
-      </w:r>
-    </w:p>
-    <w:bookmarkEnd w:id="36"/>
-    <w:bookmarkEnd w:id="37"/>
-    <w:bookmarkStart w:id="39" w:name="custom-markdown"/>
-    <w:p>
-      <w:pPr>
-        <w:pStyle w:val="Heading2"/>
-      </w:pPr>
-      <w:r>
-        <w:rPr>
-          <w:rStyle w:val="SectionNumber"/>
-        </w:rPr>
-        <w:t xml:space="preserve">4.9</w:t>
-      </w:r>
-      <w:r>
-        <w:tab/>
-      </w:r>
-      <w:r>
-        <w:t xml:space="preserve">Custom Markdown</w:t>
-      </w:r>
-    </w:p>
-    <w:p>
-      <w:pPr>
-        <w:pStyle w:val="FirstParagraph"/>
-      </w:pPr>
-      <w:r>
-        <w:t xml:space="preserve">TBD</w:t>
-      </w:r>
-    </w:p>
-    <w:bookmarkStart w:id="38" w:name="call-outs"/>
-    <w:p>
-      <w:pPr>
-        <w:pStyle w:val="Heading3"/>
-      </w:pPr>
-      <w:r>
-        <w:rPr>
-          <w:rStyle w:val="SectionNumber"/>
-        </w:rPr>
-        <w:t xml:space="preserve">4.9.1</w:t>
-      </w:r>
-      <w:r>
-        <w:tab/>
-      </w:r>
-      <w:r>
-        <w:t xml:space="preserve">Call-outs</w:t>
-      </w:r>
-    </w:p>
-    <w:p>
-      <w:pPr>
-        <w:pStyle w:val="FirstParagraph"/>
-      </w:pPr>
-      <w:r>
-        <w:t xml:space="preserve">A few call-out box styles have been custom added to easily highlight certain types of content.</w:t>
-      </w:r>
-    </w:p>
-    <w:p>
-      <w:r>
-        <w:pict>
-          <v:rect style="width:0;height:1.5pt" o:hralign="center" o:hrstd="t" o:hr="t"/>
-        </w:pict>
-      </w:r>
-    </w:p>
-    <w:p>
-      <w:r>
-        <w:pict>
-          <v:rect style="width:0;height:1.5pt" o:hralign="center" o:hrstd="t" o:hr="t"/>
-        </w:pict>
-      </w:r>
-    </w:p>
-    <w:p>
-      <w:r>
-        <w:pict>
-          <v:rect style="width:0;height:1.5pt" o:hralign="center" o:hrstd="t" o:hr="t"/>
-        </w:pict>
-      </w:r>
-    </w:p>
-    <w:p>
-      <w:r>
-        <w:pict>
-          <v:rect style="width:0;height:1.5pt" o:hralign="center" o:hrstd="t" o:hr="t"/>
-        </w:pict>
-      </w:r>
-    </w:p>
-    <w:p>
-      <w:r>
-        <w:pict>
-          <v:rect style="width:0;height:1.5pt" o:hralign="center" o:hrstd="t" o:hr="t"/>
-        </w:pict>
-      </w:r>
-    </w:p>
-    <w:p>
-      <w:r>
-        <w:pict>
-          <v:rect style="width:0;height:1.5pt" o:hralign="center" o:hrstd="t" o:hr="t"/>
-        </w:pict>
-      </w:r>
-    </w:p>
-    <w:p>
-      <w:r>
-        <w:pict>
-          <v:rect style="width:0;height:1.5pt" o:hralign="center" o:hrstd="t" o:hr="t"/>
-        </w:pict>
-      </w:r>
-    </w:p>
-    <w:p>
-      <w:pPr>
-        <w:pStyle w:val="FirstParagraph"/>
-      </w:pPr>
-      <w:r>
-        <w:t xml:space="preserve">Appendix A</w:t>
-      </w:r>
-    </w:p>
-    <w:bookmarkEnd w:id="38"/>
-    <w:bookmarkEnd w:id="39"/>
-    <w:bookmarkEnd w:id="40"/>
-    <w:bookmarkStart w:id="61" w:name="appendix-a-build-environment-notes"/>
-    <w:p>
-      <w:pPr>
-        <w:pStyle w:val="Heading1"/>
-      </w:pPr>
-      <w:r>
-        <w:rPr>
-          <w:rStyle w:val="SectionNumber"/>
-        </w:rPr>
-        <w:t xml:space="preserve">5</w:t>
-      </w:r>
-      <w:r>
-        <w:tab/>
-      </w:r>
-      <w:r>
-        <w:t xml:space="preserve">Appendix A: Build Environment Notes</w:t>
-      </w:r>
-    </w:p>
-    <w:bookmarkStart w:id="59" w:name="installing-pre-requisites"/>
-    <w:p>
-      <w:pPr>
-        <w:pStyle w:val="Heading2"/>
-      </w:pPr>
-      <w:r>
-        <w:rPr>
-          <w:rStyle w:val="SectionNumber"/>
-        </w:rPr>
-        <w:t xml:space="preserve">5.1</w:t>
-      </w:r>
-      <w:r>
-        <w:tab/>
-      </w:r>
-      <w:r>
-        <w:t xml:space="preserve">Installing Pre-Requisites</w:t>
-      </w:r>
-    </w:p>
-    <w:bookmarkStart w:id="47" w:name="required"/>
-    <w:p>
-      <w:pPr>
-        <w:pStyle w:val="Heading3"/>
-      </w:pPr>
-      <w:r>
-        <w:rPr>
-          <w:rStyle w:val="SectionNumber"/>
-        </w:rPr>
-        <w:t xml:space="preserve">5.1.1</w:t>
-      </w:r>
-      <w:r>
-        <w:tab/>
-      </w:r>
-      <w:r>
-        <w:t xml:space="preserve">Required</w:t>
-      </w:r>
-    </w:p>
-    <w:bookmarkStart w:id="42" w:name="pandoc"/>
-    <w:p>
-      <w:pPr>
-        <w:pStyle w:val="Heading4"/>
-      </w:pPr>
-      <w:r>
-        <w:rPr>
-          <w:rStyle w:val="SectionNumber"/>
-        </w:rPr>
-        <w:t xml:space="preserve">5.1.1.1</w:t>
-      </w:r>
-      <w:r>
-        <w:tab/>
-      </w:r>
-      <w:r>
-        <w:t xml:space="preserve">Pandoc</w:t>
+        <w:t xml:space="preserve">To create a new Project based on the Basic Book Builder template:</w:t>
       </w:r>
     </w:p>
     <w:p>
@@ -1393,7 +397,18 @@
         </w:numPr>
       </w:pPr>
       <w:r>
-        <w:t xml:space="preserve">https://pandoc.org/</w:t>
+        <w:t xml:space="preserve">Run the new-project.sh script.</w:t>
+      </w:r>
+    </w:p>
+    <w:p>
+      <w:pPr>
+        <w:pStyle w:val="SourceCode"/>
+      </w:pPr>
+      <w:r>
+        <w:rPr>
+          <w:rStyle w:val="VerbatimChar"/>
+        </w:rPr>
+        <w:t xml:space="preserve">./scripts/new-project.sh &lt;PATH_TO_PROJECT&gt;</w:t>
       </w:r>
     </w:p>
     <w:p>
@@ -1401,10 +416,1353 @@
         <w:pStyle w:val="Compact"/>
         <w:numPr>
           <w:ilvl w:val="0"/>
-          <w:numId w:val="1001"/>
+          <w:numId w:val="1002"/>
         </w:numPr>
       </w:pPr>
-      <w:hyperlink r:id="rId41">
+      <w:r>
+        <w:t xml:space="preserve"> </w:t>
+      </w:r>
+      <w:r>
+        <w:t xml:space="preserve">should be outside of the</w:t>
+      </w:r>
+      <w:r>
+        <w:t xml:space="preserve"> </w:t>
+      </w:r>
+      <w:r>
+        <w:rPr>
+          <w:b/>
+          <w:bCs/>
+        </w:rPr>
+        <w:t xml:space="preserve">basic-book-builder</w:t>
+      </w:r>
+      <w:r>
+        <w:t xml:space="preserve"> </w:t>
+      </w:r>
+      <w:r>
+        <w:t xml:space="preserve">directory</w:t>
+      </w:r>
+    </w:p>
+    <w:p>
+      <w:pPr>
+        <w:pStyle w:val="SourceCode"/>
+      </w:pPr>
+      <w:r>
+        <w:rPr>
+          <w:rStyle w:val="VerbatimChar"/>
+        </w:rPr>
+        <w:t xml:space="preserve">cd &lt;PATH_TO_PROJECT&gt;</w:t>
+      </w:r>
+    </w:p>
+    <w:p>
+      <w:pPr>
+        <w:pStyle w:val="FirstParagraph"/>
+      </w:pPr>
+      <w:r>
+        <w:t xml:space="preserve">Update:</w:t>
+      </w:r>
+    </w:p>
+    <w:p>
+      <w:pPr>
+        <w:pStyle w:val="Compact"/>
+        <w:numPr>
+          <w:ilvl w:val="0"/>
+          <w:numId w:val="1003"/>
+        </w:numPr>
+      </w:pPr>
+      <w:r>
+        <w:rPr>
+          <w:rStyle w:val="VerbatimChar"/>
+        </w:rPr>
+        <w:t xml:space="preserve">metadata.yaml</w:t>
+      </w:r>
+    </w:p>
+    <w:p>
+      <w:pPr>
+        <w:pStyle w:val="Compact"/>
+        <w:numPr>
+          <w:ilvl w:val="0"/>
+          <w:numId w:val="1003"/>
+        </w:numPr>
+      </w:pPr>
+      <w:r>
+        <w:rPr>
+          <w:rStyle w:val="VerbatimChar"/>
+        </w:rPr>
+        <w:t xml:space="preserve">templates/pandoc.yaml</w:t>
+      </w:r>
+    </w:p>
+    <w:p>
+      <w:pPr>
+        <w:pStyle w:val="BlockText"/>
+      </w:pPr>
+      <w:r>
+        <w:t xml:space="preserve">[!info] Suggestion</w:t>
+      </w:r>
+      <w:r>
+        <w:t xml:space="preserve"> </w:t>
+      </w:r>
+      <w:r>
+        <w:t xml:space="preserve">Create a git repository to version control your new</w:t>
+      </w:r>
+      <w:r>
+        <w:t xml:space="preserve"> </w:t>
+      </w:r>
+      <w:r>
+        <w:t xml:space="preserve"> </w:t>
+      </w:r>
+      <w:r>
+        <w:t xml:space="preserve">content.</w:t>
+      </w:r>
+    </w:p>
+    <w:bookmarkEnd w:id="16"/>
+    <w:bookmarkStart w:id="17" w:name="editing-content"/>
+    <w:p>
+      <w:pPr>
+        <w:pStyle w:val="Heading2"/>
+      </w:pPr>
+      <w:r>
+        <w:rPr>
+          <w:rStyle w:val="SectionNumber"/>
+        </w:rPr>
+        <w:t xml:space="preserve">3.2</w:t>
+      </w:r>
+      <w:r>
+        <w:tab/>
+      </w:r>
+      <w:r>
+        <w:t xml:space="preserve">Editing Content</w:t>
+      </w:r>
+    </w:p>
+    <w:p>
+      <w:pPr>
+        <w:pStyle w:val="FirstParagraph"/>
+      </w:pPr>
+      <w:r>
+        <w:t xml:space="preserve">Edit your source content Markdown under the</w:t>
+      </w:r>
+      <w:r>
+        <w:t xml:space="preserve"> </w:t>
+      </w:r>
+      <w:r>
+        <w:rPr>
+          <w:rStyle w:val="VerbatimChar"/>
+        </w:rPr>
+        <w:t xml:space="preserve">chapters</w:t>
+      </w:r>
+      <w:r>
+        <w:t xml:space="preserve"> </w:t>
+      </w:r>
+      <w:r>
+        <w:t xml:space="preserve">directory.</w:t>
+      </w:r>
+    </w:p>
+    <w:p>
+      <w:pPr>
+        <w:pStyle w:val="BodyText"/>
+      </w:pPr>
+      <w:r>
+        <w:rPr>
+          <w:b/>
+          <w:bCs/>
+        </w:rPr>
+        <w:t xml:space="preserve">Optional</w:t>
+      </w:r>
+    </w:p>
+    <w:p>
+      <w:pPr>
+        <w:pStyle w:val="Compact"/>
+        <w:numPr>
+          <w:ilvl w:val="0"/>
+          <w:numId w:val="1004"/>
+        </w:numPr>
+      </w:pPr>
+      <w:r>
+        <w:t xml:space="preserve">Open your</w:t>
+      </w:r>
+      <w:r>
+        <w:t xml:space="preserve"> </w:t>
+      </w:r>
+      <w:r>
+        <w:rPr>
+          <w:rStyle w:val="VerbatimChar"/>
+        </w:rPr>
+        <w:t xml:space="preserve">&lt;PATH_TO_PROJECT&gt;</w:t>
+      </w:r>
+      <w:r>
+        <w:t xml:space="preserve"> </w:t>
+      </w:r>
+      <w:r>
+        <w:t xml:space="preserve">directory as an Obsidian vault.</w:t>
+      </w:r>
+    </w:p>
+    <w:p>
+      <w:pPr>
+        <w:pStyle w:val="Compact"/>
+        <w:numPr>
+          <w:ilvl w:val="0"/>
+          <w:numId w:val="1004"/>
+        </w:numPr>
+      </w:pPr>
+      <w:r>
+        <w:t xml:space="preserve">Edit your Markdown with Obsidian</w:t>
+      </w:r>
+    </w:p>
+    <w:bookmarkEnd w:id="17"/>
+    <w:bookmarkStart w:id="23" w:name="building"/>
+    <w:p>
+      <w:pPr>
+        <w:pStyle w:val="Heading2"/>
+      </w:pPr>
+      <w:r>
+        <w:rPr>
+          <w:rStyle w:val="SectionNumber"/>
+        </w:rPr>
+        <w:t xml:space="preserve">3.3</w:t>
+      </w:r>
+      <w:r>
+        <w:tab/>
+      </w:r>
+      <w:r>
+        <w:t xml:space="preserve">Building</w:t>
+      </w:r>
+    </w:p>
+    <w:bookmarkStart w:id="18" w:name="pdf"/>
+    <w:p>
+      <w:pPr>
+        <w:pStyle w:val="Heading3"/>
+      </w:pPr>
+      <w:r>
+        <w:rPr>
+          <w:rStyle w:val="SectionNumber"/>
+        </w:rPr>
+        <w:t xml:space="preserve">3.3.1</w:t>
+      </w:r>
+      <w:r>
+        <w:tab/>
+      </w:r>
+      <w:r>
+        <w:t xml:space="preserve">PDF</w:t>
+      </w:r>
+    </w:p>
+    <w:p>
+      <w:pPr>
+        <w:pStyle w:val="SourceCode"/>
+      </w:pPr>
+      <w:r>
+        <w:rPr>
+          <w:rStyle w:val="VerbatimChar"/>
+        </w:rPr>
+        <w:t xml:space="preserve">make pdf</w:t>
+      </w:r>
+    </w:p>
+    <w:p>
+      <w:pPr>
+        <w:pStyle w:val="BlockText"/>
+      </w:pPr>
+      <w:r>
+        <w:t xml:space="preserve">NOTE: Building the PDF also builds the</w:t>
+      </w:r>
+      <w:r>
+        <w:t xml:space="preserve"> </w:t>
+      </w:r>
+      <w:r>
+        <w:rPr>
+          <w:b/>
+          <w:bCs/>
+        </w:rPr>
+        <w:t xml:space="preserve">LaTeX</w:t>
+      </w:r>
+      <w:r>
+        <w:t xml:space="preserve"> </w:t>
+      </w:r>
+      <w:r>
+        <w:t xml:space="preserve">version of the book.</w:t>
+      </w:r>
+    </w:p>
+    <w:bookmarkEnd w:id="18"/>
+    <w:bookmarkStart w:id="19" w:name="html"/>
+    <w:p>
+      <w:pPr>
+        <w:pStyle w:val="Heading3"/>
+      </w:pPr>
+      <w:r>
+        <w:rPr>
+          <w:rStyle w:val="SectionNumber"/>
+        </w:rPr>
+        <w:t xml:space="preserve">3.3.2</w:t>
+      </w:r>
+      <w:r>
+        <w:tab/>
+      </w:r>
+      <w:r>
+        <w:t xml:space="preserve">HTML</w:t>
+      </w:r>
+    </w:p>
+    <w:p>
+      <w:pPr>
+        <w:pStyle w:val="SourceCode"/>
+      </w:pPr>
+      <w:r>
+        <w:rPr>
+          <w:rStyle w:val="VerbatimChar"/>
+        </w:rPr>
+        <w:t xml:space="preserve">make html</w:t>
+      </w:r>
+    </w:p>
+    <w:bookmarkEnd w:id="19"/>
+    <w:bookmarkStart w:id="20" w:name="docx"/>
+    <w:p>
+      <w:pPr>
+        <w:pStyle w:val="Heading3"/>
+      </w:pPr>
+      <w:r>
+        <w:rPr>
+          <w:rStyle w:val="SectionNumber"/>
+        </w:rPr>
+        <w:t xml:space="preserve">3.3.3</w:t>
+      </w:r>
+      <w:r>
+        <w:tab/>
+      </w:r>
+      <w:r>
+        <w:t xml:space="preserve">DocX</w:t>
+      </w:r>
+    </w:p>
+    <w:p>
+      <w:pPr>
+        <w:pStyle w:val="SourceCode"/>
+      </w:pPr>
+      <w:r>
+        <w:rPr>
+          <w:rStyle w:val="VerbatimChar"/>
+        </w:rPr>
+        <w:t xml:space="preserve">make docx</w:t>
+      </w:r>
+    </w:p>
+    <w:p>
+      <w:pPr>
+        <w:pStyle w:val="BlockText"/>
+      </w:pPr>
+      <w:r>
+        <w:t xml:space="preserve">NOTE: DocX is a work in progress. Frontmatter and formatting need work.</w:t>
+      </w:r>
+    </w:p>
+    <w:bookmarkEnd w:id="20"/>
+    <w:bookmarkStart w:id="21" w:name="odt"/>
+    <w:p>
+      <w:pPr>
+        <w:pStyle w:val="Heading3"/>
+      </w:pPr>
+      <w:r>
+        <w:rPr>
+          <w:rStyle w:val="SectionNumber"/>
+        </w:rPr>
+        <w:t xml:space="preserve">3.3.4</w:t>
+      </w:r>
+      <w:r>
+        <w:tab/>
+      </w:r>
+      <w:r>
+        <w:t xml:space="preserve">ODT</w:t>
+      </w:r>
+    </w:p>
+    <w:p>
+      <w:pPr>
+        <w:pStyle w:val="SourceCode"/>
+      </w:pPr>
+      <w:r>
+        <w:rPr>
+          <w:rStyle w:val="VerbatimChar"/>
+        </w:rPr>
+        <w:t xml:space="preserve">make odt</w:t>
+      </w:r>
+    </w:p>
+    <w:p>
+      <w:pPr>
+        <w:pStyle w:val="BlockText"/>
+      </w:pPr>
+      <w:r>
+        <w:t xml:space="preserve">NOTE: ODT is a work in progress. Frontmatter and formatting need work.</w:t>
+      </w:r>
+    </w:p>
+    <w:bookmarkEnd w:id="21"/>
+    <w:bookmarkStart w:id="22" w:name="make-all"/>
+    <w:p>
+      <w:pPr>
+        <w:pStyle w:val="Heading3"/>
+      </w:pPr>
+      <w:r>
+        <w:rPr>
+          <w:rStyle w:val="SectionNumber"/>
+        </w:rPr>
+        <w:t xml:space="preserve">3.3.5</w:t>
+      </w:r>
+      <w:r>
+        <w:tab/>
+      </w:r>
+      <w:r>
+        <w:t xml:space="preserve">Make All</w:t>
+      </w:r>
+    </w:p>
+    <w:p>
+      <w:pPr>
+        <w:pStyle w:val="FirstParagraph"/>
+      </w:pPr>
+      <w:r>
+        <w:t xml:space="preserve">To build all supported formats</w:t>
+      </w:r>
+    </w:p>
+    <w:p>
+      <w:pPr>
+        <w:pStyle w:val="SourceCode"/>
+      </w:pPr>
+      <w:r>
+        <w:rPr>
+          <w:rStyle w:val="VerbatimChar"/>
+        </w:rPr>
+        <w:t xml:space="preserve">make all</w:t>
+      </w:r>
+    </w:p>
+    <w:bookmarkEnd w:id="22"/>
+    <w:bookmarkEnd w:id="23"/>
+    <w:bookmarkEnd w:id="24"/>
+    <w:bookmarkStart w:id="43" w:name="features"/>
+    <w:p>
+      <w:pPr>
+        <w:pStyle w:val="Heading1"/>
+      </w:pPr>
+      <w:r>
+        <w:rPr>
+          <w:rStyle w:val="SectionNumber"/>
+        </w:rPr>
+        <w:t xml:space="preserve">4</w:t>
+      </w:r>
+      <w:r>
+        <w:tab/>
+      </w:r>
+      <w:r>
+        <w:t xml:space="preserve">Features</w:t>
+      </w:r>
+    </w:p>
+    <w:bookmarkStart w:id="25" w:name="metadata"/>
+    <w:p>
+      <w:pPr>
+        <w:pStyle w:val="Heading2"/>
+      </w:pPr>
+      <w:r>
+        <w:rPr>
+          <w:rStyle w:val="SectionNumber"/>
+        </w:rPr>
+        <w:t xml:space="preserve">4.1</w:t>
+      </w:r>
+      <w:r>
+        <w:tab/>
+      </w:r>
+      <w:r>
+        <w:t xml:space="preserve">Metadata</w:t>
+      </w:r>
+    </w:p>
+    <w:p>
+      <w:pPr>
+        <w:pStyle w:val="FirstParagraph"/>
+      </w:pPr>
+      <w:r>
+        <w:t xml:space="preserve">Metadata for the project is managed in</w:t>
+      </w:r>
+      <w:r>
+        <w:t xml:space="preserve"> </w:t>
+      </w:r>
+      <w:r>
+        <w:rPr>
+          <w:rStyle w:val="VerbatimChar"/>
+        </w:rPr>
+        <w:t xml:space="preserve">metadata.yaml</w:t>
+      </w:r>
+      <w:r>
+        <w:t xml:space="preserve">. Edit this file to make global changes to variables for your document. Changes here will propagate to all format builds.</w:t>
+      </w:r>
+    </w:p>
+    <w:bookmarkEnd w:id="25"/>
+    <w:bookmarkStart w:id="29" w:name="front-matter"/>
+    <w:p>
+      <w:pPr>
+        <w:pStyle w:val="Heading2"/>
+      </w:pPr>
+      <w:r>
+        <w:rPr>
+          <w:rStyle w:val="SectionNumber"/>
+        </w:rPr>
+        <w:t xml:space="preserve">4.2</w:t>
+      </w:r>
+      <w:r>
+        <w:tab/>
+      </w:r>
+      <w:r>
+        <w:t xml:space="preserve">Front-matter</w:t>
+      </w:r>
+    </w:p>
+    <w:p>
+      <w:pPr>
+        <w:pStyle w:val="FirstParagraph"/>
+      </w:pPr>
+      <w:r>
+        <w:t xml:space="preserve">Front matter content is manged in:</w:t>
+      </w:r>
+    </w:p>
+    <w:p>
+      <w:pPr>
+        <w:pStyle w:val="Compact"/>
+        <w:numPr>
+          <w:ilvl w:val="0"/>
+          <w:numId w:val="1005"/>
+        </w:numPr>
+      </w:pPr>
+      <w:r>
+        <w:rPr>
+          <w:rStyle w:val="VerbatimChar"/>
+        </w:rPr>
+        <w:t xml:space="preserve">templates/frontmatter.tex</w:t>
+      </w:r>
+    </w:p>
+    <w:p>
+      <w:pPr>
+        <w:pStyle w:val="Compact"/>
+        <w:numPr>
+          <w:ilvl w:val="0"/>
+          <w:numId w:val="1005"/>
+        </w:numPr>
+      </w:pPr>
+      <w:r>
+        <w:rPr>
+          <w:rStyle w:val="VerbatimChar"/>
+        </w:rPr>
+        <w:t xml:space="preserve">templates/frontmatter.html</w:t>
+      </w:r>
+    </w:p>
+    <w:p>
+      <w:pPr>
+        <w:pStyle w:val="Compact"/>
+        <w:numPr>
+          <w:ilvl w:val="0"/>
+          <w:numId w:val="1005"/>
+        </w:numPr>
+      </w:pPr>
+      <w:r>
+        <w:rPr>
+          <w:rStyle w:val="VerbatimChar"/>
+        </w:rPr>
+        <w:t xml:space="preserve">templates/frontmatter-md.html</w:t>
+      </w:r>
+    </w:p>
+    <w:p>
+      <w:pPr>
+        <w:pStyle w:val="FirstParagraph"/>
+      </w:pPr>
+      <w:r>
+        <w:t xml:space="preserve">Edit the</w:t>
+      </w:r>
+      <w:r>
+        <w:t xml:space="preserve"> </w:t>
+      </w:r>
+      <w:r>
+        <w:rPr>
+          <w:b/>
+          <w:bCs/>
+        </w:rPr>
+        <w:t xml:space="preserve">Front-matter</w:t>
+      </w:r>
+      <w:r>
+        <w:t xml:space="preserve"> </w:t>
+      </w:r>
+      <w:r>
+        <w:t xml:space="preserve">files to modify the formatting of the Title Page.</w:t>
+      </w:r>
+    </w:p>
+    <w:bookmarkStart w:id="26" w:name="meta-data-page"/>
+    <w:p>
+      <w:pPr>
+        <w:pStyle w:val="Heading3"/>
+      </w:pPr>
+      <w:r>
+        <w:rPr>
+          <w:rStyle w:val="SectionNumber"/>
+        </w:rPr>
+        <w:t xml:space="preserve">4.2.1</w:t>
+      </w:r>
+      <w:r>
+        <w:tab/>
+      </w:r>
+      <w:r>
+        <w:t xml:space="preserve">Meta Data Page</w:t>
+      </w:r>
+    </w:p>
+    <w:p>
+      <w:pPr>
+        <w:pStyle w:val="FirstParagraph"/>
+      </w:pPr>
+      <w:r>
+        <w:t xml:space="preserve">Edit the</w:t>
+      </w:r>
+      <w:r>
+        <w:t xml:space="preserve"> </w:t>
+      </w:r>
+      <w:r>
+        <w:rPr>
+          <w:b/>
+          <w:bCs/>
+        </w:rPr>
+        <w:t xml:space="preserve">Front-matter</w:t>
+      </w:r>
+      <w:r>
+        <w:t xml:space="preserve"> </w:t>
+      </w:r>
+      <w:r>
+        <w:t xml:space="preserve">files to modify the 2nd page Metadata format.</w:t>
+      </w:r>
+    </w:p>
+    <w:bookmarkEnd w:id="26"/>
+    <w:bookmarkStart w:id="27" w:name="cover-illustration"/>
+    <w:p>
+      <w:pPr>
+        <w:pStyle w:val="Heading3"/>
+      </w:pPr>
+      <w:r>
+        <w:rPr>
+          <w:rStyle w:val="SectionNumber"/>
+        </w:rPr>
+        <w:t xml:space="preserve">4.2.2</w:t>
+      </w:r>
+      <w:r>
+        <w:tab/>
+      </w:r>
+      <w:r>
+        <w:t xml:space="preserve">Cover Illustration</w:t>
+      </w:r>
+    </w:p>
+    <w:p>
+      <w:pPr>
+        <w:pStyle w:val="FirstParagraph"/>
+      </w:pPr>
+      <w:r>
+        <w:t xml:space="preserve">Edit the</w:t>
+      </w:r>
+      <w:r>
+        <w:t xml:space="preserve"> </w:t>
+      </w:r>
+      <w:r>
+        <w:rPr>
+          <w:b/>
+          <w:bCs/>
+        </w:rPr>
+        <w:t xml:space="preserve">Front-matter</w:t>
+      </w:r>
+      <w:r>
+        <w:t xml:space="preserve"> </w:t>
+      </w:r>
+      <w:r>
+        <w:t xml:space="preserve">files to optionally un-comment the Cover Art Acknowledgement.</w:t>
+      </w:r>
+    </w:p>
+    <w:p>
+      <w:pPr>
+        <w:pStyle w:val="Compact"/>
+        <w:numPr>
+          <w:ilvl w:val="0"/>
+          <w:numId w:val="1006"/>
+        </w:numPr>
+      </w:pPr>
+      <w:r>
+        <w:t xml:space="preserve">This is disabled by default</w:t>
+      </w:r>
+    </w:p>
+    <w:bookmarkEnd w:id="27"/>
+    <w:bookmarkStart w:id="28" w:name="dedication"/>
+    <w:p>
+      <w:pPr>
+        <w:pStyle w:val="Heading3"/>
+      </w:pPr>
+      <w:r>
+        <w:rPr>
+          <w:rStyle w:val="SectionNumber"/>
+        </w:rPr>
+        <w:t xml:space="preserve">4.2.3</w:t>
+      </w:r>
+      <w:r>
+        <w:tab/>
+      </w:r>
+      <w:r>
+        <w:t xml:space="preserve">Dedication</w:t>
+      </w:r>
+    </w:p>
+    <w:p>
+      <w:pPr>
+        <w:pStyle w:val="FirstParagraph"/>
+      </w:pPr>
+      <w:r>
+        <w:t xml:space="preserve">Edit the</w:t>
+      </w:r>
+      <w:r>
+        <w:t xml:space="preserve"> </w:t>
+      </w:r>
+      <w:r>
+        <w:rPr>
+          <w:b/>
+          <w:bCs/>
+        </w:rPr>
+        <w:t xml:space="preserve">Front-matter</w:t>
+      </w:r>
+      <w:r>
+        <w:t xml:space="preserve"> </w:t>
+      </w:r>
+      <w:r>
+        <w:t xml:space="preserve">files to modify un-comment the Book Dedication.</w:t>
+      </w:r>
+    </w:p>
+    <w:p>
+      <w:pPr>
+        <w:pStyle w:val="Compact"/>
+        <w:numPr>
+          <w:ilvl w:val="0"/>
+          <w:numId w:val="1007"/>
+        </w:numPr>
+      </w:pPr>
+      <w:r>
+        <w:t xml:space="preserve">This is disabled by default</w:t>
+      </w:r>
+      <w:r>
+        <w:t xml:space="preserve"> </w:t>
+      </w:r>
+      <w:r>
+        <w:t xml:space="preserve">## Table of Contents</w:t>
+      </w:r>
+    </w:p>
+    <w:bookmarkEnd w:id="28"/>
+    <w:bookmarkEnd w:id="29"/>
+    <w:bookmarkStart w:id="30" w:name="chapters"/>
+    <w:p>
+      <w:pPr>
+        <w:pStyle w:val="Heading2"/>
+      </w:pPr>
+      <w:r>
+        <w:rPr>
+          <w:rStyle w:val="SectionNumber"/>
+        </w:rPr>
+        <w:t xml:space="preserve">4.3</w:t>
+      </w:r>
+      <w:r>
+        <w:tab/>
+      </w:r>
+      <w:r>
+        <w:t xml:space="preserve">Chapters</w:t>
+      </w:r>
+    </w:p>
+    <w:p>
+      <w:pPr>
+        <w:pStyle w:val="FirstParagraph"/>
+      </w:pPr>
+      <w:r>
+        <w:t xml:space="preserve">Chapter Markdown source files are located in the</w:t>
+      </w:r>
+      <w:r>
+        <w:t xml:space="preserve"> </w:t>
+      </w:r>
+      <w:r>
+        <w:rPr>
+          <w:rStyle w:val="VerbatimChar"/>
+        </w:rPr>
+        <w:t xml:space="preserve">chapters</w:t>
+      </w:r>
+      <w:r>
+        <w:t xml:space="preserve"> </w:t>
+      </w:r>
+      <w:r>
+        <w:t xml:space="preserve">directory. Edit the</w:t>
+      </w:r>
+      <w:r>
+        <w:t xml:space="preserve"> </w:t>
+      </w:r>
+      <w:r>
+        <w:rPr>
+          <w:rStyle w:val="VerbatimChar"/>
+        </w:rPr>
+        <w:t xml:space="preserve">template\pandoc.yaml</w:t>
+      </w:r>
+      <w:r>
+        <w:t xml:space="preserve"> </w:t>
+      </w:r>
+      <w:r>
+        <w:t xml:space="preserve">file to control which chapter markdown files are in what order.</w:t>
+      </w:r>
+    </w:p>
+    <w:bookmarkEnd w:id="30"/>
+    <w:bookmarkStart w:id="31" w:name="appendixes"/>
+    <w:p>
+      <w:pPr>
+        <w:pStyle w:val="Heading2"/>
+      </w:pPr>
+      <w:r>
+        <w:rPr>
+          <w:rStyle w:val="SectionNumber"/>
+        </w:rPr>
+        <w:t xml:space="preserve">4.4</w:t>
+      </w:r>
+      <w:r>
+        <w:tab/>
+      </w:r>
+      <w:r>
+        <w:t xml:space="preserve">Appendixes</w:t>
+      </w:r>
+    </w:p>
+    <w:p>
+      <w:pPr>
+        <w:pStyle w:val="FirstParagraph"/>
+      </w:pPr>
+      <w:r>
+        <w:t xml:space="preserve">TBD</w:t>
+      </w:r>
+    </w:p>
+    <w:bookmarkEnd w:id="31"/>
+    <w:bookmarkStart w:id="32" w:name="glossary"/>
+    <w:p>
+      <w:pPr>
+        <w:pStyle w:val="Heading2"/>
+      </w:pPr>
+      <w:r>
+        <w:rPr>
+          <w:rStyle w:val="SectionNumber"/>
+        </w:rPr>
+        <w:t xml:space="preserve">4.5</w:t>
+      </w:r>
+      <w:r>
+        <w:tab/>
+      </w:r>
+      <w:r>
+        <w:t xml:space="preserve">Glossary</w:t>
+      </w:r>
+    </w:p>
+    <w:p>
+      <w:pPr>
+        <w:pStyle w:val="FirstParagraph"/>
+      </w:pPr>
+      <w:r>
+        <w:t xml:space="preserve">TBD</w:t>
+      </w:r>
+    </w:p>
+    <w:bookmarkEnd w:id="32"/>
+    <w:bookmarkStart w:id="34" w:name="index"/>
+    <w:p>
+      <w:pPr>
+        <w:pStyle w:val="Heading2"/>
+      </w:pPr>
+      <w:r>
+        <w:rPr>
+          <w:rStyle w:val="SectionNumber"/>
+        </w:rPr>
+        <w:t xml:space="preserve">4.6</w:t>
+      </w:r>
+      <w:r>
+        <w:tab/>
+      </w:r>
+      <w:r>
+        <w:t xml:space="preserve">Index</w:t>
+      </w:r>
+    </w:p>
+    <w:p>
+      <w:pPr>
+        <w:pStyle w:val="FirstParagraph"/>
+      </w:pPr>
+      <w:r>
+        <w:t xml:space="preserve">TBD</w:t>
+      </w:r>
+    </w:p>
+    <w:bookmarkStart w:id="33" w:name="markdown-indexes"/>
+    <w:p>
+      <w:pPr>
+        <w:pStyle w:val="Heading3"/>
+      </w:pPr>
+      <w:r>
+        <w:rPr>
+          <w:rStyle w:val="SectionNumber"/>
+        </w:rPr>
+        <w:t xml:space="preserve">4.6.1</w:t>
+      </w:r>
+      <w:r>
+        <w:tab/>
+      </w:r>
+      <w:r>
+        <w:t xml:space="preserve">Markdown Indexes</w:t>
+      </w:r>
+    </w:p>
+    <w:p>
+      <w:pPr>
+        <w:pStyle w:val="FirstParagraph"/>
+      </w:pPr>
+      <w:r>
+        <w:t xml:space="preserve">TBD</w:t>
+      </w:r>
+    </w:p>
+    <w:bookmarkEnd w:id="33"/>
+    <w:bookmarkEnd w:id="34"/>
+    <w:bookmarkStart w:id="37" w:name="bibliography"/>
+    <w:p>
+      <w:pPr>
+        <w:pStyle w:val="Heading2"/>
+      </w:pPr>
+      <w:r>
+        <w:rPr>
+          <w:rStyle w:val="SectionNumber"/>
+        </w:rPr>
+        <w:t xml:space="preserve">4.7</w:t>
+      </w:r>
+      <w:r>
+        <w:tab/>
+      </w:r>
+      <w:r>
+        <w:t xml:space="preserve">Bibliography</w:t>
+      </w:r>
+    </w:p>
+    <w:p>
+      <w:pPr>
+        <w:pStyle w:val="FirstParagraph"/>
+      </w:pPr>
+      <w:r>
+        <w:t xml:space="preserve">TBD</w:t>
+      </w:r>
+    </w:p>
+    <w:bookmarkStart w:id="35" w:name="zotero-integration"/>
+    <w:p>
+      <w:pPr>
+        <w:pStyle w:val="Heading3"/>
+      </w:pPr>
+      <w:r>
+        <w:rPr>
+          <w:rStyle w:val="SectionNumber"/>
+        </w:rPr>
+        <w:t xml:space="preserve">4.7.1</w:t>
+      </w:r>
+      <w:r>
+        <w:tab/>
+      </w:r>
+      <w:r>
+        <w:t xml:space="preserve">Zotero Integration</w:t>
+      </w:r>
+    </w:p>
+    <w:p>
+      <w:pPr>
+        <w:pStyle w:val="FirstParagraph"/>
+      </w:pPr>
+      <w:r>
+        <w:t xml:space="preserve">TBD</w:t>
+      </w:r>
+    </w:p>
+    <w:bookmarkEnd w:id="35"/>
+    <w:bookmarkStart w:id="36" w:name="obsidian-citations"/>
+    <w:p>
+      <w:pPr>
+        <w:pStyle w:val="Heading3"/>
+      </w:pPr>
+      <w:r>
+        <w:rPr>
+          <w:rStyle w:val="SectionNumber"/>
+        </w:rPr>
+        <w:t xml:space="preserve">4.7.2</w:t>
+      </w:r>
+      <w:r>
+        <w:tab/>
+      </w:r>
+      <w:r>
+        <w:t xml:space="preserve">Obsidian Citations</w:t>
+      </w:r>
+    </w:p>
+    <w:p>
+      <w:pPr>
+        <w:pStyle w:val="FirstParagraph"/>
+      </w:pPr>
+      <w:r>
+        <w:t xml:space="preserve">TBD</w:t>
+      </w:r>
+    </w:p>
+    <w:bookmarkEnd w:id="36"/>
+    <w:bookmarkEnd w:id="37"/>
+    <w:bookmarkStart w:id="40" w:name="mathjax-equations"/>
+    <w:p>
+      <w:pPr>
+        <w:pStyle w:val="Heading2"/>
+      </w:pPr>
+      <w:r>
+        <w:rPr>
+          <w:rStyle w:val="SectionNumber"/>
+        </w:rPr>
+        <w:t xml:space="preserve">4.8</w:t>
+      </w:r>
+      <w:r>
+        <w:tab/>
+      </w:r>
+      <w:r>
+        <w:t xml:space="preserve">Mathjax Equations</w:t>
+      </w:r>
+    </w:p>
+    <w:p>
+      <w:pPr>
+        <w:pStyle w:val="FirstParagraph"/>
+      </w:pPr>
+      <w:r>
+        <w:t xml:space="preserve">TBD</w:t>
+      </w:r>
+    </w:p>
+    <w:bookmarkStart w:id="38" w:name="left-justified-inline"/>
+    <w:p>
+      <w:pPr>
+        <w:pStyle w:val="Heading3"/>
+      </w:pPr>
+      <w:r>
+        <w:rPr>
+          <w:rStyle w:val="SectionNumber"/>
+        </w:rPr>
+        <w:t xml:space="preserve">4.8.1</w:t>
+      </w:r>
+      <w:r>
+        <w:tab/>
+      </w:r>
+      <w:r>
+        <w:t xml:space="preserve">Left Justified / Inline</w:t>
+      </w:r>
+    </w:p>
+    <w:p>
+      <w:pPr>
+        <w:pStyle w:val="FirstParagraph"/>
+      </w:pPr>
+      <w:r>
+        <w:t xml:space="preserve">TBD</w:t>
+      </w:r>
+    </w:p>
+    <w:bookmarkEnd w:id="38"/>
+    <w:bookmarkStart w:id="39" w:name="centered"/>
+    <w:p>
+      <w:pPr>
+        <w:pStyle w:val="Heading3"/>
+      </w:pPr>
+      <w:r>
+        <w:rPr>
+          <w:rStyle w:val="SectionNumber"/>
+        </w:rPr>
+        <w:t xml:space="preserve">4.8.2</w:t>
+      </w:r>
+      <w:r>
+        <w:tab/>
+      </w:r>
+      <w:r>
+        <w:t xml:space="preserve">Centered</w:t>
+      </w:r>
+    </w:p>
+    <w:p>
+      <w:pPr>
+        <w:pStyle w:val="FirstParagraph"/>
+      </w:pPr>
+      <w:r>
+        <w:t xml:space="preserve">TBD</w:t>
+      </w:r>
+    </w:p>
+    <w:bookmarkEnd w:id="39"/>
+    <w:bookmarkEnd w:id="40"/>
+    <w:bookmarkStart w:id="42" w:name="custom-markdown"/>
+    <w:p>
+      <w:pPr>
+        <w:pStyle w:val="Heading2"/>
+      </w:pPr>
+      <w:r>
+        <w:rPr>
+          <w:rStyle w:val="SectionNumber"/>
+        </w:rPr>
+        <w:t xml:space="preserve">4.9</w:t>
+      </w:r>
+      <w:r>
+        <w:tab/>
+      </w:r>
+      <w:r>
+        <w:t xml:space="preserve">Custom Markdown</w:t>
+      </w:r>
+    </w:p>
+    <w:p>
+      <w:pPr>
+        <w:pStyle w:val="FirstParagraph"/>
+      </w:pPr>
+      <w:r>
+        <w:t xml:space="preserve">TBD</w:t>
+      </w:r>
+    </w:p>
+    <w:bookmarkStart w:id="41" w:name="call-outs"/>
+    <w:p>
+      <w:pPr>
+        <w:pStyle w:val="Heading3"/>
+      </w:pPr>
+      <w:r>
+        <w:rPr>
+          <w:rStyle w:val="SectionNumber"/>
+        </w:rPr>
+        <w:t xml:space="preserve">4.9.1</w:t>
+      </w:r>
+      <w:r>
+        <w:tab/>
+      </w:r>
+      <w:r>
+        <w:t xml:space="preserve">Call-outs</w:t>
+      </w:r>
+    </w:p>
+    <w:p>
+      <w:pPr>
+        <w:pStyle w:val="FirstParagraph"/>
+      </w:pPr>
+      <w:r>
+        <w:t xml:space="preserve">A few call-out box styles have been custom added to easily highlight certain types of content.</w:t>
+      </w:r>
+    </w:p>
+    <w:p>
+      <w:pPr>
+        <w:pStyle w:val="BodyText"/>
+      </w:pPr>
+      <w:r>
+        <w:t xml:space="preserve">Will render:</w:t>
+      </w:r>
+    </w:p>
+    <w:p>
+      <w:r>
+        <w:pict>
+          <v:rect style="width:0;height:1.5pt" o:hralign="center" o:hrstd="t" o:hr="t"/>
+        </w:pict>
+      </w:r>
+    </w:p>
+    <w:p>
+      <w:pPr>
+        <w:pStyle w:val="FirstParagraph"/>
+      </w:pPr>
+      <w:r>
+        <w:t xml:space="preserve">Will render:</w:t>
+      </w:r>
+    </w:p>
+    <w:p>
+      <w:r>
+        <w:pict>
+          <v:rect style="width:0;height:1.5pt" o:hralign="center" o:hrstd="t" o:hr="t"/>
+        </w:pict>
+      </w:r>
+    </w:p>
+    <w:p>
+      <w:pPr>
+        <w:pStyle w:val="FirstParagraph"/>
+      </w:pPr>
+      <w:r>
+        <w:t xml:space="preserve">Will render:</w:t>
+      </w:r>
+    </w:p>
+    <w:p>
+      <w:pPr>
+        <w:pStyle w:val="BlockText"/>
+      </w:pPr>
+      <w:r>
+        <w:t xml:space="preserve">[!info] Info Box</w:t>
+      </w:r>
+      <w:r>
+        <w:t xml:space="preserve"> </w:t>
+      </w:r>
+      <w:r>
+        <w:t xml:space="preserve">Same as a blue box</w:t>
+      </w:r>
+    </w:p>
+    <w:p>
+      <w:r>
+        <w:pict>
+          <v:rect style="width:0;height:1.5pt" o:hralign="center" o:hrstd="t" o:hr="t"/>
+        </w:pict>
+      </w:r>
+    </w:p>
+    <w:p>
+      <w:pPr>
+        <w:pStyle w:val="FirstParagraph"/>
+      </w:pPr>
+      <w:r>
+        <w:t xml:space="preserve">Will render:</w:t>
+      </w:r>
+    </w:p>
+    <w:p>
+      <w:r>
+        <w:pict>
+          <v:rect style="width:0;height:1.5pt" o:hralign="center" o:hrstd="t" o:hr="t"/>
+        </w:pict>
+      </w:r>
+    </w:p>
+    <w:p>
+      <w:pPr>
+        <w:pStyle w:val="FirstParagraph"/>
+      </w:pPr>
+      <w:r>
+        <w:t xml:space="preserve">Will render:</w:t>
+      </w:r>
+    </w:p>
+    <w:p>
+      <w:r>
+        <w:pict>
+          <v:rect style="width:0;height:1.5pt" o:hralign="center" o:hrstd="t" o:hr="t"/>
+        </w:pict>
+      </w:r>
+    </w:p>
+    <w:p>
+      <w:pPr>
+        <w:pStyle w:val="FirstParagraph"/>
+      </w:pPr>
+      <w:r>
+        <w:t xml:space="preserve">Will render:</w:t>
+      </w:r>
+    </w:p>
+    <w:p>
+      <w:r>
+        <w:pict>
+          <v:rect style="width:0;height:1.5pt" o:hralign="center" o:hrstd="t" o:hr="t"/>
+        </w:pict>
+      </w:r>
+    </w:p>
+    <w:p>
+      <w:pPr>
+        <w:pStyle w:val="FirstParagraph"/>
+      </w:pPr>
+      <w:r>
+        <w:t xml:space="preserve">Will render:</w:t>
+      </w:r>
+    </w:p>
+    <w:p>
+      <w:r>
+        <w:pict>
+          <v:rect style="width:0;height:1.5pt" o:hralign="center" o:hrstd="t" o:hr="t"/>
+        </w:pict>
+      </w:r>
+    </w:p>
+    <w:p>
+      <w:pPr>
+        <w:pStyle w:val="FirstParagraph"/>
+      </w:pPr>
+      <w:r>
+        <w:t xml:space="preserve">Will render:</w:t>
+      </w:r>
+    </w:p>
+    <w:p>
+      <w:r>
+        <w:pict>
+          <v:rect style="width:0;height:1.5pt" o:hralign="center" o:hrstd="t" o:hr="t"/>
+        </w:pict>
+      </w:r>
+    </w:p>
+    <w:p>
+      <w:pPr>
+        <w:pStyle w:val="FirstParagraph"/>
+      </w:pPr>
+      <w:r>
+        <w:t xml:space="preserve">Will render:</w:t>
+      </w:r>
+    </w:p>
+    <w:p>
+      <w:pPr>
+        <w:pStyle w:val="BodyText"/>
+      </w:pPr>
+      <w:r>
+        <w:t xml:space="preserve">Appendix A</w:t>
+      </w:r>
+    </w:p>
+    <w:bookmarkEnd w:id="41"/>
+    <w:bookmarkEnd w:id="42"/>
+    <w:bookmarkEnd w:id="43"/>
+    <w:bookmarkStart w:id="64" w:name="appendix-a-build-environment-notes"/>
+    <w:p>
+      <w:pPr>
+        <w:pStyle w:val="Heading1"/>
+      </w:pPr>
+      <w:r>
+        <w:rPr>
+          <w:rStyle w:val="SectionNumber"/>
+        </w:rPr>
+        <w:t xml:space="preserve">5</w:t>
+      </w:r>
+      <w:r>
+        <w:tab/>
+      </w:r>
+      <w:r>
+        <w:t xml:space="preserve">Appendix A: Build Environment Notes</w:t>
+      </w:r>
+    </w:p>
+    <w:bookmarkStart w:id="62" w:name="installing-pre-requisites"/>
+    <w:p>
+      <w:pPr>
+        <w:pStyle w:val="Heading2"/>
+      </w:pPr>
+      <w:r>
+        <w:rPr>
+          <w:rStyle w:val="SectionNumber"/>
+        </w:rPr>
+        <w:t xml:space="preserve">5.1</w:t>
+      </w:r>
+      <w:r>
+        <w:tab/>
+      </w:r>
+      <w:r>
+        <w:t xml:space="preserve">Installing Pre-Requisites</w:t>
+      </w:r>
+    </w:p>
+    <w:bookmarkStart w:id="50" w:name="required"/>
+    <w:p>
+      <w:pPr>
+        <w:pStyle w:val="Heading3"/>
+      </w:pPr>
+      <w:r>
+        <w:rPr>
+          <w:rStyle w:val="SectionNumber"/>
+        </w:rPr>
+        <w:t xml:space="preserve">5.1.1</w:t>
+      </w:r>
+      <w:r>
+        <w:tab/>
+      </w:r>
+      <w:r>
+        <w:t xml:space="preserve">Required</w:t>
+      </w:r>
+    </w:p>
+    <w:bookmarkStart w:id="45" w:name="pandoc"/>
+    <w:p>
+      <w:pPr>
+        <w:pStyle w:val="Heading4"/>
+      </w:pPr>
+      <w:r>
+        <w:rPr>
+          <w:rStyle w:val="SectionNumber"/>
+        </w:rPr>
+        <w:t xml:space="preserve">5.1.1.1</w:t>
+      </w:r>
+      <w:r>
+        <w:tab/>
+      </w:r>
+      <w:r>
+        <w:t xml:space="preserve">Pandoc</w:t>
+      </w:r>
+    </w:p>
+    <w:p>
+      <w:pPr>
+        <w:pStyle w:val="Compact"/>
+        <w:numPr>
+          <w:ilvl w:val="0"/>
+          <w:numId w:val="1008"/>
+        </w:numPr>
+      </w:pPr>
+      <w:r>
+        <w:t xml:space="preserve">https://pandoc.org/</w:t>
+      </w:r>
+    </w:p>
+    <w:p>
+      <w:pPr>
+        <w:pStyle w:val="Compact"/>
+        <w:numPr>
+          <w:ilvl w:val="0"/>
+          <w:numId w:val="1008"/>
+        </w:numPr>
+      </w:pPr>
+      <w:hyperlink r:id="rId44">
         <w:r>
           <w:rPr>
             <w:rStyle w:val="Hyperlink"/>
@@ -1424,8 +1782,8 @@
         <w:t xml:space="preserve">sudo apt install https://github.com/jgm/pandoc/releases/download/3.8.2.1/pandoc-3.8.2.1-1-amd64.deb</w:t>
       </w:r>
     </w:p>
-    <w:bookmarkEnd w:id="42"/>
-    <w:bookmarkStart w:id="43" w:name="code-editor"/>
+    <w:bookmarkEnd w:id="45"/>
+    <w:bookmarkStart w:id="46" w:name="code-editor"/>
     <w:p>
       <w:pPr>
         <w:pStyle w:val="Heading4"/>
@@ -1468,8 +1826,8 @@
         <w:t xml:space="preserve">sudo apt install make</w:t>
       </w:r>
     </w:p>
-    <w:bookmarkEnd w:id="43"/>
-    <w:bookmarkStart w:id="44" w:name="jq-and-yq"/>
+    <w:bookmarkEnd w:id="46"/>
+    <w:bookmarkStart w:id="47" w:name="jq-and-yq"/>
     <w:p>
       <w:pPr>
         <w:pStyle w:val="Heading4"/>
@@ -1498,8 +1856,8 @@
         <w:t xml:space="preserve">sudo apt install jq yq</w:t>
       </w:r>
     </w:p>
-    <w:bookmarkEnd w:id="44"/>
-    <w:bookmarkStart w:id="45" w:name="texlive"/>
+    <w:bookmarkEnd w:id="47"/>
+    <w:bookmarkStart w:id="48" w:name="texlive"/>
     <w:p>
       <w:pPr>
         <w:pStyle w:val="Heading4"/>
@@ -1528,8 +1886,8 @@
         <w:t xml:space="preserve">sudo apt install texlive texlive-xetex texlive-latex-extra texlive-fonts-recommended texlive-fonts-extra</w:t>
       </w:r>
     </w:p>
-    <w:bookmarkEnd w:id="45"/>
-    <w:bookmarkStart w:id="46" w:name="mathjax"/>
+    <w:bookmarkEnd w:id="48"/>
+    <w:bookmarkStart w:id="49" w:name="mathjax"/>
     <w:p>
       <w:pPr>
         <w:pStyle w:val="Heading4"/>
@@ -1552,7 +1910,7 @@
         <w:pStyle w:val="Compact"/>
         <w:numPr>
           <w:ilvl w:val="0"/>
-          <w:numId w:val="1002"/>
+          <w:numId w:val="1009"/>
         </w:numPr>
       </w:pPr>
       <w:r>
@@ -1597,9 +1955,9 @@
         <w:t xml:space="preserve">rm -rf package mathjax-3.2.2.tgz</w:t>
       </w:r>
     </w:p>
-    <w:bookmarkEnd w:id="46"/>
-    <w:bookmarkEnd w:id="47"/>
-    <w:bookmarkStart w:id="58" w:name="optional"/>
+    <w:bookmarkEnd w:id="49"/>
+    <w:bookmarkEnd w:id="50"/>
+    <w:bookmarkStart w:id="61" w:name="optional"/>
     <w:p>
       <w:pPr>
         <w:pStyle w:val="Heading3"/>
@@ -1625,7 +1983,7 @@
         <w:t xml:space="preserve">The following are not strictly requires to use this book builder template.</w:t>
       </w:r>
     </w:p>
-    <w:bookmarkStart w:id="49" w:name="obsidian"/>
+    <w:bookmarkStart w:id="52" w:name="obsidian"/>
     <w:p>
       <w:pPr>
         <w:pStyle w:val="Heading4"/>
@@ -1648,7 +2006,7 @@
         <w:pStyle w:val="Compact"/>
         <w:numPr>
           <w:ilvl w:val="0"/>
-          <w:numId w:val="1003"/>
+          <w:numId w:val="1010"/>
         </w:numPr>
       </w:pPr>
       <w:r>
@@ -1660,10 +2018,10 @@
         <w:pStyle w:val="Compact"/>
         <w:numPr>
           <w:ilvl w:val="0"/>
-          <w:numId w:val="1003"/>
+          <w:numId w:val="1010"/>
         </w:numPr>
       </w:pPr>
-      <w:hyperlink r:id="rId48">
+      <w:hyperlink r:id="rId51">
         <w:r>
           <w:rPr>
             <w:rStyle w:val="Hyperlink"/>
@@ -1683,8 +2041,8 @@
         <w:t xml:space="preserve">sudo apt install https://github.com/obsidianmd/obsidian-releases/releases/download/v1.9.14/obsidian_1.9.14_amd64.deb</w:t>
       </w:r>
     </w:p>
-    <w:bookmarkEnd w:id="49"/>
-    <w:bookmarkStart w:id="53" w:name="zotero"/>
+    <w:bookmarkEnd w:id="52"/>
+    <w:bookmarkStart w:id="56" w:name="zotero"/>
     <w:p>
       <w:pPr>
         <w:pStyle w:val="Heading4"/>
@@ -1707,7 +2065,7 @@
         <w:pStyle w:val="Compact"/>
         <w:numPr>
           <w:ilvl w:val="0"/>
-          <w:numId w:val="1004"/>
+          <w:numId w:val="1011"/>
         </w:numPr>
       </w:pPr>
       <w:r>
@@ -1747,7 +2105,7 @@
         <w:t xml:space="preserve">sudo apt install zotero</w:t>
       </w:r>
     </w:p>
-    <w:bookmarkStart w:id="50" w:name="better-bibtex-for-zotero"/>
+    <w:bookmarkStart w:id="53" w:name="better-bibtex-for-zotero"/>
     <w:p>
       <w:pPr>
         <w:pStyle w:val="Heading5"/>
@@ -1779,8 +2137,8 @@
         <w:t xml:space="preserve">- Zotero &gt; Tool &gt; Plugins</w:t>
       </w:r>
     </w:p>
-    <w:bookmarkEnd w:id="50"/>
-    <w:bookmarkStart w:id="51" w:name="export-citations.bib"/>
+    <w:bookmarkEnd w:id="53"/>
+    <w:bookmarkStart w:id="54" w:name="export-citations.bib"/>
     <w:p>
       <w:pPr>
         <w:pStyle w:val="Heading5"/>
@@ -1803,7 +2161,7 @@
         <w:pStyle w:val="Compact"/>
         <w:numPr>
           <w:ilvl w:val="0"/>
-          <w:numId w:val="1005"/>
+          <w:numId w:val="1012"/>
         </w:numPr>
       </w:pPr>
       <w:r>
@@ -1815,7 +2173,7 @@
         <w:pStyle w:val="Compact"/>
         <w:numPr>
           <w:ilvl w:val="0"/>
-          <w:numId w:val="1005"/>
+          <w:numId w:val="1012"/>
         </w:numPr>
       </w:pPr>
       <w:r>
@@ -1827,7 +2185,7 @@
         <w:pStyle w:val="Compact"/>
         <w:numPr>
           <w:ilvl w:val="0"/>
-          <w:numId w:val="1005"/>
+          <w:numId w:val="1012"/>
         </w:numPr>
       </w:pPr>
       <w:r>
@@ -1839,15 +2197,15 @@
         <w:pStyle w:val="Compact"/>
         <w:numPr>
           <w:ilvl w:val="0"/>
-          <w:numId w:val="1005"/>
+          <w:numId w:val="1012"/>
         </w:numPr>
       </w:pPr>
       <w:r>
         <w:t xml:space="preserve">☐ Symlink your ~/Documents/Lib/Citations.bib to basic-book-builder/lib/zotero.bib</w:t>
       </w:r>
     </w:p>
-    <w:bookmarkEnd w:id="51"/>
-    <w:bookmarkStart w:id="52" w:name="zotero-connector-browser-plugin"/>
+    <w:bookmarkEnd w:id="54"/>
+    <w:bookmarkStart w:id="55" w:name="zotero-connector-browser-plugin"/>
     <w:p>
       <w:pPr>
         <w:pStyle w:val="Heading5"/>
@@ -1870,7 +2228,7 @@
         <w:pStyle w:val="Compact"/>
         <w:numPr>
           <w:ilvl w:val="0"/>
-          <w:numId w:val="1006"/>
+          <w:numId w:val="1013"/>
         </w:numPr>
       </w:pPr>
       <w:r>
@@ -1885,9 +2243,9 @@
         <w:t xml:space="preserve">Provides you the ability to auto add Web resources to your Zotero citation database.</w:t>
       </w:r>
     </w:p>
-    <w:bookmarkEnd w:id="52"/>
-    <w:bookmarkEnd w:id="53"/>
-    <w:bookmarkStart w:id="54" w:name="lmodern"/>
+    <w:bookmarkEnd w:id="55"/>
+    <w:bookmarkEnd w:id="56"/>
+    <w:bookmarkStart w:id="57" w:name="lmodern"/>
     <w:p>
       <w:pPr>
         <w:pStyle w:val="Heading4"/>
@@ -1916,8 +2274,8 @@
         <w:t xml:space="preserve">sudo apt install lmodern</w:t>
       </w:r>
     </w:p>
-    <w:bookmarkEnd w:id="54"/>
-    <w:bookmarkStart w:id="55" w:name="epubcheck"/>
+    <w:bookmarkEnd w:id="57"/>
+    <w:bookmarkStart w:id="58" w:name="epubcheck"/>
     <w:p>
       <w:pPr>
         <w:pStyle w:val="Heading4"/>
@@ -1946,8 +2304,8 @@
         <w:t xml:space="preserve">sudo apt install epubcheck</w:t>
       </w:r>
     </w:p>
-    <w:bookmarkEnd w:id="55"/>
-    <w:bookmarkStart w:id="56" w:name="foliate"/>
+    <w:bookmarkEnd w:id="58"/>
+    <w:bookmarkStart w:id="59" w:name="foliate"/>
     <w:p>
       <w:pPr>
         <w:pStyle w:val="Heading4"/>
@@ -1978,7 +2336,7 @@
         <w:pStyle w:val="Compact"/>
         <w:numPr>
           <w:ilvl w:val="0"/>
-          <w:numId w:val="1007"/>
+          <w:numId w:val="1014"/>
         </w:numPr>
       </w:pPr>
       <w:r>
@@ -1996,8 +2354,8 @@
         <w:t xml:space="preserve">sudo apt install https://github.com/johnfactotum/foliate/releases/download/2.6.4/com.github.johnfactotum.foliate_2.6.4_all.deb</w:t>
       </w:r>
     </w:p>
-    <w:bookmarkEnd w:id="56"/>
-    <w:bookmarkStart w:id="57" w:name="calibre"/>
+    <w:bookmarkEnd w:id="59"/>
+    <w:bookmarkStart w:id="60" w:name="calibre"/>
     <w:p>
       <w:pPr>
         <w:pStyle w:val="Heading4"/>
@@ -2028,7 +2386,7 @@
         <w:pStyle w:val="Compact"/>
         <w:numPr>
           <w:ilvl w:val="0"/>
-          <w:numId w:val="1008"/>
+          <w:numId w:val="1015"/>
         </w:numPr>
       </w:pPr>
       <w:r>
@@ -2044,32 +2402,32 @@
           <w:rStyle w:val="VerbatimChar"/>
         </w:rPr>
         <w:t xml:space="preserve">sudo apt install calibre</w:t>
-      </w:r>
-    </w:p>
-    <w:bookmarkEnd w:id="57"/>
-    <w:bookmarkEnd w:id="58"/>
-    <w:bookmarkEnd w:id="59"/>
-    <w:bookmarkStart w:id="60" w:name="editing-the-configuration"/>
-    <w:p>
-      <w:pPr>
-        <w:pStyle w:val="Heading2"/>
-      </w:pPr>
-      <w:r>
-        <w:rPr>
-          <w:rStyle w:val="SectionNumber"/>
-        </w:rPr>
-        <w:t xml:space="preserve">5.2</w:t>
-      </w:r>
-      <w:r>
-        <w:tab/>
-      </w:r>
-      <w:r>
-        <w:t xml:space="preserve">Editing the Configuration</w:t>
       </w:r>
     </w:p>
     <w:bookmarkEnd w:id="60"/>
     <w:bookmarkEnd w:id="61"/>
-    <w:bookmarkStart w:id="62" w:name="glossary-1"/>
+    <w:bookmarkEnd w:id="62"/>
+    <w:bookmarkStart w:id="63" w:name="editing-the-configuration"/>
+    <w:p>
+      <w:pPr>
+        <w:pStyle w:val="Heading2"/>
+      </w:pPr>
+      <w:r>
+        <w:rPr>
+          <w:rStyle w:val="SectionNumber"/>
+        </w:rPr>
+        <w:t xml:space="preserve">5.2</w:t>
+      </w:r>
+      <w:r>
+        <w:tab/>
+      </w:r>
+      <w:r>
+        <w:t xml:space="preserve">Editing the Configuration</w:t>
+      </w:r>
+    </w:p>
+    <w:bookmarkEnd w:id="63"/>
+    <w:bookmarkEnd w:id="64"/>
+    <w:bookmarkStart w:id="65" w:name="glossary-1"/>
     <w:p>
       <w:pPr>
         <w:pStyle w:val="Heading1"/>
@@ -2934,8 +3292,8 @@
         </w:tc>
       </w:tr>
     </w:tbl>
-    <w:bookmarkEnd w:id="62"/>
-    <w:bookmarkStart w:id="67" w:name="bibliography-1"/>
+    <w:bookmarkEnd w:id="65"/>
+    <w:bookmarkStart w:id="70" w:name="bibliography-1"/>
     <w:p>
       <w:pPr>
         <w:pStyle w:val="Heading1"/>
@@ -2944,8 +3302,8 @@
         <w:t xml:space="preserve">Bibliography</w:t>
       </w:r>
     </w:p>
-    <w:bookmarkStart w:id="66" w:name="refs"/>
-    <w:bookmarkStart w:id="63" w:name="ref-JehaverlackBasicbookbuilderPandoca"/>
+    <w:bookmarkStart w:id="69" w:name="refs"/>
+    <w:bookmarkStart w:id="66" w:name="ref-JehaverlackBasicbookbuilderPandoca"/>
     <w:p>
       <w:pPr>
         <w:pStyle w:val="Bibliography"/>
@@ -3080,8 +3438,8 @@
         <w:t xml:space="preserve"> n.d. Https://github.com/jehaverlack/basic-book-builder.</w:t>
       </w:r>
     </w:p>
-    <w:bookmarkEnd w:id="63"/>
-    <w:bookmarkStart w:id="64" w:name="ref-JohnHaverlackACEP"/>
+    <w:bookmarkEnd w:id="66"/>
+    <w:bookmarkStart w:id="67" w:name="ref-JohnHaverlackACEP"/>
     <w:p>
       <w:pPr>
         <w:pStyle w:val="Bibliography"/>
@@ -3132,8 +3490,8 @@
         <w:t xml:space="preserve">. n.d. Https://www.uaf.edu/acep/about/our-team/john-haverlack.php.</w:t>
       </w:r>
     </w:p>
-    <w:bookmarkEnd w:id="64"/>
-    <w:bookmarkStart w:id="65" w:name="ref-PandocIndex"/>
+    <w:bookmarkEnd w:id="67"/>
+    <w:bookmarkStart w:id="68" w:name="ref-PandocIndex"/>
     <w:p>
       <w:pPr>
         <w:pStyle w:val="Bibliography"/>
@@ -3149,9 +3507,9 @@
         <w:t xml:space="preserve">. n.d. Https://pandoc.org/.</w:t>
       </w:r>
     </w:p>
-    <w:bookmarkEnd w:id="65"/>
-    <w:bookmarkEnd w:id="66"/>
-    <w:bookmarkEnd w:id="67"/>
+    <w:bookmarkEnd w:id="68"/>
+    <w:bookmarkEnd w:id="69"/>
+    <w:bookmarkEnd w:id="70"/>
     <w:sectPr>
       <w:footnotePr>
         <w:numRestart w:val="eachSect"/>
@@ -3262,6 +3620,91 @@
       </w:pPr>
     </w:lvl>
   </w:abstractNum>
+  <w:abstractNum w:abstractNumId="99411">
+    <w:nsid w:val="00A99411"/>
+    <w:multiLevelType w:val="multilevel"/>
+    <w:lvl w:ilvl="0">
+      <w:start w:val="1"/>
+      <w:numFmt w:val="decimal"/>
+      <w:lvlText w:val="%1."/>
+      <w:lvlJc w:val="left"/>
+      <w:pPr>
+        <w:ind w:left="720" w:hanging="360"/>
+      </w:pPr>
+    </w:lvl>
+    <w:lvl w:ilvl="1">
+      <w:start w:val="1"/>
+      <w:numFmt w:val="decimal"/>
+      <w:lvlText w:val="%2."/>
+      <w:lvlJc w:val="left"/>
+      <w:pPr>
+        <w:ind w:left="1440" w:hanging="360"/>
+      </w:pPr>
+    </w:lvl>
+    <w:lvl w:ilvl="2">
+      <w:start w:val="1"/>
+      <w:numFmt w:val="decimal"/>
+      <w:lvlText w:val="%3."/>
+      <w:lvlJc w:val="left"/>
+      <w:pPr>
+        <w:ind w:left="2160" w:hanging="360"/>
+      </w:pPr>
+    </w:lvl>
+    <w:lvl w:ilvl="3">
+      <w:start w:val="1"/>
+      <w:numFmt w:val="decimal"/>
+      <w:lvlText w:val="%4."/>
+      <w:lvlJc w:val="left"/>
+      <w:pPr>
+        <w:ind w:left="2880" w:hanging="360"/>
+      </w:pPr>
+    </w:lvl>
+    <w:lvl w:ilvl="4">
+      <w:start w:val="1"/>
+      <w:numFmt w:val="decimal"/>
+      <w:lvlText w:val="%5."/>
+      <w:lvlJc w:val="left"/>
+      <w:pPr>
+        <w:ind w:left="3600" w:hanging="360"/>
+      </w:pPr>
+    </w:lvl>
+    <w:lvl w:ilvl="5">
+      <w:start w:val="1"/>
+      <w:numFmt w:val="decimal"/>
+      <w:lvlText w:val="%6."/>
+      <w:lvlJc w:val="left"/>
+      <w:pPr>
+        <w:ind w:left="4320" w:hanging="360"/>
+      </w:pPr>
+    </w:lvl>
+    <w:lvl w:ilvl="6">
+      <w:start w:val="1"/>
+      <w:numFmt w:val="decimal"/>
+      <w:lvlText w:val="%7."/>
+      <w:lvlJc w:val="left"/>
+      <w:pPr>
+        <w:ind w:left="5040" w:hanging="360"/>
+      </w:pPr>
+    </w:lvl>
+    <w:lvl w:ilvl="7">
+      <w:start w:val="1"/>
+      <w:numFmt w:val="decimal"/>
+      <w:lvlText w:val="%8."/>
+      <w:lvlJc w:val="left"/>
+      <w:pPr>
+        <w:ind w:left="5760" w:hanging="360"/>
+      </w:pPr>
+    </w:lvl>
+    <w:lvl w:ilvl="8">
+      <w:start w:val="1"/>
+      <w:numFmt w:val="decimal"/>
+      <w:lvlText w:val="%9."/>
+      <w:lvlJc w:val="left"/>
+      <w:pPr>
+        <w:ind w:left="6480" w:hanging="360"/>
+      </w:pPr>
+    </w:lvl>
+  </w:abstractNum>
   <w:abstractNum w:abstractNumId="991">
     <w:nsid w:val="0000A991"/>
     <w:multiLevelType w:val="multilevel"/>
@@ -3369,13 +3812,67 @@
     <w:abstractNumId w:val="990"/>
   </w:num>
   <w:num w:numId="1001">
-    <w:abstractNumId w:val="991"/>
+    <w:abstractNumId w:val="99411"/>
+    <w:lvlOverride w:ilvl="0">
+      <w:startOverride w:val="1"/>
+    </w:lvlOverride>
+    <w:lvlOverride w:ilvl="1">
+      <w:startOverride w:val="1"/>
+    </w:lvlOverride>
+    <w:lvlOverride w:ilvl="2">
+      <w:startOverride w:val="1"/>
+    </w:lvlOverride>
+    <w:lvlOverride w:ilvl="3">
+      <w:startOverride w:val="1"/>
+    </w:lvlOverride>
+    <w:lvlOverride w:ilvl="4">
+      <w:startOverride w:val="1"/>
+    </w:lvlOverride>
+    <w:lvlOverride w:ilvl="5">
+      <w:startOverride w:val="1"/>
+    </w:lvlOverride>
+    <w:lvlOverride w:ilvl="6">
+      <w:startOverride w:val="1"/>
+    </w:lvlOverride>
+    <w:lvlOverride w:ilvl="7">
+      <w:startOverride w:val="1"/>
+    </w:lvlOverride>
+    <w:lvlOverride w:ilvl="8">
+      <w:startOverride w:val="1"/>
+    </w:lvlOverride>
   </w:num>
   <w:num w:numId="1002">
     <w:abstractNumId w:val="991"/>
   </w:num>
   <w:num w:numId="1003">
-    <w:abstractNumId w:val="991"/>
+    <w:abstractNumId w:val="99411"/>
+    <w:lvlOverride w:ilvl="0">
+      <w:startOverride w:val="1"/>
+    </w:lvlOverride>
+    <w:lvlOverride w:ilvl="1">
+      <w:startOverride w:val="1"/>
+    </w:lvlOverride>
+    <w:lvlOverride w:ilvl="2">
+      <w:startOverride w:val="1"/>
+    </w:lvlOverride>
+    <w:lvlOverride w:ilvl="3">
+      <w:startOverride w:val="1"/>
+    </w:lvlOverride>
+    <w:lvlOverride w:ilvl="4">
+      <w:startOverride w:val="1"/>
+    </w:lvlOverride>
+    <w:lvlOverride w:ilvl="5">
+      <w:startOverride w:val="1"/>
+    </w:lvlOverride>
+    <w:lvlOverride w:ilvl="6">
+      <w:startOverride w:val="1"/>
+    </w:lvlOverride>
+    <w:lvlOverride w:ilvl="7">
+      <w:startOverride w:val="1"/>
+    </w:lvlOverride>
+    <w:lvlOverride w:ilvl="8">
+      <w:startOverride w:val="1"/>
+    </w:lvlOverride>
   </w:num>
   <w:num w:numId="1004">
     <w:abstractNumId w:val="991"/>
@@ -3390,6 +3887,27 @@
     <w:abstractNumId w:val="991"/>
   </w:num>
   <w:num w:numId="1008">
+    <w:abstractNumId w:val="991"/>
+  </w:num>
+  <w:num w:numId="1009">
+    <w:abstractNumId w:val="991"/>
+  </w:num>
+  <w:num w:numId="1010">
+    <w:abstractNumId w:val="991"/>
+  </w:num>
+  <w:num w:numId="1011">
+    <w:abstractNumId w:val="991"/>
+  </w:num>
+  <w:num w:numId="1012">
+    <w:abstractNumId w:val="991"/>
+  </w:num>
+  <w:num w:numId="1013">
+    <w:abstractNumId w:val="991"/>
+  </w:num>
+  <w:num w:numId="1014">
+    <w:abstractNumId w:val="991"/>
+  </w:num>
+  <w:num w:numId="1015">
     <w:abstractNumId w:val="991"/>
   </w:num>
 </w:numbering>

--- a/build/docx/basic-book-builder.docx
+++ b/build/docx/basic-book-builder.docx
@@ -5,9 +5,9 @@
     # Basic Book Builder
     ## A Pandoc build process for books, docs and articles
     **John Haverlack**
-    2026-02-04
+    2026-02-05
     ---
-    © 2026-02-04 University of Alaska Fairbanks
+    © 2026-02-05 University of Alaska Fairbanks
     Creative Commons Attribution-NoDerivatives 4.0 International License
     <w:sdt>
       <w:sdtPr>

--- a/build/docx/basic-book-builder.docx
+++ b/build/docx/basic-book-builder.docx
@@ -3,7 +3,7 @@
 <w:document xmlns:w="http://schemas.openxmlformats.org/wordprocessingml/2006/main" xmlns:m="http://schemas.openxmlformats.org/officeDocument/2006/math" xmlns:r="http://schemas.openxmlformats.org/officeDocument/2006/relationships" xmlns:o="urn:schemas-microsoft-com:office:office" xmlns:v="urn:schemas-microsoft-com:vml" xmlns:w10="urn:schemas-microsoft-com:office:word" xmlns:a="http://schemas.openxmlformats.org/drawingml/2006/main" xmlns:pic="http://schemas.openxmlformats.org/drawingml/2006/picture" xmlns:wp="http://schemas.openxmlformats.org/drawingml/2006/wordprocessingDrawing">
   <w:body>
     # Basic Book Builder
-    ## A Pandoc build process for books, docs and articles
+    ## A Pandoc build process for books, docs and articles.
     **John Haverlack**
     2026-02-05
     ---
@@ -35,7 +35,7 @@
         </w:p>
       </w:sdtContent>
     </w:sdt>
-    <w:bookmarkStart w:id="9" w:name="introduction"/>
+    <w:bookmarkStart w:id="10" w:name="introduction"/>
     <w:p>
       <w:pPr>
         <w:pStyle w:val="Heading1"/>
@@ -58,7 +58,23 @@
         <w:pStyle w:val="FirstParagraph"/>
       </w:pPr>
       <w:r>
-        <w:t xml:space="preserve">This is a basic book (or article / document) builder template based on a Pandoc</w:t>
+        <w:t xml:space="preserve">This is a</w:t>
+      </w:r>
+      <w:r>
+        <w:t xml:space="preserve"> </w:t>
+      </w:r>
+      <w:r>
+        <w:rPr>
+          <w:b/>
+          <w:bCs/>
+        </w:rPr>
+        <w:t xml:space="preserve">basic book builder</w:t>
+      </w:r>
+      <w:r>
+        <w:t xml:space="preserve"> </w:t>
+      </w:r>
+      <w:r>
+        <w:t xml:space="preserve">template is based on a Pandoc</w:t>
       </w:r>
       <w:r>
         <w:t xml:space="preserve">(</w:t>
@@ -86,12 +102,244 @@
         <w:t xml:space="preserve"> </w:t>
       </w:r>
       <w:r>
-        <w:t xml:space="preserve">build process in conjunction with a number of other tools to generate PDF, HTML, LaTex, Markdown, ODT, DOCX, and Epub book output formats from a single set Markdown source content , which can optionally be edited as an Obsidian vault.</w:t>
-      </w:r>
-    </w:p>
-    <w:p>
-      <w:pPr>
-        <w:pStyle w:val="BodyText"/>
+        <w:t xml:space="preserve">+ Makefile build process in conjunction Obsidian to edit content and Zotero to manage citation, to generate multiple format of the document including:</w:t>
+      </w:r>
+    </w:p>
+    <w:p>
+      <w:pPr>
+        <w:pStyle w:val="Compact"/>
+        <w:numPr>
+          <w:ilvl w:val="0"/>
+          <w:numId w:val="1001"/>
+        </w:numPr>
+      </w:pPr>
+      <w:r>
+        <w:t xml:space="preserve">PDF</w:t>
+      </w:r>
+    </w:p>
+    <w:p>
+      <w:pPr>
+        <w:pStyle w:val="Compact"/>
+        <w:numPr>
+          <w:ilvl w:val="0"/>
+          <w:numId w:val="1001"/>
+        </w:numPr>
+      </w:pPr>
+      <w:r>
+        <w:t xml:space="preserve">HTML</w:t>
+      </w:r>
+    </w:p>
+    <w:p>
+      <w:pPr>
+        <w:pStyle w:val="Compact"/>
+        <w:numPr>
+          <w:ilvl w:val="0"/>
+          <w:numId w:val="1001"/>
+        </w:numPr>
+      </w:pPr>
+      <w:r>
+        <w:rPr>
+          <w:i/>
+          <w:iCs/>
+        </w:rPr>
+        <w:t xml:space="preserve">LaTeX</w:t>
+      </w:r>
+    </w:p>
+    <w:p>
+      <w:pPr>
+        <w:pStyle w:val="Compact"/>
+        <w:numPr>
+          <w:ilvl w:val="0"/>
+          <w:numId w:val="1001"/>
+        </w:numPr>
+      </w:pPr>
+      <w:r>
+        <w:t xml:space="preserve">Markdown</w:t>
+      </w:r>
+    </w:p>
+    <w:p>
+      <w:pPr>
+        <w:pStyle w:val="Compact"/>
+        <w:numPr>
+          <w:ilvl w:val="0"/>
+          <w:numId w:val="1001"/>
+        </w:numPr>
+      </w:pPr>
+      <w:r>
+        <w:t xml:space="preserve">ODT</w:t>
+      </w:r>
+    </w:p>
+    <w:p>
+      <w:pPr>
+        <w:pStyle w:val="Compact"/>
+        <w:numPr>
+          <w:ilvl w:val="0"/>
+          <w:numId w:val="1001"/>
+        </w:numPr>
+      </w:pPr>
+      <w:r>
+        <w:t xml:space="preserve">DOCX</w:t>
+      </w:r>
+    </w:p>
+    <w:p>
+      <w:pPr>
+        <w:pStyle w:val="Compact"/>
+        <w:numPr>
+          <w:ilvl w:val="0"/>
+          <w:numId w:val="1001"/>
+        </w:numPr>
+      </w:pPr>
+      <w:r>
+        <w:t xml:space="preserve">Epub</w:t>
+      </w:r>
+    </w:p>
+    <w:bookmarkStart w:id="9" w:name="workflow"/>
+    <w:p>
+      <w:pPr>
+        <w:pStyle w:val="Heading3"/>
+      </w:pPr>
+      <w:r>
+        <w:rPr>
+          <w:rStyle w:val="SectionNumber"/>
+        </w:rPr>
+        <w:t xml:space="preserve">1.0.1</w:t>
+      </w:r>
+      <w:r>
+        <w:tab/>
+      </w:r>
+      <w:r>
+        <w:t xml:space="preserve">Workflow</w:t>
+      </w:r>
+    </w:p>
+    <w:p>
+      <w:pPr>
+        <w:pStyle w:val="Compact"/>
+        <w:numPr>
+          <w:ilvl w:val="0"/>
+          <w:numId w:val="1002"/>
+        </w:numPr>
+      </w:pPr>
+      <w:r>
+        <w:t xml:space="preserve">Create a new project</w:t>
+      </w:r>
+    </w:p>
+    <w:p>
+      <w:pPr>
+        <w:pStyle w:val="Compact"/>
+        <w:numPr>
+          <w:ilvl w:val="0"/>
+          <w:numId w:val="1002"/>
+        </w:numPr>
+      </w:pPr>
+      <w:r>
+        <w:t xml:space="preserve">Initialize</w:t>
+      </w:r>
+      <w:r>
+        <w:t xml:space="preserve"> </w:t>
+      </w:r>
+      <w:r>
+        <w:rPr>
+          <w:rStyle w:val="VerbatimChar"/>
+        </w:rPr>
+        <w:t xml:space="preserve">metadata.yaml</w:t>
+      </w:r>
+      <w:r>
+        <w:t xml:space="preserve"> </w:t>
+      </w:r>
+      <w:r>
+        <w:t xml:space="preserve">with title, copyright, author, etc.</w:t>
+      </w:r>
+    </w:p>
+    <w:p>
+      <w:pPr>
+        <w:pStyle w:val="Compact"/>
+        <w:numPr>
+          <w:ilvl w:val="0"/>
+          <w:numId w:val="1002"/>
+        </w:numPr>
+      </w:pPr>
+      <w:r>
+        <w:t xml:space="preserve">Customize</w:t>
+      </w:r>
+      <w:r>
+        <w:t xml:space="preserve"> </w:t>
+      </w:r>
+      <w:r>
+        <w:rPr>
+          <w:rStyle w:val="VerbatimChar"/>
+        </w:rPr>
+        <w:t xml:space="preserve">input-files:</w:t>
+      </w:r>
+      <w:r>
+        <w:t xml:space="preserve"> </w:t>
+      </w:r>
+      <w:r>
+        <w:t xml:space="preserve">in</w:t>
+      </w:r>
+      <w:r>
+        <w:t xml:space="preserve"> </w:t>
+      </w:r>
+      <w:r>
+        <w:rPr>
+          <w:rStyle w:val="VerbatimChar"/>
+        </w:rPr>
+        <w:t xml:space="preserve">pandoc.yaml</w:t>
+      </w:r>
+    </w:p>
+    <w:p>
+      <w:pPr>
+        <w:pStyle w:val="Compact"/>
+        <w:numPr>
+          <w:ilvl w:val="0"/>
+          <w:numId w:val="1002"/>
+        </w:numPr>
+      </w:pPr>
+      <w:r>
+        <w:t xml:space="preserve">Edit</w:t>
+      </w:r>
+      <w:r>
+        <w:t xml:space="preserve"> </w:t>
+      </w:r>
+      <w:r>
+        <w:rPr>
+          <w:rStyle w:val="VerbatimChar"/>
+        </w:rPr>
+        <w:t xml:space="preserve">chapters</w:t>
+      </w:r>
+      <w:r>
+        <w:t xml:space="preserve"> </w:t>
+      </w:r>
+      <w:r>
+        <w:t xml:space="preserve">Markdown</w:t>
+      </w:r>
+      <w:r>
+        <w:t xml:space="preserve"> </w:t>
+      </w:r>
+      <w:r>
+        <w:t xml:space="preserve">“conent”</w:t>
+      </w:r>
+      <w:r>
+        <w:t xml:space="preserve"> </w:t>
+      </w:r>
+      <w:r>
+        <w:t xml:space="preserve">files using Obidian</w:t>
+      </w:r>
+    </w:p>
+    <w:p>
+      <w:pPr>
+        <w:pStyle w:val="Compact"/>
+        <w:numPr>
+          <w:ilvl w:val="0"/>
+          <w:numId w:val="1002"/>
+        </w:numPr>
+      </w:pPr>
+      <w:r>
+        <w:t xml:space="preserve">Build your document</w:t>
+      </w:r>
+    </w:p>
+    <w:p>
+      <w:pPr>
+        <w:pStyle w:val="FirstParagraph"/>
       </w:pPr>
       <w:r>
         <w:t xml:space="preserve">This</w:t>
@@ -198,7 +446,8 @@
       </w:r>
     </w:p>
     <w:bookmarkEnd w:id="9"/>
-    <w:bookmarkStart w:id="15" w:name="getting-started"/>
+    <w:bookmarkEnd w:id="10"/>
+    <w:bookmarkStart w:id="22" w:name="getting-started"/>
     <w:p>
       <w:pPr>
         <w:pStyle w:val="Heading1"/>
@@ -216,7 +465,7 @@
         <w:t xml:space="preserve">Getting Started</w:t>
       </w:r>
     </w:p>
-    <w:bookmarkStart w:id="10" w:name="cloning-the-basic-book-builder"/>
+    <w:bookmarkStart w:id="11" w:name="clone-the-basic-book-builder"/>
     <w:p>
       <w:pPr>
         <w:pStyle w:val="Heading2"/>
@@ -231,11 +480,11 @@
         <w:tab/>
       </w:r>
       <w:r>
-        <w:t xml:space="preserve">Cloning the Basic Book Builder</w:t>
-      </w:r>
-    </w:p>
-    <w:bookmarkEnd w:id="10"/>
-    <w:bookmarkStart w:id="11" w:name="setting-up-build-environment"/>
+        <w:t xml:space="preserve">Clone the Basic Book Builder</w:t>
+      </w:r>
+    </w:p>
+    <w:bookmarkEnd w:id="11"/>
+    <w:bookmarkStart w:id="13" w:name="setting-up-build-environment"/>
     <w:p>
       <w:pPr>
         <w:pStyle w:val="Heading2"/>
@@ -258,26 +507,25 @@
         <w:pStyle w:val="FirstParagraph"/>
       </w:pPr>
       <w:r>
-        <w:t xml:space="preserve">For more information on setting up the build environment for your system see Appendix A.</w:t>
-      </w:r>
-    </w:p>
-    <w:bookmarkEnd w:id="11"/>
-    <w:bookmarkStart w:id="12" w:name="testing"/>
-    <w:p>
-      <w:pPr>
-        <w:pStyle w:val="Heading2"/>
+        <w:t xml:space="preserve">To initialize your systems build environment run:</w:t>
+      </w:r>
+    </w:p>
+    <w:bookmarkStart w:id="12" w:name="non-deb-systems"/>
+    <w:p>
+      <w:pPr>
+        <w:pStyle w:val="Heading3"/>
       </w:pPr>
       <w:r>
         <w:rPr>
           <w:rStyle w:val="SectionNumber"/>
         </w:rPr>
-        <w:t xml:space="preserve">2.3</w:t>
+        <w:t xml:space="preserve">2.2.1</w:t>
       </w:r>
       <w:r>
         <w:tab/>
       </w:r>
       <w:r>
-        <w:t xml:space="preserve">Testing</w:t>
+        <w:t xml:space="preserve">Non deb systems</w:t>
       </w:r>
     </w:p>
     <w:p>
@@ -285,7 +533,7 @@
         <w:pStyle w:val="FirstParagraph"/>
       </w:pPr>
       <w:r>
-        <w:t xml:space="preserve">If you can build all format for the</w:t>
+        <w:t xml:space="preserve">For more information on setting up the build environment for your system see:</w:t>
       </w:r>
       <w:r>
         <w:t xml:space="preserve"> </w:t>
@@ -295,17 +543,15 @@
           <w:b/>
           <w:bCs/>
         </w:rPr>
-        <w:t xml:space="preserve">Basic Book Build</w:t>
-      </w:r>
-      <w:r>
-        <w:t xml:space="preserve"> </w:t>
-      </w:r>
-      <w:r>
-        <w:t xml:space="preserve">then you have a working build environment.</w:t>
+        <w:t xml:space="preserve">TBD: NEEDS DOCUMENTED</w:t>
+      </w:r>
+      <w:r>
+        <w:t xml:space="preserve">.</w:t>
       </w:r>
     </w:p>
     <w:bookmarkEnd w:id="12"/>
-    <w:bookmarkStart w:id="14" w:name="creating-a-new-project"/>
+    <w:bookmarkEnd w:id="13"/>
+    <w:bookmarkStart w:id="14" w:name="testing"/>
     <w:p>
       <w:pPr>
         <w:pStyle w:val="Heading2"/>
@@ -314,70 +560,13 @@
         <w:rPr>
           <w:rStyle w:val="SectionNumber"/>
         </w:rPr>
-        <w:t xml:space="preserve">2.4</w:t>
+        <w:t xml:space="preserve">2.3</w:t>
       </w:r>
       <w:r>
         <w:tab/>
       </w:r>
       <w:r>
-        <w:t xml:space="preserve">Creating a New Project</w:t>
-      </w:r>
-    </w:p>
-    <w:bookmarkStart w:id="13" w:name="zotero-configuration-optional"/>
-    <w:p>
-      <w:pPr>
-        <w:pStyle w:val="Heading3"/>
-      </w:pPr>
-      <w:r>
-        <w:rPr>
-          <w:rStyle w:val="SectionNumber"/>
-        </w:rPr>
-        <w:t xml:space="preserve">2.4.1</w:t>
-      </w:r>
-      <w:r>
-        <w:tab/>
-      </w:r>
-      <w:r>
-        <w:t xml:space="preserve">Zotero Configuration (Optional)</w:t>
-      </w:r>
-    </w:p>
-    <w:bookmarkEnd w:id="13"/>
-    <w:bookmarkEnd w:id="14"/>
-    <w:bookmarkEnd w:id="15"/>
-    <w:bookmarkStart w:id="24" w:name="usage"/>
-    <w:p>
-      <w:pPr>
-        <w:pStyle w:val="Heading1"/>
-      </w:pPr>
-      <w:r>
-        <w:rPr>
-          <w:rStyle w:val="SectionNumber"/>
-        </w:rPr>
-        <w:t xml:space="preserve">3</w:t>
-      </w:r>
-      <w:r>
-        <w:tab/>
-      </w:r>
-      <w:r>
-        <w:t xml:space="preserve">Usage</w:t>
-      </w:r>
-    </w:p>
-    <w:bookmarkStart w:id="16" w:name="creating-a-project"/>
-    <w:p>
-      <w:pPr>
-        <w:pStyle w:val="Heading2"/>
-      </w:pPr>
-      <w:r>
-        <w:rPr>
-          <w:rStyle w:val="SectionNumber"/>
-        </w:rPr>
-        <w:t xml:space="preserve">3.1</w:t>
-      </w:r>
-      <w:r>
-        <w:tab/>
-      </w:r>
-      <w:r>
-        <w:t xml:space="preserve">Creating a Project</w:t>
+        <w:t xml:space="preserve">Testing</w:t>
       </w:r>
     </w:p>
     <w:p>
@@ -385,45 +574,7 @@
         <w:pStyle w:val="FirstParagraph"/>
       </w:pPr>
       <w:r>
-        <w:t xml:space="preserve">To create a new Project based on the Basic Book Builder template:</w:t>
-      </w:r>
-    </w:p>
-    <w:p>
-      <w:pPr>
-        <w:pStyle w:val="Compact"/>
-        <w:numPr>
-          <w:ilvl w:val="0"/>
-          <w:numId w:val="1001"/>
-        </w:numPr>
-      </w:pPr>
-      <w:r>
-        <w:t xml:space="preserve">Run the new-project.sh script.</w:t>
-      </w:r>
-    </w:p>
-    <w:p>
-      <w:pPr>
-        <w:pStyle w:val="SourceCode"/>
-      </w:pPr>
-      <w:r>
-        <w:rPr>
-          <w:rStyle w:val="VerbatimChar"/>
-        </w:rPr>
-        <w:t xml:space="preserve">./scripts/new-project.sh &lt;PATH_TO_PROJECT&gt;</w:t>
-      </w:r>
-    </w:p>
-    <w:p>
-      <w:pPr>
-        <w:pStyle w:val="Compact"/>
-        <w:numPr>
-          <w:ilvl w:val="0"/>
-          <w:numId w:val="1002"/>
-        </w:numPr>
-      </w:pPr>
-      <w:r>
-        <w:t xml:space="preserve"> </w:t>
-      </w:r>
-      <w:r>
-        <w:t xml:space="preserve">should be outside of the</w:t>
+        <w:t xml:space="preserve">Once you have set up your build environment, you test by building the</w:t>
       </w:r>
       <w:r>
         <w:t xml:space="preserve"> </w:t>
@@ -433,13 +584,29 @@
           <w:b/>
           <w:bCs/>
         </w:rPr>
-        <w:t xml:space="preserve">basic-book-builder</w:t>
-      </w:r>
-      <w:r>
-        <w:t xml:space="preserve"> </w:t>
-      </w:r>
-      <w:r>
-        <w:t xml:space="preserve">directory</w:t>
+        <w:t xml:space="preserve">basic book builder</w:t>
+      </w:r>
+      <w:r>
+        <w:t xml:space="preserve">.</w:t>
+      </w:r>
+    </w:p>
+    <w:bookmarkEnd w:id="14"/>
+    <w:bookmarkStart w:id="15" w:name="creating-a-new-project"/>
+    <w:p>
+      <w:pPr>
+        <w:pStyle w:val="Heading2"/>
+      </w:pPr>
+      <w:r>
+        <w:rPr>
+          <w:rStyle w:val="SectionNumber"/>
+        </w:rPr>
+        <w:t xml:space="preserve">2.4</w:t>
+      </w:r>
+      <w:r>
+        <w:tab/>
+      </w:r>
+      <w:r>
+        <w:t xml:space="preserve">Creating a New Project</w:t>
       </w:r>
     </w:p>
     <w:p>
@@ -450,7 +617,7 @@
         <w:rPr>
           <w:rStyle w:val="VerbatimChar"/>
         </w:rPr>
-        <w:t xml:space="preserve">cd &lt;PATH_TO_PROJECT&gt;</w:t>
+        <w:t xml:space="preserve">cd &lt;NEW_PROJECT_DIR&gt;</w:t>
       </w:r>
     </w:p>
     <w:p>
@@ -458,7 +625,7 @@
         <w:pStyle w:val="FirstParagraph"/>
       </w:pPr>
       <w:r>
-        <w:t xml:space="preserve">Update:</w:t>
+        <w:t xml:space="preserve">Update your project configuration:</w:t>
       </w:r>
     </w:p>
     <w:p>
@@ -470,10 +637,19 @@
         </w:numPr>
       </w:pPr>
       <w:r>
+        <w:t xml:space="preserve">Edit:</w:t>
+      </w:r>
+      <w:r>
+        <w:t xml:space="preserve"> </w:t>
+      </w:r>
+      <w:r>
         <w:rPr>
           <w:rStyle w:val="VerbatimChar"/>
         </w:rPr>
         <w:t xml:space="preserve">metadata.yaml</w:t>
+      </w:r>
+      <w:r>
+        <w:t xml:space="preserve">, for title, author, etc</w:t>
       </w:r>
     </w:p>
     <w:p>
@@ -485,6 +661,12 @@
         </w:numPr>
       </w:pPr>
       <w:r>
+        <w:t xml:space="preserve">Edit:</w:t>
+      </w:r>
+      <w:r>
+        <w:t xml:space="preserve"> </w:t>
+      </w:r>
+      <w:r>
         <w:rPr>
           <w:rStyle w:val="VerbatimChar"/>
         </w:rPr>
@@ -493,79 +675,406 @@
     </w:p>
     <w:p>
       <w:pPr>
+        <w:pStyle w:val="Compact"/>
+        <w:numPr>
+          <w:ilvl w:val="0"/>
+          <w:numId w:val="1003"/>
+        </w:numPr>
+      </w:pPr>
+      <w:r>
+        <w:t xml:space="preserve">Open:</w:t>
+      </w:r>
+      <w:r>
+        <w:t xml:space="preserve"> </w:t>
+      </w:r>
+      <w:r>
+        <w:rPr>
+          <w:rStyle w:val="VerbatimChar"/>
+        </w:rPr>
+        <w:t xml:space="preserve">&lt;NEW_PROJECT_DIR&gt;</w:t>
+      </w:r>
+      <w:r>
+        <w:t xml:space="preserve"> </w:t>
+      </w:r>
+      <w:r>
+        <w:t xml:space="preserve">with Obsidian, and edit</w:t>
+      </w:r>
+      <w:r>
+        <w:t xml:space="preserve"> </w:t>
+      </w:r>
+      <w:r>
+        <w:rPr>
+          <w:rStyle w:val="VerbatimChar"/>
+        </w:rPr>
+        <w:t xml:space="preserve">chapters</w:t>
+      </w:r>
+      <w:r>
+        <w:t xml:space="preserve"> </w:t>
+      </w:r>
+      <w:r>
+        <w:t xml:space="preserve">documents.</w:t>
+      </w:r>
+    </w:p>
+    <w:p>
+      <w:pPr>
+        <w:pStyle w:val="Compact"/>
+        <w:numPr>
+          <w:ilvl w:val="0"/>
+          <w:numId w:val="1003"/>
+        </w:numPr>
+      </w:pPr>
+      <w:r>
+        <w:t xml:space="preserve">Build:</w:t>
+      </w:r>
+      <w:r>
+        <w:t xml:space="preserve"> </w:t>
+      </w:r>
+      <w:r>
+        <w:rPr>
+          <w:rStyle w:val="VerbatimChar"/>
+        </w:rPr>
+        <w:t xml:space="preserve">make pdf</w:t>
+      </w:r>
+    </w:p>
+    <w:bookmarkEnd w:id="15"/>
+    <w:bookmarkStart w:id="21" w:name="building"/>
+    <w:p>
+      <w:pPr>
+        <w:pStyle w:val="Heading2"/>
+      </w:pPr>
+      <w:r>
+        <w:rPr>
+          <w:rStyle w:val="SectionNumber"/>
+        </w:rPr>
+        <w:t xml:space="preserve">2.5</w:t>
+      </w:r>
+      <w:r>
+        <w:tab/>
+      </w:r>
+      <w:r>
+        <w:t xml:space="preserve">Building</w:t>
+      </w:r>
+    </w:p>
+    <w:bookmarkStart w:id="16" w:name="pdf"/>
+    <w:p>
+      <w:pPr>
+        <w:pStyle w:val="Heading3"/>
+      </w:pPr>
+      <w:r>
+        <w:rPr>
+          <w:rStyle w:val="SectionNumber"/>
+        </w:rPr>
+        <w:t xml:space="preserve">2.5.1</w:t>
+      </w:r>
+      <w:r>
+        <w:tab/>
+      </w:r>
+      <w:r>
+        <w:t xml:space="preserve">PDF</w:t>
+      </w:r>
+    </w:p>
+    <w:p>
+      <w:pPr>
+        <w:pStyle w:val="SourceCode"/>
+      </w:pPr>
+      <w:r>
+        <w:rPr>
+          <w:rStyle w:val="VerbatimChar"/>
+        </w:rPr>
+        <w:t xml:space="preserve">make pdf</w:t>
+      </w:r>
+    </w:p>
+    <w:p>
+      <w:pPr>
         <w:pStyle w:val="BlockText"/>
       </w:pPr>
       <w:r>
-        <w:t xml:space="preserve">[!info] Suggestion</w:t>
-      </w:r>
-      <w:r>
-        <w:t xml:space="preserve"> </w:t>
-      </w:r>
-      <w:r>
-        <w:t xml:space="preserve">Create a git repository to version control your new</w:t>
-      </w:r>
-      <w:r>
-        <w:t xml:space="preserve"> </w:t>
-      </w:r>
-      <w:r>
-        <w:t xml:space="preserve"> </w:t>
-      </w:r>
-      <w:r>
-        <w:t xml:space="preserve">content.</w:t>
-      </w:r>
-    </w:p>
-    <w:bookmarkEnd w:id="16"/>
-    <w:bookmarkStart w:id="17" w:name="editing-content"/>
-    <w:p>
-      <w:pPr>
-        <w:pStyle w:val="Heading2"/>
-      </w:pPr>
-      <w:r>
-        <w:rPr>
-          <w:rStyle w:val="SectionNumber"/>
-        </w:rPr>
-        <w:t xml:space="preserve">3.2</w:t>
-      </w:r>
-      <w:r>
-        <w:tab/>
-      </w:r>
-      <w:r>
-        <w:t xml:space="preserve">Editing Content</w:t>
-      </w:r>
-    </w:p>
-    <w:p>
-      <w:pPr>
-        <w:pStyle w:val="FirstParagraph"/>
-      </w:pPr>
-      <w:r>
-        <w:t xml:space="preserve">Edit your source content Markdown under the</w:t>
-      </w:r>
-      <w:r>
-        <w:t xml:space="preserve"> </w:t>
-      </w:r>
-      <w:r>
-        <w:rPr>
-          <w:rStyle w:val="VerbatimChar"/>
-        </w:rPr>
-        <w:t xml:space="preserve">chapters</w:t>
-      </w:r>
-      <w:r>
-        <w:t xml:space="preserve"> </w:t>
-      </w:r>
-      <w:r>
-        <w:t xml:space="preserve">directory.</w:t>
-      </w:r>
-    </w:p>
-    <w:p>
-      <w:pPr>
-        <w:pStyle w:val="BodyText"/>
-      </w:pPr>
+        <w:t xml:space="preserve">NOTE: Building the PDF also builds the</w:t>
+      </w:r>
+      <w:r>
+        <w:t xml:space="preserve"> </w:t>
+      </w:r>
       <w:r>
         <w:rPr>
           <w:b/>
           <w:bCs/>
         </w:rPr>
-        <w:t xml:space="preserve">Optional</w:t>
+        <w:t xml:space="preserve">LaTeX</w:t>
+      </w:r>
+      <w:r>
+        <w:t xml:space="preserve"> </w:t>
+      </w:r>
+      <w:r>
+        <w:t xml:space="preserve">version of the book.</w:t>
+      </w:r>
+    </w:p>
+    <w:bookmarkEnd w:id="16"/>
+    <w:bookmarkStart w:id="17" w:name="html"/>
+    <w:p>
+      <w:pPr>
+        <w:pStyle w:val="Heading3"/>
+      </w:pPr>
+      <w:r>
+        <w:rPr>
+          <w:rStyle w:val="SectionNumber"/>
+        </w:rPr>
+        <w:t xml:space="preserve">2.5.2</w:t>
+      </w:r>
+      <w:r>
+        <w:tab/>
+      </w:r>
+      <w:r>
+        <w:t xml:space="preserve">HTML</w:t>
+      </w:r>
+    </w:p>
+    <w:p>
+      <w:pPr>
+        <w:pStyle w:val="SourceCode"/>
+      </w:pPr>
+      <w:r>
+        <w:rPr>
+          <w:rStyle w:val="VerbatimChar"/>
+        </w:rPr>
+        <w:t xml:space="preserve">make html</w:t>
+      </w:r>
+    </w:p>
+    <w:bookmarkEnd w:id="17"/>
+    <w:bookmarkStart w:id="18" w:name="docx"/>
+    <w:p>
+      <w:pPr>
+        <w:pStyle w:val="Heading3"/>
+      </w:pPr>
+      <w:r>
+        <w:rPr>
+          <w:rStyle w:val="SectionNumber"/>
+        </w:rPr>
+        <w:t xml:space="preserve">2.5.3</w:t>
+      </w:r>
+      <w:r>
+        <w:tab/>
+      </w:r>
+      <w:r>
+        <w:t xml:space="preserve">DocX</w:t>
+      </w:r>
+    </w:p>
+    <w:p>
+      <w:pPr>
+        <w:pStyle w:val="SourceCode"/>
+      </w:pPr>
+      <w:r>
+        <w:rPr>
+          <w:rStyle w:val="VerbatimChar"/>
+        </w:rPr>
+        <w:t xml:space="preserve">make docx</w:t>
+      </w:r>
+    </w:p>
+    <w:p>
+      <w:pPr>
+        <w:pStyle w:val="BlockText"/>
+      </w:pPr>
+      <w:r>
+        <w:t xml:space="preserve">NOTE: DocX is a work in progress. Frontmatter and formatting need work.</w:t>
+      </w:r>
+    </w:p>
+    <w:bookmarkEnd w:id="18"/>
+    <w:bookmarkStart w:id="19" w:name="odt"/>
+    <w:p>
+      <w:pPr>
+        <w:pStyle w:val="Heading3"/>
+      </w:pPr>
+      <w:r>
+        <w:rPr>
+          <w:rStyle w:val="SectionNumber"/>
+        </w:rPr>
+        <w:t xml:space="preserve">2.5.4</w:t>
+      </w:r>
+      <w:r>
+        <w:tab/>
+      </w:r>
+      <w:r>
+        <w:t xml:space="preserve">ODT</w:t>
+      </w:r>
+    </w:p>
+    <w:p>
+      <w:pPr>
+        <w:pStyle w:val="SourceCode"/>
+      </w:pPr>
+      <w:r>
+        <w:rPr>
+          <w:rStyle w:val="VerbatimChar"/>
+        </w:rPr>
+        <w:t xml:space="preserve">make odt</w:t>
+      </w:r>
+    </w:p>
+    <w:p>
+      <w:pPr>
+        <w:pStyle w:val="BlockText"/>
+      </w:pPr>
+      <w:r>
+        <w:t xml:space="preserve">NOTE: ODT is a work in progress. Frontmatter and formatting need work.</w:t>
+      </w:r>
+    </w:p>
+    <w:bookmarkEnd w:id="19"/>
+    <w:bookmarkStart w:id="20" w:name="make-all"/>
+    <w:p>
+      <w:pPr>
+        <w:pStyle w:val="Heading3"/>
+      </w:pPr>
+      <w:r>
+        <w:rPr>
+          <w:rStyle w:val="SectionNumber"/>
+        </w:rPr>
+        <w:t xml:space="preserve">2.5.5</w:t>
+      </w:r>
+      <w:r>
+        <w:tab/>
+      </w:r>
+      <w:r>
+        <w:t xml:space="preserve">Make All</w:t>
+      </w:r>
+    </w:p>
+    <w:p>
+      <w:pPr>
+        <w:pStyle w:val="FirstParagraph"/>
+      </w:pPr>
+      <w:r>
+        <w:t xml:space="preserve">To build all supported formats</w:t>
+      </w:r>
+    </w:p>
+    <w:p>
+      <w:pPr>
+        <w:pStyle w:val="SourceCode"/>
+      </w:pPr>
+      <w:r>
+        <w:rPr>
+          <w:rStyle w:val="VerbatimChar"/>
+        </w:rPr>
+        <w:t xml:space="preserve">make all</w:t>
+      </w:r>
+    </w:p>
+    <w:bookmarkEnd w:id="20"/>
+    <w:bookmarkEnd w:id="21"/>
+    <w:bookmarkEnd w:id="22"/>
+    <w:bookmarkStart w:id="49" w:name="features"/>
+    <w:p>
+      <w:pPr>
+        <w:pStyle w:val="Heading1"/>
+      </w:pPr>
+      <w:r>
+        <w:rPr>
+          <w:rStyle w:val="SectionNumber"/>
+        </w:rPr>
+        <w:t xml:space="preserve">3</w:t>
+      </w:r>
+      <w:r>
+        <w:tab/>
+      </w:r>
+      <w:r>
+        <w:t xml:space="preserve">Features</w:t>
+      </w:r>
+    </w:p>
+    <w:p>
+      <w:pPr>
+        <w:pStyle w:val="FirstParagraph"/>
+      </w:pPr>
+      <w:r>
+        <w:t xml:space="preserve">The basic book builder template integrates feature from many systems including Pandoc, MathJax, Obsidian, and Zotero. The following list covers these features from a functional point of view.</w:t>
+      </w:r>
+    </w:p>
+    <w:bookmarkStart w:id="23" w:name="metadata"/>
+    <w:p>
+      <w:pPr>
+        <w:pStyle w:val="Heading2"/>
+      </w:pPr>
+      <w:r>
+        <w:rPr>
+          <w:rStyle w:val="SectionNumber"/>
+        </w:rPr>
+        <w:t xml:space="preserve">3.1</w:t>
+      </w:r>
+      <w:r>
+        <w:tab/>
+      </w:r>
+      <w:r>
+        <w:t xml:space="preserve">Metadata</w:t>
+      </w:r>
+    </w:p>
+    <w:p>
+      <w:pPr>
+        <w:pStyle w:val="FirstParagraph"/>
+      </w:pPr>
+      <w:r>
+        <w:t xml:space="preserve">Metadata for the project is managed in</w:t>
+      </w:r>
+      <w:r>
+        <w:t xml:space="preserve"> </w:t>
+      </w:r>
+      <w:r>
+        <w:rPr>
+          <w:rStyle w:val="VerbatimChar"/>
+        </w:rPr>
+        <w:t xml:space="preserve">metadata.yaml</w:t>
+      </w:r>
+      <w:r>
+        <w:t xml:space="preserve">. Edit this file to make</w:t>
+      </w:r>
+      <w:r>
+        <w:t xml:space="preserve"> </w:t>
+      </w:r>
+      <w:r>
+        <w:rPr>
+          <w:b/>
+          <w:bCs/>
+        </w:rPr>
+        <w:t xml:space="preserve">global changes</w:t>
+      </w:r>
+      <w:r>
+        <w:t xml:space="preserve"> </w:t>
+      </w:r>
+      <w:r>
+        <w:t xml:space="preserve">to variables for your document. Definitions in</w:t>
+      </w:r>
+      <w:r>
+        <w:t xml:space="preserve"> </w:t>
+      </w:r>
+      <w:r>
+        <w:rPr>
+          <w:rStyle w:val="VerbatimChar"/>
+        </w:rPr>
+        <w:t xml:space="preserve">metadata.yaml</w:t>
+      </w:r>
+      <w:r>
+        <w:t xml:space="preserve"> </w:t>
+      </w:r>
+      <w:r>
+        <w:t xml:space="preserve">will propagate to all format builds.</w:t>
+      </w:r>
+    </w:p>
+    <w:bookmarkEnd w:id="23"/>
+    <w:bookmarkStart w:id="27" w:name="front-matter"/>
+    <w:p>
+      <w:pPr>
+        <w:pStyle w:val="Heading2"/>
+      </w:pPr>
+      <w:r>
+        <w:rPr>
+          <w:rStyle w:val="SectionNumber"/>
+        </w:rPr>
+        <w:t xml:space="preserve">3.2</w:t>
+      </w:r>
+      <w:r>
+        <w:tab/>
+      </w:r>
+      <w:r>
+        <w:t xml:space="preserve">Front-matter</w:t>
+      </w:r>
+    </w:p>
+    <w:p>
+      <w:pPr>
+        <w:pStyle w:val="FirstParagraph"/>
+      </w:pPr>
+      <w:r>
+        <w:t xml:space="preserve">Front-Matter documents control the Title Page, Metadata and other pages before the Title of Contents. Front matter content is manged in these files:</w:t>
       </w:r>
     </w:p>
     <w:p>
@@ -577,22 +1086,10 @@
         </w:numPr>
       </w:pPr>
       <w:r>
-        <w:t xml:space="preserve">Open your</w:t>
-      </w:r>
-      <w:r>
-        <w:t xml:space="preserve"> </w:t>
-      </w:r>
-      <w:r>
-        <w:rPr>
-          <w:rStyle w:val="VerbatimChar"/>
-        </w:rPr>
-        <w:t xml:space="preserve">&lt;PATH_TO_PROJECT&gt;</w:t>
-      </w:r>
-      <w:r>
-        <w:t xml:space="preserve"> </w:t>
-      </w:r>
-      <w:r>
-        <w:t xml:space="preserve">directory as an Obsidian vault.</w:t>
+        <w:rPr>
+          <w:rStyle w:val="VerbatimChar"/>
+        </w:rPr>
+        <w:t xml:space="preserve">templates/frontmatter.tex</w:t>
       </w:r>
     </w:p>
     <w:p>
@@ -604,63 +1101,47 @@
         </w:numPr>
       </w:pPr>
       <w:r>
-        <w:t xml:space="preserve">Edit your Markdown with Obsidian</w:t>
-      </w:r>
-    </w:p>
-    <w:bookmarkEnd w:id="17"/>
-    <w:bookmarkStart w:id="23" w:name="building"/>
-    <w:p>
-      <w:pPr>
-        <w:pStyle w:val="Heading2"/>
-      </w:pPr>
-      <w:r>
-        <w:rPr>
-          <w:rStyle w:val="SectionNumber"/>
-        </w:rPr>
-        <w:t xml:space="preserve">3.3</w:t>
-      </w:r>
-      <w:r>
-        <w:tab/>
-      </w:r>
-      <w:r>
-        <w:t xml:space="preserve">Building</w:t>
-      </w:r>
-    </w:p>
-    <w:bookmarkStart w:id="18" w:name="pdf"/>
-    <w:p>
-      <w:pPr>
-        <w:pStyle w:val="Heading3"/>
-      </w:pPr>
-      <w:r>
-        <w:rPr>
-          <w:rStyle w:val="SectionNumber"/>
-        </w:rPr>
-        <w:t xml:space="preserve">3.3.1</w:t>
-      </w:r>
-      <w:r>
-        <w:tab/>
-      </w:r>
-      <w:r>
-        <w:t xml:space="preserve">PDF</w:t>
-      </w:r>
-    </w:p>
-    <w:p>
-      <w:pPr>
-        <w:pStyle w:val="SourceCode"/>
-      </w:pPr>
-      <w:r>
-        <w:rPr>
-          <w:rStyle w:val="VerbatimChar"/>
-        </w:rPr>
-        <w:t xml:space="preserve">make pdf</w:t>
-      </w:r>
-    </w:p>
-    <w:p>
-      <w:pPr>
-        <w:pStyle w:val="BlockText"/>
-      </w:pPr>
-      <w:r>
-        <w:t xml:space="preserve">NOTE: Building the PDF also builds the</w:t>
+        <w:rPr>
+          <w:rStyle w:val="VerbatimChar"/>
+        </w:rPr>
+        <w:t xml:space="preserve">templates/frontmatter.html</w:t>
+      </w:r>
+    </w:p>
+    <w:p>
+      <w:pPr>
+        <w:pStyle w:val="Compact"/>
+        <w:numPr>
+          <w:ilvl w:val="0"/>
+          <w:numId w:val="1004"/>
+        </w:numPr>
+      </w:pPr>
+      <w:r>
+        <w:rPr>
+          <w:rStyle w:val="VerbatimChar"/>
+        </w:rPr>
+        <w:t xml:space="preserve">templates/frontmatter-md.html</w:t>
+      </w:r>
+    </w:p>
+    <w:p>
+      <w:pPr>
+        <w:pStyle w:val="FirstParagraph"/>
+      </w:pPr>
+      <w:r>
+        <w:t xml:space="preserve">Unfortunately when you edit one, you need to edit the respective changes to the other front-matter formats.</w:t>
+      </w:r>
+      <w:r>
+        <w:t xml:space="preserve"> </w:t>
+      </w:r>
+      <w:r>
+        <w:t xml:space="preserve">### Title Page</w:t>
+      </w:r>
+    </w:p>
+    <w:p>
+      <w:pPr>
+        <w:pStyle w:val="BodyText"/>
+      </w:pPr>
+      <w:r>
+        <w:t xml:space="preserve">Edit the</w:t>
       </w:r>
       <w:r>
         <w:t xml:space="preserve"> </w:t>
@@ -670,17 +1151,16 @@
           <w:b/>
           <w:bCs/>
         </w:rPr>
-        <w:t xml:space="preserve">LaTeX</w:t>
-      </w:r>
-      <w:r>
-        <w:t xml:space="preserve"> </w:t>
-      </w:r>
-      <w:r>
-        <w:t xml:space="preserve">version of the book.</w:t>
-      </w:r>
-    </w:p>
-    <w:bookmarkEnd w:id="18"/>
-    <w:bookmarkStart w:id="19" w:name="html"/>
+        <w:t xml:space="preserve">Front-matter</w:t>
+      </w:r>
+      <w:r>
+        <w:t xml:space="preserve"> </w:t>
+      </w:r>
+      <w:r>
+        <w:t xml:space="preserve">files to modify the formatting of the Title Page. You’ll need to modify the HTML / LaTex code.</w:t>
+      </w:r>
+    </w:p>
+    <w:bookmarkStart w:id="24" w:name="meta-data-page"/>
     <w:p>
       <w:pPr>
         <w:pStyle w:val="Heading3"/>
@@ -689,28 +1169,41 @@
         <w:rPr>
           <w:rStyle w:val="SectionNumber"/>
         </w:rPr>
-        <w:t xml:space="preserve">3.3.2</w:t>
+        <w:t xml:space="preserve">3.2.1</w:t>
       </w:r>
       <w:r>
         <w:tab/>
       </w:r>
       <w:r>
-        <w:t xml:space="preserve">HTML</w:t>
-      </w:r>
-    </w:p>
-    <w:p>
-      <w:pPr>
-        <w:pStyle w:val="SourceCode"/>
-      </w:pPr>
-      <w:r>
-        <w:rPr>
-          <w:rStyle w:val="VerbatimChar"/>
-        </w:rPr>
-        <w:t xml:space="preserve">make html</w:t>
-      </w:r>
-    </w:p>
-    <w:bookmarkEnd w:id="19"/>
-    <w:bookmarkStart w:id="20" w:name="docx"/>
+        <w:t xml:space="preserve">Meta Data Page</w:t>
+      </w:r>
+    </w:p>
+    <w:p>
+      <w:pPr>
+        <w:pStyle w:val="FirstParagraph"/>
+      </w:pPr>
+      <w:r>
+        <w:t xml:space="preserve">Edit the</w:t>
+      </w:r>
+      <w:r>
+        <w:t xml:space="preserve"> </w:t>
+      </w:r>
+      <w:r>
+        <w:rPr>
+          <w:b/>
+          <w:bCs/>
+        </w:rPr>
+        <w:t xml:space="preserve">Front-matter</w:t>
+      </w:r>
+      <w:r>
+        <w:t xml:space="preserve"> </w:t>
+      </w:r>
+      <w:r>
+        <w:t xml:space="preserve">files to modify the 2nd page Metadata format and fields to display.</w:t>
+      </w:r>
+    </w:p>
+    <w:bookmarkEnd w:id="24"/>
+    <w:bookmarkStart w:id="25" w:name="cover-illustration"/>
     <w:p>
       <w:pPr>
         <w:pStyle w:val="Heading3"/>
@@ -719,89 +1212,13 @@
         <w:rPr>
           <w:rStyle w:val="SectionNumber"/>
         </w:rPr>
-        <w:t xml:space="preserve">3.3.3</w:t>
+        <w:t xml:space="preserve">3.2.2</w:t>
       </w:r>
       <w:r>
         <w:tab/>
       </w:r>
       <w:r>
-        <w:t xml:space="preserve">DocX</w:t>
-      </w:r>
-    </w:p>
-    <w:p>
-      <w:pPr>
-        <w:pStyle w:val="SourceCode"/>
-      </w:pPr>
-      <w:r>
-        <w:rPr>
-          <w:rStyle w:val="VerbatimChar"/>
-        </w:rPr>
-        <w:t xml:space="preserve">make docx</w:t>
-      </w:r>
-    </w:p>
-    <w:p>
-      <w:pPr>
-        <w:pStyle w:val="BlockText"/>
-      </w:pPr>
-      <w:r>
-        <w:t xml:space="preserve">NOTE: DocX is a work in progress. Frontmatter and formatting need work.</w:t>
-      </w:r>
-    </w:p>
-    <w:bookmarkEnd w:id="20"/>
-    <w:bookmarkStart w:id="21" w:name="odt"/>
-    <w:p>
-      <w:pPr>
-        <w:pStyle w:val="Heading3"/>
-      </w:pPr>
-      <w:r>
-        <w:rPr>
-          <w:rStyle w:val="SectionNumber"/>
-        </w:rPr>
-        <w:t xml:space="preserve">3.3.4</w:t>
-      </w:r>
-      <w:r>
-        <w:tab/>
-      </w:r>
-      <w:r>
-        <w:t xml:space="preserve">ODT</w:t>
-      </w:r>
-    </w:p>
-    <w:p>
-      <w:pPr>
-        <w:pStyle w:val="SourceCode"/>
-      </w:pPr>
-      <w:r>
-        <w:rPr>
-          <w:rStyle w:val="VerbatimChar"/>
-        </w:rPr>
-        <w:t xml:space="preserve">make odt</w:t>
-      </w:r>
-    </w:p>
-    <w:p>
-      <w:pPr>
-        <w:pStyle w:val="BlockText"/>
-      </w:pPr>
-      <w:r>
-        <w:t xml:space="preserve">NOTE: ODT is a work in progress. Frontmatter and formatting need work.</w:t>
-      </w:r>
-    </w:p>
-    <w:bookmarkEnd w:id="21"/>
-    <w:bookmarkStart w:id="22" w:name="make-all"/>
-    <w:p>
-      <w:pPr>
-        <w:pStyle w:val="Heading3"/>
-      </w:pPr>
-      <w:r>
-        <w:rPr>
-          <w:rStyle w:val="SectionNumber"/>
-        </w:rPr>
-        <w:t xml:space="preserve">3.3.5</w:t>
-      </w:r>
-      <w:r>
-        <w:tab/>
-      </w:r>
-      <w:r>
-        <w:t xml:space="preserve">Make All</w:t>
+        <w:t xml:space="preserve">Cover Illustration</w:t>
       </w:r>
     </w:p>
     <w:p>
@@ -809,104 +1226,23 @@
         <w:pStyle w:val="FirstParagraph"/>
       </w:pPr>
       <w:r>
-        <w:t xml:space="preserve">To build all supported formats</w:t>
-      </w:r>
-    </w:p>
-    <w:p>
-      <w:pPr>
-        <w:pStyle w:val="SourceCode"/>
-      </w:pPr>
-      <w:r>
-        <w:rPr>
-          <w:rStyle w:val="VerbatimChar"/>
-        </w:rPr>
-        <w:t xml:space="preserve">make all</w:t>
-      </w:r>
-    </w:p>
-    <w:bookmarkEnd w:id="22"/>
-    <w:bookmarkEnd w:id="23"/>
-    <w:bookmarkEnd w:id="24"/>
-    <w:bookmarkStart w:id="43" w:name="features"/>
-    <w:p>
-      <w:pPr>
-        <w:pStyle w:val="Heading1"/>
-      </w:pPr>
-      <w:r>
-        <w:rPr>
-          <w:rStyle w:val="SectionNumber"/>
-        </w:rPr>
-        <w:t xml:space="preserve">4</w:t>
-      </w:r>
-      <w:r>
-        <w:tab/>
-      </w:r>
-      <w:r>
-        <w:t xml:space="preserve">Features</w:t>
-      </w:r>
-    </w:p>
-    <w:bookmarkStart w:id="25" w:name="metadata"/>
-    <w:p>
-      <w:pPr>
-        <w:pStyle w:val="Heading2"/>
-      </w:pPr>
-      <w:r>
-        <w:rPr>
-          <w:rStyle w:val="SectionNumber"/>
-        </w:rPr>
-        <w:t xml:space="preserve">4.1</w:t>
-      </w:r>
-      <w:r>
-        <w:tab/>
-      </w:r>
-      <w:r>
-        <w:t xml:space="preserve">Metadata</w:t>
-      </w:r>
-    </w:p>
-    <w:p>
-      <w:pPr>
-        <w:pStyle w:val="FirstParagraph"/>
-      </w:pPr>
-      <w:r>
-        <w:t xml:space="preserve">Metadata for the project is managed in</w:t>
-      </w:r>
-      <w:r>
-        <w:t xml:space="preserve"> </w:t>
-      </w:r>
-      <w:r>
-        <w:rPr>
-          <w:rStyle w:val="VerbatimChar"/>
-        </w:rPr>
-        <w:t xml:space="preserve">metadata.yaml</w:t>
-      </w:r>
-      <w:r>
-        <w:t xml:space="preserve">. Edit this file to make global changes to variables for your document. Changes here will propagate to all format builds.</w:t>
-      </w:r>
-    </w:p>
-    <w:bookmarkEnd w:id="25"/>
-    <w:bookmarkStart w:id="29" w:name="front-matter"/>
-    <w:p>
-      <w:pPr>
-        <w:pStyle w:val="Heading2"/>
-      </w:pPr>
-      <w:r>
-        <w:rPr>
-          <w:rStyle w:val="SectionNumber"/>
-        </w:rPr>
-        <w:t xml:space="preserve">4.2</w:t>
-      </w:r>
-      <w:r>
-        <w:tab/>
-      </w:r>
-      <w:r>
+        <w:t xml:space="preserve">Edit the</w:t>
+      </w:r>
+      <w:r>
+        <w:t xml:space="preserve"> </w:t>
+      </w:r>
+      <w:r>
+        <w:rPr>
+          <w:b/>
+          <w:bCs/>
+        </w:rPr>
         <w:t xml:space="preserve">Front-matter</w:t>
       </w:r>
-    </w:p>
-    <w:p>
-      <w:pPr>
-        <w:pStyle w:val="FirstParagraph"/>
-      </w:pPr>
-      <w:r>
-        <w:t xml:space="preserve">Front matter content is manged in:</w:t>
+      <w:r>
+        <w:t xml:space="preserve"> </w:t>
+      </w:r>
+      <w:r>
+        <w:t xml:space="preserve">files to optionally un-comment the Cover Art Acknowledgement.</w:t>
       </w:r>
     </w:p>
     <w:p>
@@ -918,40 +1254,26 @@
         </w:numPr>
       </w:pPr>
       <w:r>
-        <w:rPr>
-          <w:rStyle w:val="VerbatimChar"/>
-        </w:rPr>
-        <w:t xml:space="preserve">templates/frontmatter.tex</w:t>
-      </w:r>
-    </w:p>
-    <w:p>
-      <w:pPr>
-        <w:pStyle w:val="Compact"/>
-        <w:numPr>
-          <w:ilvl w:val="0"/>
-          <w:numId w:val="1005"/>
-        </w:numPr>
-      </w:pPr>
-      <w:r>
-        <w:rPr>
-          <w:rStyle w:val="VerbatimChar"/>
-        </w:rPr>
-        <w:t xml:space="preserve">templates/frontmatter.html</w:t>
-      </w:r>
-    </w:p>
-    <w:p>
-      <w:pPr>
-        <w:pStyle w:val="Compact"/>
-        <w:numPr>
-          <w:ilvl w:val="0"/>
-          <w:numId w:val="1005"/>
-        </w:numPr>
-      </w:pPr>
-      <w:r>
-        <w:rPr>
-          <w:rStyle w:val="VerbatimChar"/>
-        </w:rPr>
-        <w:t xml:space="preserve">templates/frontmatter-md.html</w:t>
+        <w:t xml:space="preserve">This is disabled by default</w:t>
+      </w:r>
+    </w:p>
+    <w:bookmarkEnd w:id="25"/>
+    <w:bookmarkStart w:id="26" w:name="dedication"/>
+    <w:p>
+      <w:pPr>
+        <w:pStyle w:val="Heading3"/>
+      </w:pPr>
+      <w:r>
+        <w:rPr>
+          <w:rStyle w:val="SectionNumber"/>
+        </w:rPr>
+        <w:t xml:space="preserve">3.2.3</w:t>
+      </w:r>
+      <w:r>
+        <w:tab/>
+      </w:r>
+      <w:r>
+        <w:t xml:space="preserve">Dedication</w:t>
       </w:r>
     </w:p>
     <w:p>
@@ -975,92 +1297,7 @@
         <w:t xml:space="preserve"> </w:t>
       </w:r>
       <w:r>
-        <w:t xml:space="preserve">files to modify the formatting of the Title Page.</w:t>
-      </w:r>
-    </w:p>
-    <w:bookmarkStart w:id="26" w:name="meta-data-page"/>
-    <w:p>
-      <w:pPr>
-        <w:pStyle w:val="Heading3"/>
-      </w:pPr>
-      <w:r>
-        <w:rPr>
-          <w:rStyle w:val="SectionNumber"/>
-        </w:rPr>
-        <w:t xml:space="preserve">4.2.1</w:t>
-      </w:r>
-      <w:r>
-        <w:tab/>
-      </w:r>
-      <w:r>
-        <w:t xml:space="preserve">Meta Data Page</w:t>
-      </w:r>
-    </w:p>
-    <w:p>
-      <w:pPr>
-        <w:pStyle w:val="FirstParagraph"/>
-      </w:pPr>
-      <w:r>
-        <w:t xml:space="preserve">Edit the</w:t>
-      </w:r>
-      <w:r>
-        <w:t xml:space="preserve"> </w:t>
-      </w:r>
-      <w:r>
-        <w:rPr>
-          <w:b/>
-          <w:bCs/>
-        </w:rPr>
-        <w:t xml:space="preserve">Front-matter</w:t>
-      </w:r>
-      <w:r>
-        <w:t xml:space="preserve"> </w:t>
-      </w:r>
-      <w:r>
-        <w:t xml:space="preserve">files to modify the 2nd page Metadata format.</w:t>
-      </w:r>
-    </w:p>
-    <w:bookmarkEnd w:id="26"/>
-    <w:bookmarkStart w:id="27" w:name="cover-illustration"/>
-    <w:p>
-      <w:pPr>
-        <w:pStyle w:val="Heading3"/>
-      </w:pPr>
-      <w:r>
-        <w:rPr>
-          <w:rStyle w:val="SectionNumber"/>
-        </w:rPr>
-        <w:t xml:space="preserve">4.2.2</w:t>
-      </w:r>
-      <w:r>
-        <w:tab/>
-      </w:r>
-      <w:r>
-        <w:t xml:space="preserve">Cover Illustration</w:t>
-      </w:r>
-    </w:p>
-    <w:p>
-      <w:pPr>
-        <w:pStyle w:val="FirstParagraph"/>
-      </w:pPr>
-      <w:r>
-        <w:t xml:space="preserve">Edit the</w:t>
-      </w:r>
-      <w:r>
-        <w:t xml:space="preserve"> </w:t>
-      </w:r>
-      <w:r>
-        <w:rPr>
-          <w:b/>
-          <w:bCs/>
-        </w:rPr>
-        <w:t xml:space="preserve">Front-matter</w:t>
-      </w:r>
-      <w:r>
-        <w:t xml:space="preserve"> </w:t>
-      </w:r>
-      <w:r>
-        <w:t xml:space="preserve">files to optionally un-comment the Cover Art Acknowledgement.</w:t>
+        <w:t xml:space="preserve">files to modify un-comment the Book Dedication.</w:t>
       </w:r>
     </w:p>
     <w:p>
@@ -1075,23 +1312,24 @@
         <w:t xml:space="preserve">This is disabled by default</w:t>
       </w:r>
     </w:p>
+    <w:bookmarkEnd w:id="26"/>
     <w:bookmarkEnd w:id="27"/>
-    <w:bookmarkStart w:id="28" w:name="dedication"/>
-    <w:p>
-      <w:pPr>
-        <w:pStyle w:val="Heading3"/>
+    <w:bookmarkStart w:id="28" w:name="table-of-contents"/>
+    <w:p>
+      <w:pPr>
+        <w:pStyle w:val="Heading2"/>
       </w:pPr>
       <w:r>
         <w:rPr>
           <w:rStyle w:val="SectionNumber"/>
         </w:rPr>
-        <w:t xml:space="preserve">4.2.3</w:t>
+        <w:t xml:space="preserve">3.3</w:t>
       </w:r>
       <w:r>
         <w:tab/>
       </w:r>
       <w:r>
-        <w:t xml:space="preserve">Dedication</w:t>
+        <w:t xml:space="preserve">Table of Contents</w:t>
       </w:r>
     </w:p>
     <w:p>
@@ -1099,23 +1337,79 @@
         <w:pStyle w:val="FirstParagraph"/>
       </w:pPr>
       <w:r>
-        <w:t xml:space="preserve">Edit the</w:t>
-      </w:r>
-      <w:r>
-        <w:t xml:space="preserve"> </w:t>
-      </w:r>
-      <w:r>
-        <w:rPr>
-          <w:b/>
-          <w:bCs/>
-        </w:rPr>
-        <w:t xml:space="preserve">Front-matter</w:t>
-      </w:r>
-      <w:r>
-        <w:t xml:space="preserve"> </w:t>
-      </w:r>
-      <w:r>
-        <w:t xml:space="preserve">files to modify un-comment the Book Dedication.</w:t>
+        <w:t xml:space="preserve">The table of contents is auto generated. But can be disabled in</w:t>
+      </w:r>
+      <w:r>
+        <w:t xml:space="preserve"> </w:t>
+      </w:r>
+      <w:r>
+        <w:rPr>
+          <w:rStyle w:val="VerbatimChar"/>
+        </w:rPr>
+        <w:t xml:space="preserve">template\pandoc.yaml</w:t>
+      </w:r>
+      <w:r>
+        <w:t xml:space="preserve"> </w:t>
+      </w:r>
+      <w:r>
+        <w:t xml:space="preserve">by setting:</w:t>
+      </w:r>
+      <w:r>
+        <w:t xml:space="preserve"> </w:t>
+      </w:r>
+      <w:r>
+        <w:t xml:space="preserve">-</w:t>
+      </w:r>
+      <w:r>
+        <w:t xml:space="preserve"> </w:t>
+      </w:r>
+      <w:r>
+        <w:rPr>
+          <w:rStyle w:val="VerbatimChar"/>
+        </w:rPr>
+        <w:t xml:space="preserve">toc: false</w:t>
+      </w:r>
+    </w:p>
+    <w:bookmarkEnd w:id="28"/>
+    <w:bookmarkStart w:id="29" w:name="chapters"/>
+    <w:p>
+      <w:pPr>
+        <w:pStyle w:val="Heading2"/>
+      </w:pPr>
+      <w:r>
+        <w:rPr>
+          <w:rStyle w:val="SectionNumber"/>
+        </w:rPr>
+        <w:t xml:space="preserve">3.4</w:t>
+      </w:r>
+      <w:r>
+        <w:tab/>
+      </w:r>
+      <w:r>
+        <w:t xml:space="preserve">Chapters</w:t>
+      </w:r>
+    </w:p>
+    <w:p>
+      <w:pPr>
+        <w:pStyle w:val="FirstParagraph"/>
+      </w:pPr>
+      <w:r>
+        <w:t xml:space="preserve">Chapter Markdown source files are located in the</w:t>
+      </w:r>
+      <w:r>
+        <w:t xml:space="preserve"> </w:t>
+      </w:r>
+      <w:r>
+        <w:rPr>
+          <w:rStyle w:val="VerbatimChar"/>
+        </w:rPr>
+        <w:t xml:space="preserve">chapters</w:t>
+      </w:r>
+      <w:r>
+        <w:t xml:space="preserve"> </w:t>
+      </w:r>
+      <w:r>
+        <w:t xml:space="preserve">directory. To edit which chapter files are included the document:</w:t>
       </w:r>
     </w:p>
     <w:p>
@@ -1127,18 +1421,35 @@
         </w:numPr>
       </w:pPr>
       <w:r>
-        <w:t xml:space="preserve">This is disabled by default</w:t>
-      </w:r>
-      <w:r>
-        <w:t xml:space="preserve"> </w:t>
-      </w:r>
-      <w:r>
-        <w:t xml:space="preserve">## Table of Contents</w:t>
-      </w:r>
-    </w:p>
-    <w:bookmarkEnd w:id="28"/>
+        <w:t xml:space="preserve">Edit the</w:t>
+      </w:r>
+      <w:r>
+        <w:t xml:space="preserve"> </w:t>
+      </w:r>
+      <w:r>
+        <w:rPr>
+          <w:rStyle w:val="VerbatimChar"/>
+        </w:rPr>
+        <w:t xml:space="preserve">input-file:</w:t>
+      </w:r>
+      <w:r>
+        <w:t xml:space="preserve"> </w:t>
+      </w:r>
+      <w:r>
+        <w:t xml:space="preserve">section of the</w:t>
+      </w:r>
+      <w:r>
+        <w:t xml:space="preserve"> </w:t>
+      </w:r>
+      <w:r>
+        <w:rPr>
+          <w:rStyle w:val="VerbatimChar"/>
+        </w:rPr>
+        <w:t xml:space="preserve">template\pandoc.yaml</w:t>
+      </w:r>
+    </w:p>
     <w:bookmarkEnd w:id="29"/>
-    <w:bookmarkStart w:id="30" w:name="chapters"/>
+    <w:bookmarkStart w:id="30" w:name="appendixes"/>
     <w:p>
       <w:pPr>
         <w:pStyle w:val="Heading2"/>
@@ -1147,13 +1458,13 @@
         <w:rPr>
           <w:rStyle w:val="SectionNumber"/>
         </w:rPr>
-        <w:t xml:space="preserve">4.3</w:t>
+        <w:t xml:space="preserve">3.5</w:t>
       </w:r>
       <w:r>
         <w:tab/>
       </w:r>
       <w:r>
-        <w:t xml:space="preserve">Chapters</w:t>
+        <w:t xml:space="preserve">Appendixes</w:t>
       </w:r>
     </w:p>
     <w:p>
@@ -1161,41 +1472,11 @@
         <w:pStyle w:val="FirstParagraph"/>
       </w:pPr>
       <w:r>
-        <w:t xml:space="preserve">Chapter Markdown source files are located in the</w:t>
-      </w:r>
-      <w:r>
-        <w:t xml:space="preserve"> </w:t>
-      </w:r>
-      <w:r>
-        <w:rPr>
-          <w:rStyle w:val="VerbatimChar"/>
-        </w:rPr>
-        <w:t xml:space="preserve">chapters</w:t>
-      </w:r>
-      <w:r>
-        <w:t xml:space="preserve"> </w:t>
-      </w:r>
-      <w:r>
-        <w:t xml:space="preserve">directory. Edit the</w:t>
-      </w:r>
-      <w:r>
-        <w:t xml:space="preserve"> </w:t>
-      </w:r>
-      <w:r>
-        <w:rPr>
-          <w:rStyle w:val="VerbatimChar"/>
-        </w:rPr>
-        <w:t xml:space="preserve">template\pandoc.yaml</w:t>
-      </w:r>
-      <w:r>
-        <w:t xml:space="preserve"> </w:t>
-      </w:r>
-      <w:r>
-        <w:t xml:space="preserve">file to control which chapter markdown files are in what order.</w:t>
+        <w:t xml:space="preserve">TBD</w:t>
       </w:r>
     </w:p>
     <w:bookmarkEnd w:id="30"/>
-    <w:bookmarkStart w:id="31" w:name="appendixes"/>
+    <w:bookmarkStart w:id="31" w:name="glossary"/>
     <w:p>
       <w:pPr>
         <w:pStyle w:val="Heading2"/>
@@ -1204,13 +1485,13 @@
         <w:rPr>
           <w:rStyle w:val="SectionNumber"/>
         </w:rPr>
-        <w:t xml:space="preserve">4.4</w:t>
+        <w:t xml:space="preserve">3.6</w:t>
       </w:r>
       <w:r>
         <w:tab/>
       </w:r>
       <w:r>
-        <w:t xml:space="preserve">Appendixes</w:t>
+        <w:t xml:space="preserve">Glossary</w:t>
       </w:r>
     </w:p>
     <w:p>
@@ -1222,7 +1503,7 @@
       </w:r>
     </w:p>
     <w:bookmarkEnd w:id="31"/>
-    <w:bookmarkStart w:id="32" w:name="glossary"/>
+    <w:bookmarkStart w:id="33" w:name="index"/>
     <w:p>
       <w:pPr>
         <w:pStyle w:val="Heading2"/>
@@ -1231,13 +1512,13 @@
         <w:rPr>
           <w:rStyle w:val="SectionNumber"/>
         </w:rPr>
-        <w:t xml:space="preserve">4.5</w:t>
+        <w:t xml:space="preserve">3.7</w:t>
       </w:r>
       <w:r>
         <w:tab/>
       </w:r>
       <w:r>
-        <w:t xml:space="preserve">Glossary</w:t>
+        <w:t xml:space="preserve">Index</w:t>
       </w:r>
     </w:p>
     <w:p>
@@ -1248,8 +1529,35 @@
         <w:t xml:space="preserve">TBD</w:t>
       </w:r>
     </w:p>
+    <w:bookmarkStart w:id="32" w:name="markdown-indexes"/>
+    <w:p>
+      <w:pPr>
+        <w:pStyle w:val="Heading3"/>
+      </w:pPr>
+      <w:r>
+        <w:rPr>
+          <w:rStyle w:val="SectionNumber"/>
+        </w:rPr>
+        <w:t xml:space="preserve">3.7.1</w:t>
+      </w:r>
+      <w:r>
+        <w:tab/>
+      </w:r>
+      <w:r>
+        <w:t xml:space="preserve">Markdown Indexes</w:t>
+      </w:r>
+    </w:p>
+    <w:p>
+      <w:pPr>
+        <w:pStyle w:val="FirstParagraph"/>
+      </w:pPr>
+      <w:r>
+        <w:t xml:space="preserve">TBD</w:t>
+      </w:r>
+    </w:p>
     <w:bookmarkEnd w:id="32"/>
-    <w:bookmarkStart w:id="34" w:name="index"/>
+    <w:bookmarkEnd w:id="33"/>
+    <w:bookmarkStart w:id="36" w:name="bibliography"/>
     <w:p>
       <w:pPr>
         <w:pStyle w:val="Heading2"/>
@@ -1258,13 +1566,13 @@
         <w:rPr>
           <w:rStyle w:val="SectionNumber"/>
         </w:rPr>
-        <w:t xml:space="preserve">4.6</w:t>
+        <w:t xml:space="preserve">3.8</w:t>
       </w:r>
       <w:r>
         <w:tab/>
       </w:r>
       <w:r>
-        <w:t xml:space="preserve">Index</w:t>
+        <w:t xml:space="preserve">Bibliography</w:t>
       </w:r>
     </w:p>
     <w:p>
@@ -1275,7 +1583,7 @@
         <w:t xml:space="preserve">TBD</w:t>
       </w:r>
     </w:p>
-    <w:bookmarkStart w:id="33" w:name="markdown-indexes"/>
+    <w:bookmarkStart w:id="34" w:name="zotero-integration"/>
     <w:p>
       <w:pPr>
         <w:pStyle w:val="Heading3"/>
@@ -1284,13 +1592,13 @@
         <w:rPr>
           <w:rStyle w:val="SectionNumber"/>
         </w:rPr>
-        <w:t xml:space="preserve">4.6.1</w:t>
+        <w:t xml:space="preserve">3.8.1</w:t>
       </w:r>
       <w:r>
         <w:tab/>
       </w:r>
       <w:r>
-        <w:t xml:space="preserve">Markdown Indexes</w:t>
+        <w:t xml:space="preserve">Zotero Integration</w:t>
       </w:r>
     </w:p>
     <w:p>
@@ -1301,9 +1609,36 @@
         <w:t xml:space="preserve">TBD</w:t>
       </w:r>
     </w:p>
-    <w:bookmarkEnd w:id="33"/>
     <w:bookmarkEnd w:id="34"/>
-    <w:bookmarkStart w:id="37" w:name="bibliography"/>
+    <w:bookmarkStart w:id="35" w:name="obsidian-citations"/>
+    <w:p>
+      <w:pPr>
+        <w:pStyle w:val="Heading3"/>
+      </w:pPr>
+      <w:r>
+        <w:rPr>
+          <w:rStyle w:val="SectionNumber"/>
+        </w:rPr>
+        <w:t xml:space="preserve">3.8.2</w:t>
+      </w:r>
+      <w:r>
+        <w:tab/>
+      </w:r>
+      <w:r>
+        <w:t xml:space="preserve">Obsidian Citations</w:t>
+      </w:r>
+    </w:p>
+    <w:p>
+      <w:pPr>
+        <w:pStyle w:val="FirstParagraph"/>
+      </w:pPr>
+      <w:r>
+        <w:t xml:space="preserve">TBD</w:t>
+      </w:r>
+    </w:p>
+    <w:bookmarkEnd w:id="35"/>
+    <w:bookmarkEnd w:id="36"/>
+    <w:bookmarkStart w:id="40" w:name="images"/>
     <w:p>
       <w:pPr>
         <w:pStyle w:val="Heading2"/>
@@ -1312,13 +1647,13 @@
         <w:rPr>
           <w:rStyle w:val="SectionNumber"/>
         </w:rPr>
-        <w:t xml:space="preserve">4.7</w:t>
+        <w:t xml:space="preserve">3.9</w:t>
       </w:r>
       <w:r>
         <w:tab/>
       </w:r>
       <w:r>
-        <w:t xml:space="preserve">Bibliography</w:t>
+        <w:t xml:space="preserve">Images</w:t>
       </w:r>
     </w:p>
     <w:p>
@@ -1326,10 +1661,113 @@
         <w:pStyle w:val="FirstParagraph"/>
       </w:pPr>
       <w:r>
-        <w:t xml:space="preserve">TBD</w:t>
-      </w:r>
-    </w:p>
-    <w:bookmarkStart w:id="35" w:name="zotero-integration"/>
+        <w:t xml:space="preserve">You can use basic Markdown Images</w:t>
+      </w:r>
+    </w:p>
+    <w:p>
+      <w:pPr>
+        <w:pStyle w:val="SourceCode"/>
+      </w:pPr>
+      <w:r>
+        <w:rPr>
+          <w:rStyle w:val="VerbatimChar"/>
+        </w:rPr>
+        <w:t xml:space="preserve">![ACEP](lib/img/ACEPLogo.png)</w:t>
+      </w:r>
+    </w:p>
+    <w:p>
+      <w:pPr>
+        <w:pStyle w:val="CaptionedFigure"/>
+      </w:pPr>
+      <w:r>
+        <w:drawing>
+          <wp:inline>
+            <wp:extent cx="5334000" cy="1561286"/>
+            <wp:effectExtent b="0" l="0" r="0" t="0"/>
+            <wp:docPr descr="ACEP" title="" id="38" name="Picture"/>
+            <a:graphic>
+              <a:graphicData uri="http://schemas.openxmlformats.org/drawingml/2006/picture">
+                <pic:pic>
+                  <pic:nvPicPr>
+                    <pic:cNvPr descr="lib/img/ACEPLogo.png" id="39" name="Picture"/>
+                    <pic:cNvPicPr>
+                      <a:picLocks noChangeArrowheads="1" noChangeAspect="1"/>
+                    </pic:cNvPicPr>
+                  </pic:nvPicPr>
+                  <pic:blipFill>
+                    <a:blip r:embed="rId37"/>
+                    <a:stretch>
+                      <a:fillRect/>
+                    </a:stretch>
+                  </pic:blipFill>
+                  <pic:spPr bwMode="auto">
+                    <a:xfrm>
+                      <a:off x="0" y="0"/>
+                      <a:ext cx="5334000" cy="1561286"/>
+                    </a:xfrm>
+                    <a:prstGeom prst="rect">
+                      <a:avLst/>
+                    </a:prstGeom>
+                    <a:noFill/>
+                    <a:ln w="9525">
+                      <a:noFill/>
+                      <a:headEnd/>
+                      <a:tailEnd/>
+                    </a:ln>
+                  </pic:spPr>
+                </pic:pic>
+              </a:graphicData>
+            </a:graphic>
+          </wp:inline>
+        </w:drawing>
+      </w:r>
+    </w:p>
+    <w:p>
+      <w:pPr>
+        <w:pStyle w:val="ImageCaption"/>
+      </w:pPr>
+      <w:r>
+        <w:t xml:space="preserve">ACEP</w:t>
+      </w:r>
+    </w:p>
+    <w:bookmarkEnd w:id="40"/>
+    <w:bookmarkStart w:id="43" w:name="latex-equations"/>
+    <w:p>
+      <w:pPr>
+        <w:pStyle w:val="Heading2"/>
+      </w:pPr>
+      <w:r>
+        <w:rPr>
+          <w:rStyle w:val="SectionNumber"/>
+        </w:rPr>
+        <w:t xml:space="preserve">3.10</w:t>
+      </w:r>
+      <w:r>
+        <w:tab/>
+      </w:r>
+      <w:r>
+        <w:rPr>
+          <w:i/>
+          <w:iCs/>
+        </w:rPr>
+        <w:t xml:space="preserve">LaTeX</w:t>
+      </w:r>
+      <w:r>
+        <w:t xml:space="preserve"> </w:t>
+      </w:r>
+      <w:r>
+        <w:t xml:space="preserve">Equations</w:t>
+      </w:r>
+    </w:p>
+    <w:p>
+      <w:pPr>
+        <w:pStyle w:val="FirstParagraph"/>
+      </w:pPr>
+      <w:r>
+        <w:t xml:space="preserve">You can embed LaTeX equations directly in your Markdown pages.</w:t>
+      </w:r>
+    </w:p>
+    <w:bookmarkStart w:id="41" w:name="left-justified-inline"/>
     <w:p>
       <w:pPr>
         <w:pStyle w:val="Heading3"/>
@@ -1338,13 +1776,13 @@
         <w:rPr>
           <w:rStyle w:val="SectionNumber"/>
         </w:rPr>
-        <w:t xml:space="preserve">4.7.1</w:t>
+        <w:t xml:space="preserve">3.10.1</w:t>
       </w:r>
       <w:r>
         <w:tab/>
       </w:r>
       <w:r>
-        <w:t xml:space="preserve">Zotero Integration</w:t>
+        <w:t xml:space="preserve">Left Justified / Inline</w:t>
       </w:r>
     </w:p>
     <w:p>
@@ -1352,11 +1790,110 @@
         <w:pStyle w:val="FirstParagraph"/>
       </w:pPr>
       <w:r>
-        <w:t xml:space="preserve">TBD</w:t>
-      </w:r>
-    </w:p>
-    <w:bookmarkEnd w:id="35"/>
-    <w:bookmarkStart w:id="36" w:name="obsidian-citations"/>
+        <w:t xml:space="preserve">To left justify</w:t>
+      </w:r>
+      <w:r>
+        <w:t xml:space="preserve"> </w:t>
+      </w:r>
+      <w:r>
+        <w:rPr>
+          <w:i/>
+          <w:iCs/>
+        </w:rPr>
+        <w:t xml:space="preserve">LaTex</w:t>
+      </w:r>
+      <w:r>
+        <w:t xml:space="preserve"> </w:t>
+      </w:r>
+      <w:r>
+        <w:t xml:space="preserve">surround the code inside single</w:t>
+      </w:r>
+      <w:r>
+        <w:t xml:space="preserve"> </w:t>
+      </w:r>
+      <w:r>
+        <w:rPr>
+          <w:rStyle w:val="VerbatimChar"/>
+        </w:rPr>
+        <w:t xml:space="preserve">$</w:t>
+      </w:r>
+      <w:r>
+        <w:t xml:space="preserve">:</w:t>
+      </w:r>
+    </w:p>
+    <w:p>
+      <w:pPr>
+        <w:pStyle w:val="BodyText"/>
+      </w:pPr>
+      <m:oMath>
+        <m:r>
+          <m:t>x</m:t>
+        </m:r>
+        <m:r>
+          <m:rPr>
+            <m:sty m:val="p"/>
+          </m:rPr>
+          <m:t>=</m:t>
+        </m:r>
+        <m:f>
+          <m:fPr>
+            <m:type m:val="bar"/>
+          </m:fPr>
+          <m:num>
+            <m:r>
+              <m:t>1</m:t>
+            </m:r>
+          </m:num>
+          <m:den>
+            <m:r>
+              <m:t>2</m:t>
+            </m:r>
+          </m:den>
+        </m:f>
+      </m:oMath>
+    </w:p>
+    <w:p>
+      <w:pPr>
+        <w:pStyle w:val="BodyText"/>
+      </w:pPr>
+      <w:r>
+        <w:t xml:space="preserve">Or inline,</w:t>
+      </w:r>
+      <w:r>
+        <w:t xml:space="preserve"> </w:t>
+      </w:r>
+      <m:oMath>
+        <m:r>
+          <m:t>x</m:t>
+        </m:r>
+        <m:r>
+          <m:rPr>
+            <m:sty m:val="p"/>
+          </m:rPr>
+          <m:t>=</m:t>
+        </m:r>
+        <m:f>
+          <m:fPr>
+            <m:type m:val="bar"/>
+          </m:fPr>
+          <m:num>
+            <m:r>
+              <m:t>1</m:t>
+            </m:r>
+          </m:num>
+          <m:den>
+            <m:r>
+              <m:t>2</m:t>
+            </m:r>
+          </m:den>
+        </m:f>
+      </m:oMath>
+      <w:r>
+        <w:t xml:space="preserve">, in a sentence.</w:t>
+      </w:r>
+    </w:p>
+    <w:bookmarkEnd w:id="41"/>
+    <w:bookmarkStart w:id="42" w:name="centered"/>
     <w:p>
       <w:pPr>
         <w:pStyle w:val="Heading3"/>
@@ -1365,13 +1902,13 @@
         <w:rPr>
           <w:rStyle w:val="SectionNumber"/>
         </w:rPr>
-        <w:t xml:space="preserve">4.7.2</w:t>
+        <w:t xml:space="preserve">3.10.2</w:t>
       </w:r>
       <w:r>
         <w:tab/>
       </w:r>
       <w:r>
-        <w:t xml:space="preserve">Obsidian Citations</w:t>
+        <w:t xml:space="preserve">Centered</w:t>
       </w:r>
     </w:p>
     <w:p>
@@ -1379,12 +1916,76 @@
         <w:pStyle w:val="FirstParagraph"/>
       </w:pPr>
       <w:r>
-        <w:t xml:space="preserve">TBD</w:t>
-      </w:r>
-    </w:p>
-    <w:bookmarkEnd w:id="36"/>
-    <w:bookmarkEnd w:id="37"/>
-    <w:bookmarkStart w:id="40" w:name="mathjax-equations"/>
+        <w:t xml:space="preserve">To center justify</w:t>
+      </w:r>
+      <w:r>
+        <w:t xml:space="preserve"> </w:t>
+      </w:r>
+      <w:r>
+        <w:rPr>
+          <w:i/>
+          <w:iCs/>
+        </w:rPr>
+        <w:t xml:space="preserve">LaTex</w:t>
+      </w:r>
+      <w:r>
+        <w:t xml:space="preserve"> </w:t>
+      </w:r>
+      <w:r>
+        <w:t xml:space="preserve">surround the code inside double</w:t>
+      </w:r>
+      <w:r>
+        <w:t xml:space="preserve"> </w:t>
+      </w:r>
+      <w:r>
+        <w:rPr>
+          <w:rStyle w:val="VerbatimChar"/>
+        </w:rPr>
+        <w:t xml:space="preserve">$$</w:t>
+      </w:r>
+      <w:r>
+        <w:t xml:space="preserve">:</w:t>
+      </w:r>
+    </w:p>
+    <w:p>
+      <w:pPr>
+        <w:pStyle w:val="BodyText"/>
+      </w:pPr>
+      <m:oMathPara>
+        <m:oMathParaPr>
+          <m:jc m:val="center"/>
+        </m:oMathParaPr>
+        <m:oMath>
+          <m:r>
+            <m:t>x</m:t>
+          </m:r>
+          <m:r>
+            <m:rPr>
+              <m:sty m:val="p"/>
+            </m:rPr>
+            <m:t>=</m:t>
+          </m:r>
+          <m:f>
+            <m:fPr>
+              <m:type m:val="bar"/>
+            </m:fPr>
+            <m:num>
+              <m:r>
+                <m:t>1</m:t>
+              </m:r>
+            </m:num>
+            <m:den>
+              <m:r>
+                <m:t>2</m:t>
+              </m:r>
+            </m:den>
+          </m:f>
+        </m:oMath>
+      </m:oMathPara>
+    </w:p>
+    <w:bookmarkEnd w:id="42"/>
+    <w:bookmarkEnd w:id="43"/>
+    <w:bookmarkStart w:id="45" w:name="custom-markdown"/>
     <w:p>
       <w:pPr>
         <w:pStyle w:val="Heading2"/>
@@ -1393,24 +1994,16 @@
         <w:rPr>
           <w:rStyle w:val="SectionNumber"/>
         </w:rPr>
-        <w:t xml:space="preserve">4.8</w:t>
+        <w:t xml:space="preserve">3.11</w:t>
       </w:r>
       <w:r>
         <w:tab/>
       </w:r>
       <w:r>
-        <w:t xml:space="preserve">Mathjax Equations</w:t>
-      </w:r>
-    </w:p>
-    <w:p>
-      <w:pPr>
-        <w:pStyle w:val="FirstParagraph"/>
-      </w:pPr>
-      <w:r>
-        <w:t xml:space="preserve">TBD</w:t>
-      </w:r>
-    </w:p>
-    <w:bookmarkStart w:id="38" w:name="left-justified-inline"/>
+        <w:t xml:space="preserve">Custom Markdown</w:t>
+      </w:r>
+    </w:p>
+    <w:bookmarkStart w:id="44" w:name="call-outs"/>
     <w:p>
       <w:pPr>
         <w:pStyle w:val="Heading3"/>
@@ -1419,88 +2012,7 @@
         <w:rPr>
           <w:rStyle w:val="SectionNumber"/>
         </w:rPr>
-        <w:t xml:space="preserve">4.8.1</w:t>
-      </w:r>
-      <w:r>
-        <w:tab/>
-      </w:r>
-      <w:r>
-        <w:t xml:space="preserve">Left Justified / Inline</w:t>
-      </w:r>
-    </w:p>
-    <w:p>
-      <w:pPr>
-        <w:pStyle w:val="FirstParagraph"/>
-      </w:pPr>
-      <w:r>
-        <w:t xml:space="preserve">TBD</w:t>
-      </w:r>
-    </w:p>
-    <w:bookmarkEnd w:id="38"/>
-    <w:bookmarkStart w:id="39" w:name="centered"/>
-    <w:p>
-      <w:pPr>
-        <w:pStyle w:val="Heading3"/>
-      </w:pPr>
-      <w:r>
-        <w:rPr>
-          <w:rStyle w:val="SectionNumber"/>
-        </w:rPr>
-        <w:t xml:space="preserve">4.8.2</w:t>
-      </w:r>
-      <w:r>
-        <w:tab/>
-      </w:r>
-      <w:r>
-        <w:t xml:space="preserve">Centered</w:t>
-      </w:r>
-    </w:p>
-    <w:p>
-      <w:pPr>
-        <w:pStyle w:val="FirstParagraph"/>
-      </w:pPr>
-      <w:r>
-        <w:t xml:space="preserve">TBD</w:t>
-      </w:r>
-    </w:p>
-    <w:bookmarkEnd w:id="39"/>
-    <w:bookmarkEnd w:id="40"/>
-    <w:bookmarkStart w:id="42" w:name="custom-markdown"/>
-    <w:p>
-      <w:pPr>
-        <w:pStyle w:val="Heading2"/>
-      </w:pPr>
-      <w:r>
-        <w:rPr>
-          <w:rStyle w:val="SectionNumber"/>
-        </w:rPr>
-        <w:t xml:space="preserve">4.9</w:t>
-      </w:r>
-      <w:r>
-        <w:tab/>
-      </w:r>
-      <w:r>
-        <w:t xml:space="preserve">Custom Markdown</w:t>
-      </w:r>
-    </w:p>
-    <w:p>
-      <w:pPr>
-        <w:pStyle w:val="FirstParagraph"/>
-      </w:pPr>
-      <w:r>
-        <w:t xml:space="preserve">TBD</w:t>
-      </w:r>
-    </w:p>
-    <w:bookmarkStart w:id="41" w:name="call-outs"/>
-    <w:p>
-      <w:pPr>
-        <w:pStyle w:val="Heading3"/>
-      </w:pPr>
-      <w:r>
-        <w:rPr>
-          <w:rStyle w:val="SectionNumber"/>
-        </w:rPr>
-        <w:t xml:space="preserve">4.9.1</w:t>
+        <w:t xml:space="preserve">3.11.1</w:t>
       </w:r>
       <w:r>
         <w:tab/>
@@ -1556,20 +2068,6 @@
       </w:r>
     </w:p>
     <w:p>
-      <w:pPr>
-        <w:pStyle w:val="BlockText"/>
-      </w:pPr>
-      <w:r>
-        <w:t xml:space="preserve">[!info] Info Box</w:t>
-      </w:r>
-      <w:r>
-        <w:t xml:space="preserve"> </w:t>
-      </w:r>
-      <w:r>
-        <w:t xml:space="preserve">Same as a blue box</w:t>
-      </w:r>
-    </w:p>
-    <w:p>
       <w:r>
         <w:pict>
           <v:rect style="width:0;height:1.5pt" o:hralign="center" o:hrstd="t" o:hr="t"/>
@@ -1644,11 +2142,42 @@
         <w:t xml:space="preserve">Will render:</w:t>
       </w:r>
     </w:p>
-    <w:p>
-      <w:r>
-        <w:pict>
-          <v:rect style="width:0;height:1.5pt" o:hralign="center" o:hrstd="t" o:hr="t"/>
-        </w:pict>
+    <w:bookmarkEnd w:id="44"/>
+    <w:bookmarkEnd w:id="45"/>
+    <w:bookmarkStart w:id="48" w:name="advanced"/>
+    <w:p>
+      <w:pPr>
+        <w:pStyle w:val="Heading2"/>
+      </w:pPr>
+      <w:r>
+        <w:rPr>
+          <w:rStyle w:val="SectionNumber"/>
+        </w:rPr>
+        <w:t xml:space="preserve">3.12</w:t>
+      </w:r>
+      <w:r>
+        <w:tab/>
+      </w:r>
+      <w:r>
+        <w:t xml:space="preserve">Advanced</w:t>
+      </w:r>
+    </w:p>
+    <w:bookmarkStart w:id="46" w:name="changing-fonts"/>
+    <w:p>
+      <w:pPr>
+        <w:pStyle w:val="Heading3"/>
+      </w:pPr>
+      <w:r>
+        <w:rPr>
+          <w:rStyle w:val="SectionNumber"/>
+        </w:rPr>
+        <w:t xml:space="preserve">3.12.1</w:t>
+      </w:r>
+      <w:r>
+        <w:tab/>
+      </w:r>
+      <w:r>
+        <w:t xml:space="preserve">Changing Fonts</w:t>
       </w:r>
     </w:p>
     <w:p>
@@ -1656,90 +2185,58 @@
         <w:pStyle w:val="FirstParagraph"/>
       </w:pPr>
       <w:r>
-        <w:t xml:space="preserve">Will render:</w:t>
-      </w:r>
-    </w:p>
-    <w:p>
-      <w:pPr>
-        <w:pStyle w:val="BodyText"/>
-      </w:pPr>
-      <w:r>
-        <w:t xml:space="preserve">Appendix A</w:t>
-      </w:r>
-    </w:p>
-    <w:bookmarkEnd w:id="41"/>
-    <w:bookmarkEnd w:id="42"/>
-    <w:bookmarkEnd w:id="43"/>
-    <w:bookmarkStart w:id="64" w:name="appendix-a-build-environment-notes"/>
-    <w:p>
-      <w:pPr>
-        <w:pStyle w:val="Heading1"/>
+        <w:t xml:space="preserve">It is possible to change fonts by editing</w:t>
+      </w:r>
+      <w:r>
+        <w:t xml:space="preserve"> </w:t>
+      </w:r>
+      <w:r>
+        <w:rPr>
+          <w:rStyle w:val="VerbatimChar"/>
+        </w:rPr>
+        <w:t xml:space="preserve">templates/pandoc.yaml</w:t>
+      </w:r>
+      <w:r>
+        <w:t xml:space="preserve">, and</w:t>
+      </w:r>
+      <w:r>
+        <w:t xml:space="preserve"> </w:t>
+      </w:r>
+      <w:r>
+        <w:rPr>
+          <w:rStyle w:val="VerbatimChar"/>
+        </w:rPr>
+        <w:t xml:space="preserve">templates\styles.css</w:t>
+      </w:r>
+      <w:r>
+        <w:t xml:space="preserve">, but you will have to make sure you have the proper font’s installed on your system first.</w:t>
+      </w:r>
+    </w:p>
+    <w:bookmarkEnd w:id="46"/>
+    <w:bookmarkStart w:id="47" w:name="adding-filters"/>
+    <w:p>
+      <w:pPr>
+        <w:pStyle w:val="Heading3"/>
       </w:pPr>
       <w:r>
         <w:rPr>
           <w:rStyle w:val="SectionNumber"/>
         </w:rPr>
-        <w:t xml:space="preserve">5</w:t>
+        <w:t xml:space="preserve">3.12.2</w:t>
       </w:r>
       <w:r>
         <w:tab/>
       </w:r>
       <w:r>
-        <w:t xml:space="preserve">Appendix A: Build Environment Notes</w:t>
-      </w:r>
-    </w:p>
-    <w:bookmarkStart w:id="62" w:name="installing-pre-requisites"/>
-    <w:p>
-      <w:pPr>
-        <w:pStyle w:val="Heading2"/>
-      </w:pPr>
-      <w:r>
-        <w:rPr>
-          <w:rStyle w:val="SectionNumber"/>
-        </w:rPr>
-        <w:t xml:space="preserve">5.1</w:t>
-      </w:r>
-      <w:r>
-        <w:tab/>
-      </w:r>
-      <w:r>
-        <w:t xml:space="preserve">Installing Pre-Requisites</w:t>
-      </w:r>
-    </w:p>
-    <w:bookmarkStart w:id="50" w:name="required"/>
-    <w:p>
-      <w:pPr>
-        <w:pStyle w:val="Heading3"/>
-      </w:pPr>
-      <w:r>
-        <w:rPr>
-          <w:rStyle w:val="SectionNumber"/>
-        </w:rPr>
-        <w:t xml:space="preserve">5.1.1</w:t>
-      </w:r>
-      <w:r>
-        <w:tab/>
-      </w:r>
-      <w:r>
-        <w:t xml:space="preserve">Required</w:t>
-      </w:r>
-    </w:p>
-    <w:bookmarkStart w:id="45" w:name="pandoc"/>
-    <w:p>
-      <w:pPr>
-        <w:pStyle w:val="Heading4"/>
-      </w:pPr>
-      <w:r>
-        <w:rPr>
-          <w:rStyle w:val="SectionNumber"/>
-        </w:rPr>
-        <w:t xml:space="preserve">5.1.1.1</w:t>
-      </w:r>
-      <w:r>
-        <w:tab/>
-      </w:r>
-      <w:r>
-        <w:t xml:space="preserve">Pandoc</w:t>
+        <w:t xml:space="preserve">Adding Filters</w:t>
+      </w:r>
+    </w:p>
+    <w:p>
+      <w:pPr>
+        <w:pStyle w:val="FirstParagraph"/>
+      </w:pPr>
+      <w:r>
+        <w:t xml:space="preserve">Custom filters can be created. This is complicated and typically needs done in 3 places for:</w:t>
       </w:r>
     </w:p>
     <w:p>
@@ -1751,7 +2248,7 @@
         </w:numPr>
       </w:pPr>
       <w:r>
-        <w:t xml:space="preserve">https://pandoc.org/</w:t>
+        <w:t xml:space="preserve">obsidian</w:t>
       </w:r>
     </w:p>
     <w:p>
@@ -1762,43 +2259,63 @@
           <w:numId w:val="1008"/>
         </w:numPr>
       </w:pPr>
-      <w:hyperlink r:id="rId44">
-        <w:r>
-          <w:rPr>
-            <w:rStyle w:val="Hyperlink"/>
-          </w:rPr>
-          <w:t xml:space="preserve">Download</w:t>
-        </w:r>
-      </w:hyperlink>
-    </w:p>
-    <w:p>
-      <w:pPr>
-        <w:pStyle w:val="BlockText"/>
-      </w:pPr>
-      <w:r>
-        <w:rPr>
-          <w:rStyle w:val="VerbatimChar"/>
-        </w:rPr>
-        <w:t xml:space="preserve">sudo apt install https://github.com/jgm/pandoc/releases/download/3.8.2.1/pandoc-3.8.2.1-1-amd64.deb</w:t>
-      </w:r>
-    </w:p>
-    <w:bookmarkEnd w:id="45"/>
-    <w:bookmarkStart w:id="46" w:name="code-editor"/>
-    <w:p>
-      <w:pPr>
-        <w:pStyle w:val="Heading4"/>
+      <w:r>
+        <w:rPr>
+          <w:i/>
+          <w:iCs/>
+        </w:rPr>
+        <w:t xml:space="preserve">LaTeX</w:t>
+      </w:r>
+    </w:p>
+    <w:p>
+      <w:pPr>
+        <w:pStyle w:val="Compact"/>
+        <w:numPr>
+          <w:ilvl w:val="0"/>
+          <w:numId w:val="1008"/>
+        </w:numPr>
+      </w:pPr>
+      <w:r>
+        <w:t xml:space="preserve">HTML</w:t>
+      </w:r>
+    </w:p>
+    <w:bookmarkEnd w:id="47"/>
+    <w:bookmarkEnd w:id="48"/>
+    <w:bookmarkEnd w:id="49"/>
+    <w:bookmarkStart w:id="54" w:name="design"/>
+    <w:p>
+      <w:pPr>
+        <w:pStyle w:val="Heading1"/>
       </w:pPr>
       <w:r>
         <w:rPr>
           <w:rStyle w:val="SectionNumber"/>
         </w:rPr>
-        <w:t xml:space="preserve">5.1.1.2</w:t>
+        <w:t xml:space="preserve">4</w:t>
       </w:r>
       <w:r>
         <w:tab/>
       </w:r>
       <w:r>
-        <w:t xml:space="preserve">Code Editor</w:t>
+        <w:t xml:space="preserve">Design</w:t>
+      </w:r>
+    </w:p>
+    <w:bookmarkStart w:id="50" w:name="directory-structure"/>
+    <w:p>
+      <w:pPr>
+        <w:pStyle w:val="Heading2"/>
+      </w:pPr>
+      <w:r>
+        <w:rPr>
+          <w:rStyle w:val="SectionNumber"/>
+        </w:rPr>
+        <w:t xml:space="preserve">4.1</w:t>
+      </w:r>
+      <w:r>
+        <w:tab/>
+      </w:r>
+      <w:r>
+        <w:t xml:space="preserve">Directory Structure</w:t>
       </w:r>
     </w:p>
     <w:p>
@@ -1806,13 +2323,23 @@
         <w:pStyle w:val="FirstParagraph"/>
       </w:pPr>
       <w:r>
-        <w:t xml:space="preserve">But any text editor will work.</w:t>
-      </w:r>
-      <w:r>
-        <w:t xml:space="preserve"> </w:t>
-      </w:r>
-      <w:r>
-        <w:t xml:space="preserve">#### make</w:t>
+        <w:t xml:space="preserve">The</w:t>
+      </w:r>
+      <w:r>
+        <w:t xml:space="preserve"> </w:t>
+      </w:r>
+      <w:r>
+        <w:rPr>
+          <w:b/>
+          <w:bCs/>
+        </w:rPr>
+        <w:t xml:space="preserve">basic-book-builder</w:t>
+      </w:r>
+      <w:r>
+        <w:t xml:space="preserve"> </w:t>
+      </w:r>
+      <w:r>
+        <w:t xml:space="preserve">directory tree.</w:t>
       </w:r>
     </w:p>
     <w:p>
@@ -1823,26 +2350,248 @@
         <w:rPr>
           <w:rStyle w:val="VerbatimChar"/>
         </w:rPr>
-        <w:t xml:space="preserve">sudo apt install make</w:t>
-      </w:r>
-    </w:p>
-    <w:bookmarkEnd w:id="46"/>
-    <w:bookmarkStart w:id="47" w:name="jq-and-yq"/>
-    <w:p>
-      <w:pPr>
-        <w:pStyle w:val="Heading4"/>
+        <w:t xml:space="preserve">basic-book-builder</w:t>
+      </w:r>
+      <w:r>
+        <w:br/>
+      </w:r>
+      <w:r>
+        <w:rPr>
+          <w:rStyle w:val="VerbatimChar"/>
+        </w:rPr>
+        <w:t xml:space="preserve">├── build</w:t>
+      </w:r>
+      <w:r>
+        <w:br/>
+      </w:r>
+      <w:r>
+        <w:rPr>
+          <w:rStyle w:val="VerbatimChar"/>
+        </w:rPr>
+        <w:t xml:space="preserve">│   ├── docx</w:t>
+      </w:r>
+      <w:r>
+        <w:br/>
+      </w:r>
+      <w:r>
+        <w:rPr>
+          <w:rStyle w:val="VerbatimChar"/>
+        </w:rPr>
+        <w:t xml:space="preserve">│   ├── html</w:t>
+      </w:r>
+      <w:r>
+        <w:br/>
+      </w:r>
+      <w:r>
+        <w:rPr>
+          <w:rStyle w:val="VerbatimChar"/>
+        </w:rPr>
+        <w:t xml:space="preserve">│   │   ├── conf</w:t>
+      </w:r>
+      <w:r>
+        <w:br/>
+      </w:r>
+      <w:r>
+        <w:rPr>
+          <w:rStyle w:val="VerbatimChar"/>
+        </w:rPr>
+        <w:t xml:space="preserve">│   │   └── lib</w:t>
+      </w:r>
+      <w:r>
+        <w:br/>
+      </w:r>
+      <w:r>
+        <w:rPr>
+          <w:rStyle w:val="VerbatimChar"/>
+        </w:rPr>
+        <w:t xml:space="preserve">│   │       ├── diag</w:t>
+      </w:r>
+      <w:r>
+        <w:br/>
+      </w:r>
+      <w:r>
+        <w:rPr>
+          <w:rStyle w:val="VerbatimChar"/>
+        </w:rPr>
+        <w:t xml:space="preserve">│   │       ├── img</w:t>
+      </w:r>
+      <w:r>
+        <w:br/>
+      </w:r>
+      <w:r>
+        <w:rPr>
+          <w:rStyle w:val="VerbatimChar"/>
+        </w:rPr>
+        <w:t xml:space="preserve">│   │       └── mathjax</w:t>
+      </w:r>
+      <w:r>
+        <w:br/>
+      </w:r>
+      <w:r>
+        <w:rPr>
+          <w:rStyle w:val="VerbatimChar"/>
+        </w:rPr>
+        <w:t xml:space="preserve">│   ├── latex</w:t>
+      </w:r>
+      <w:r>
+        <w:br/>
+      </w:r>
+      <w:r>
+        <w:rPr>
+          <w:rStyle w:val="VerbatimChar"/>
+        </w:rPr>
+        <w:t xml:space="preserve">│   ├── odt</w:t>
+      </w:r>
+      <w:r>
+        <w:br/>
+      </w:r>
+      <w:r>
+        <w:rPr>
+          <w:rStyle w:val="VerbatimChar"/>
+        </w:rPr>
+        <w:t xml:space="preserve">│   └── pdf</w:t>
+      </w:r>
+      <w:r>
+        <w:br/>
+      </w:r>
+      <w:r>
+        <w:rPr>
+          <w:rStyle w:val="VerbatimChar"/>
+        </w:rPr>
+        <w:t xml:space="preserve">├── chapters</w:t>
+      </w:r>
+      <w:r>
+        <w:br/>
+      </w:r>
+      <w:r>
+        <w:rPr>
+          <w:rStyle w:val="VerbatimChar"/>
+        </w:rPr>
+        <w:t xml:space="preserve">├── conf</w:t>
+      </w:r>
+      <w:r>
+        <w:br/>
+      </w:r>
+      <w:r>
+        <w:rPr>
+          <w:rStyle w:val="VerbatimChar"/>
+        </w:rPr>
+        <w:t xml:space="preserve">├── filters</w:t>
+      </w:r>
+      <w:r>
+        <w:br/>
+      </w:r>
+      <w:r>
+        <w:rPr>
+          <w:rStyle w:val="VerbatimChar"/>
+        </w:rPr>
+        <w:t xml:space="preserve">├── lib</w:t>
+      </w:r>
+      <w:r>
+        <w:br/>
+      </w:r>
+      <w:r>
+        <w:rPr>
+          <w:rStyle w:val="VerbatimChar"/>
+        </w:rPr>
+        <w:t xml:space="preserve">│   ├── citations</w:t>
+      </w:r>
+      <w:r>
+        <w:br/>
+      </w:r>
+      <w:r>
+        <w:rPr>
+          <w:rStyle w:val="VerbatimChar"/>
+        </w:rPr>
+        <w:t xml:space="preserve">│   ├── diag</w:t>
+      </w:r>
+      <w:r>
+        <w:br/>
+      </w:r>
+      <w:r>
+        <w:rPr>
+          <w:rStyle w:val="VerbatimChar"/>
+        </w:rPr>
+        <w:t xml:space="preserve">│   ├── img</w:t>
+      </w:r>
+      <w:r>
+        <w:br/>
+      </w:r>
+      <w:r>
+        <w:rPr>
+          <w:rStyle w:val="VerbatimChar"/>
+        </w:rPr>
+        <w:t xml:space="preserve">│   └── mathjax</w:t>
+      </w:r>
+      <w:r>
+        <w:br/>
+      </w:r>
+      <w:r>
+        <w:rPr>
+          <w:rStyle w:val="VerbatimChar"/>
+        </w:rPr>
+        <w:t xml:space="preserve">├── scripts</w:t>
+      </w:r>
+      <w:r>
+        <w:br/>
+      </w:r>
+      <w:r>
+        <w:rPr>
+          <w:rStyle w:val="VerbatimChar"/>
+        </w:rPr>
+        <w:t xml:space="preserve">│   └── tmp</w:t>
+      </w:r>
+      <w:r>
+        <w:br/>
+      </w:r>
+      <w:r>
+        <w:rPr>
+          <w:rStyle w:val="VerbatimChar"/>
+        </w:rPr>
+        <w:t xml:space="preserve">└── templates</w:t>
+      </w:r>
+    </w:p>
+    <w:bookmarkEnd w:id="50"/>
+    <w:bookmarkStart w:id="52" w:name="configuration-files"/>
+    <w:p>
+      <w:pPr>
+        <w:pStyle w:val="Heading2"/>
       </w:pPr>
       <w:r>
         <w:rPr>
           <w:rStyle w:val="SectionNumber"/>
         </w:rPr>
-        <w:t xml:space="preserve">5.1.1.3</w:t>
+        <w:t xml:space="preserve">4.2</w:t>
       </w:r>
       <w:r>
         <w:tab/>
       </w:r>
       <w:r>
-        <w:t xml:space="preserve">jq and yq</w:t>
+        <w:t xml:space="preserve">Configuration Files</w:t>
+      </w:r>
+    </w:p>
+    <w:p>
+      <w:pPr>
+        <w:pStyle w:val="FirstParagraph"/>
+      </w:pPr>
+      <w:r>
+        <w:t xml:space="preserve">The</w:t>
+      </w:r>
+      <w:r>
+        <w:t xml:space="preserve"> </w:t>
+      </w:r>
+      <w:r>
+        <w:rPr>
+          <w:b/>
+          <w:bCs/>
+        </w:rPr>
+        <w:t xml:space="preserve">basic-book-builder</w:t>
+      </w:r>
+      <w:r>
+        <w:t xml:space="preserve"> </w:t>
+      </w:r>
+      <w:r>
+        <w:t xml:space="preserve">configuration files, scripts, and build files.</w:t>
       </w:r>
     </w:p>
     <w:p>
@@ -1853,56 +2602,549 @@
         <w:rPr>
           <w:rStyle w:val="VerbatimChar"/>
         </w:rPr>
-        <w:t xml:space="preserve">sudo apt install jq yq</w:t>
-      </w:r>
-    </w:p>
-    <w:bookmarkEnd w:id="47"/>
-    <w:bookmarkStart w:id="48" w:name="texlive"/>
-    <w:p>
-      <w:pPr>
-        <w:pStyle w:val="Heading4"/>
+        <w:t xml:space="preserve">../basic-book-builder</w:t>
+      </w:r>
+      <w:r>
+        <w:br/>
+      </w:r>
+      <w:r>
+        <w:rPr>
+          <w:rStyle w:val="VerbatimChar"/>
+        </w:rPr>
+        <w:t xml:space="preserve">├── chapters</w:t>
+      </w:r>
+      <w:r>
+        <w:br/>
+      </w:r>
+      <w:r>
+        <w:rPr>
+          <w:rStyle w:val="VerbatimChar"/>
+        </w:rPr>
+        <w:t xml:space="preserve">├── conf</w:t>
+      </w:r>
+      <w:r>
+        <w:br/>
+      </w:r>
+      <w:r>
+        <w:rPr>
+          <w:rStyle w:val="VerbatimChar"/>
+        </w:rPr>
+        <w:t xml:space="preserve">├── filters</w:t>
+      </w:r>
+      <w:r>
+        <w:br/>
+      </w:r>
+      <w:r>
+        <w:rPr>
+          <w:rStyle w:val="VerbatimChar"/>
+        </w:rPr>
+        <w:t xml:space="preserve">│   ├── callouts-html.lua</w:t>
+      </w:r>
+      <w:r>
+        <w:br/>
+      </w:r>
+      <w:r>
+        <w:rPr>
+          <w:rStyle w:val="VerbatimChar"/>
+        </w:rPr>
+        <w:t xml:space="preserve">│   └── callouts.lua</w:t>
+      </w:r>
+      <w:r>
+        <w:br/>
+      </w:r>
+      <w:r>
+        <w:rPr>
+          <w:rStyle w:val="VerbatimChar"/>
+        </w:rPr>
+        <w:t xml:space="preserve">├── lib</w:t>
+      </w:r>
+      <w:r>
+        <w:br/>
+      </w:r>
+      <w:r>
+        <w:rPr>
+          <w:rStyle w:val="VerbatimChar"/>
+        </w:rPr>
+        <w:t xml:space="preserve">│   ├── diag</w:t>
+      </w:r>
+      <w:r>
+        <w:br/>
+      </w:r>
+      <w:r>
+        <w:rPr>
+          <w:rStyle w:val="VerbatimChar"/>
+        </w:rPr>
+        <w:t xml:space="preserve">│   ├── img</w:t>
+      </w:r>
+      <w:r>
+        <w:br/>
+      </w:r>
+      <w:r>
+        <w:rPr>
+          <w:rStyle w:val="VerbatimChar"/>
+        </w:rPr>
+        <w:t xml:space="preserve">│   └── zotero.bib</w:t>
+      </w:r>
+      <w:r>
+        <w:br/>
+      </w:r>
+      <w:r>
+        <w:rPr>
+          <w:rStyle w:val="VerbatimChar"/>
+        </w:rPr>
+        <w:t xml:space="preserve">├── Makefile</w:t>
+      </w:r>
+      <w:r>
+        <w:br/>
+      </w:r>
+      <w:r>
+        <w:rPr>
+          <w:rStyle w:val="VerbatimChar"/>
+        </w:rPr>
+        <w:t xml:space="preserve">├── metadata.yaml</w:t>
+      </w:r>
+      <w:r>
+        <w:br/>
+      </w:r>
+      <w:r>
+        <w:rPr>
+          <w:rStyle w:val="VerbatimChar"/>
+        </w:rPr>
+        <w:t xml:space="preserve">├── scripts</w:t>
+      </w:r>
+      <w:r>
+        <w:br/>
+      </w:r>
+      <w:r>
+        <w:rPr>
+          <w:rStyle w:val="VerbatimChar"/>
+        </w:rPr>
+        <w:t xml:space="preserve">│   ├── new-project.sh</w:t>
+      </w:r>
+      <w:r>
+        <w:br/>
+      </w:r>
+      <w:r>
+        <w:rPr>
+          <w:rStyle w:val="VerbatimChar"/>
+        </w:rPr>
+        <w:t xml:space="preserve">│   ├── replace-metadata.sh</w:t>
+      </w:r>
+      <w:r>
+        <w:br/>
+      </w:r>
+      <w:r>
+        <w:rPr>
+          <w:rStyle w:val="VerbatimChar"/>
+        </w:rPr>
+        <w:t xml:space="preserve">│   ├── setup-linux-deb.sh</w:t>
+      </w:r>
+      <w:r>
+        <w:br/>
+      </w:r>
+      <w:r>
+        <w:rPr>
+          <w:rStyle w:val="VerbatimChar"/>
+        </w:rPr>
+        <w:t xml:space="preserve">│   └── tmp</w:t>
+      </w:r>
+      <w:r>
+        <w:br/>
+      </w:r>
+      <w:r>
+        <w:rPr>
+          <w:rStyle w:val="VerbatimChar"/>
+        </w:rPr>
+        <w:t xml:space="preserve">└── templates</w:t>
+      </w:r>
+      <w:r>
+        <w:br/>
+      </w:r>
+      <w:r>
+        <w:rPr>
+          <w:rStyle w:val="VerbatimChar"/>
+        </w:rPr>
+        <w:t xml:space="preserve">    ├── docx.yaml</w:t>
+      </w:r>
+      <w:r>
+        <w:br/>
+      </w:r>
+      <w:r>
+        <w:rPr>
+          <w:rStyle w:val="VerbatimChar"/>
+        </w:rPr>
+        <w:t xml:space="preserve">    ├── epub_template.html</w:t>
+      </w:r>
+      <w:r>
+        <w:br/>
+      </w:r>
+      <w:r>
+        <w:rPr>
+          <w:rStyle w:val="VerbatimChar"/>
+        </w:rPr>
+        <w:t xml:space="preserve">    ├── epub.yaml</w:t>
+      </w:r>
+      <w:r>
+        <w:br/>
+      </w:r>
+      <w:r>
+        <w:rPr>
+          <w:rStyle w:val="VerbatimChar"/>
+        </w:rPr>
+        <w:t xml:space="preserve">    ├── frontmatter-docx.md</w:t>
+      </w:r>
+      <w:r>
+        <w:br/>
+      </w:r>
+      <w:r>
+        <w:rPr>
+          <w:rStyle w:val="VerbatimChar"/>
+        </w:rPr>
+        <w:t xml:space="preserve">    ├── frontmatter.html</w:t>
+      </w:r>
+      <w:r>
+        <w:br/>
+      </w:r>
+      <w:r>
+        <w:rPr>
+          <w:rStyle w:val="VerbatimChar"/>
+        </w:rPr>
+        <w:t xml:space="preserve">    ├── frontmatter-md.html</w:t>
+      </w:r>
+      <w:r>
+        <w:br/>
+      </w:r>
+      <w:r>
+        <w:rPr>
+          <w:rStyle w:val="VerbatimChar"/>
+        </w:rPr>
+        <w:t xml:space="preserve">    ├── frontmatter.tex</w:t>
+      </w:r>
+      <w:r>
+        <w:br/>
+      </w:r>
+      <w:r>
+        <w:rPr>
+          <w:rStyle w:val="VerbatimChar"/>
+        </w:rPr>
+        <w:t xml:space="preserve">    ├── header.tex</w:t>
+      </w:r>
+      <w:r>
+        <w:br/>
+      </w:r>
+      <w:r>
+        <w:rPr>
+          <w:rStyle w:val="VerbatimChar"/>
+        </w:rPr>
+        <w:t xml:space="preserve">    ├── html.yaml</w:t>
+      </w:r>
+      <w:r>
+        <w:br/>
+      </w:r>
+      <w:r>
+        <w:rPr>
+          <w:rStyle w:val="VerbatimChar"/>
+        </w:rPr>
+        <w:t xml:space="preserve">    ├── latex.yaml</w:t>
+      </w:r>
+      <w:r>
+        <w:br/>
+      </w:r>
+      <w:r>
+        <w:rPr>
+          <w:rStyle w:val="VerbatimChar"/>
+        </w:rPr>
+        <w:t xml:space="preserve">    ├── markdown.yaml</w:t>
+      </w:r>
+      <w:r>
+        <w:br/>
+      </w:r>
+      <w:r>
+        <w:rPr>
+          <w:rStyle w:val="VerbatimChar"/>
+        </w:rPr>
+        <w:t xml:space="preserve">    ├── odt.yaml</w:t>
+      </w:r>
+      <w:r>
+        <w:br/>
+      </w:r>
+      <w:r>
+        <w:rPr>
+          <w:rStyle w:val="VerbatimChar"/>
+        </w:rPr>
+        <w:t xml:space="preserve">    ├── pandoc.yaml</w:t>
+      </w:r>
+      <w:r>
+        <w:br/>
+      </w:r>
+      <w:r>
+        <w:rPr>
+          <w:rStyle w:val="VerbatimChar"/>
+        </w:rPr>
+        <w:t xml:space="preserve">    ├── pdf.yaml</w:t>
+      </w:r>
+      <w:r>
+        <w:br/>
+      </w:r>
+      <w:r>
+        <w:rPr>
+          <w:rStyle w:val="VerbatimChar"/>
+        </w:rPr>
+        <w:t xml:space="preserve">    ├── style.css</w:t>
+      </w:r>
+      <w:r>
+        <w:br/>
+      </w:r>
+      <w:r>
+        <w:rPr>
+          <w:rStyle w:val="VerbatimChar"/>
+        </w:rPr>
+        <w:t xml:space="preserve">    └── style_epub.css</w:t>
+      </w:r>
+    </w:p>
+    <w:p>
+      <w:pPr>
+        <w:pStyle w:val="FirstParagraph"/>
+      </w:pPr>
+      <w:r>
+        <w:t xml:space="preserve">Update the</w:t>
+      </w:r>
+      <w:r>
+        <w:t xml:space="preserve"> </w:t>
+      </w:r>
+      <w:r>
+        <w:rPr>
+          <w:rStyle w:val="VerbatimChar"/>
+        </w:rPr>
+        <w:t xml:space="preserve">metadata.yaml</w:t>
+      </w:r>
+      <w:r>
+        <w:t xml:space="preserve"> </w:t>
+      </w:r>
+      <w:r>
+        <w:t xml:space="preserve">file to globally configure your document title and other metadata. Edit this file to control your document title, author, etc.</w:t>
+      </w:r>
+    </w:p>
+    <w:bookmarkStart w:id="51" w:name="pandoc-main-config"/>
+    <w:p>
+      <w:pPr>
+        <w:pStyle w:val="Heading3"/>
       </w:pPr>
       <w:r>
         <w:rPr>
           <w:rStyle w:val="SectionNumber"/>
         </w:rPr>
-        <w:t xml:space="preserve">5.1.1.4</w:t>
+        <w:t xml:space="preserve">4.2.1</w:t>
       </w:r>
       <w:r>
         <w:tab/>
       </w:r>
       <w:r>
-        <w:t xml:space="preserve">texlive</w:t>
-      </w:r>
-    </w:p>
-    <w:p>
-      <w:pPr>
-        <w:pStyle w:val="BlockText"/>
-      </w:pPr>
-      <w:r>
-        <w:rPr>
-          <w:rStyle w:val="VerbatimChar"/>
-        </w:rPr>
-        <w:t xml:space="preserve">sudo apt install texlive texlive-xetex texlive-latex-extra texlive-fonts-recommended texlive-fonts-extra</w:t>
-      </w:r>
-    </w:p>
-    <w:bookmarkEnd w:id="48"/>
-    <w:bookmarkStart w:id="49" w:name="mathjax"/>
-    <w:p>
-      <w:pPr>
-        <w:pStyle w:val="Heading4"/>
+        <w:t xml:space="preserve">Pandoc Main Config</w:t>
+      </w:r>
+    </w:p>
+    <w:p>
+      <w:pPr>
+        <w:pStyle w:val="FirstParagraph"/>
+      </w:pPr>
+      <w:r>
+        <w:t xml:space="preserve">Update the</w:t>
+      </w:r>
+      <w:r>
+        <w:t xml:space="preserve"> </w:t>
+      </w:r>
+      <w:r>
+        <w:rPr>
+          <w:rStyle w:val="VerbatimChar"/>
+        </w:rPr>
+        <w:t xml:space="preserve">input-files:</w:t>
+      </w:r>
+      <w:r>
+        <w:t xml:space="preserve"> </w:t>
+      </w:r>
+      <w:r>
+        <w:t xml:space="preserve">section of</w:t>
+      </w:r>
+      <w:r>
+        <w:t xml:space="preserve"> </w:t>
+      </w:r>
+      <w:r>
+        <w:rPr>
+          <w:rStyle w:val="VerbatimChar"/>
+        </w:rPr>
+        <w:t xml:space="preserve">templates/pandoc.yaml</w:t>
+      </w:r>
+      <w:r>
+        <w:t xml:space="preserve"> </w:t>
+      </w:r>
+      <w:r>
+        <w:t xml:space="preserve">to control what chapter source files are in which order in your document.</w:t>
+      </w:r>
+    </w:p>
+    <w:p>
+      <w:pPr>
+        <w:pStyle w:val="SourceCode"/>
+      </w:pPr>
+      <w:r>
+        <w:rPr>
+          <w:rStyle w:val="VerbatimChar"/>
+        </w:rPr>
+        <w:t xml:space="preserve"># pandoc.yaml</w:t>
+      </w:r>
+      <w:r>
+        <w:br/>
+      </w:r>
+      <w:r>
+        <w:rPr>
+          <w:rStyle w:val="VerbatimChar"/>
+        </w:rPr>
+        <w:t xml:space="preserve">input-files:</w:t>
+      </w:r>
+      <w:r>
+        <w:br/>
+      </w:r>
+      <w:r>
+        <w:rPr>
+          <w:rStyle w:val="VerbatimChar"/>
+        </w:rPr>
+        <w:t xml:space="preserve">  # - chapters/Preface.md</w:t>
+      </w:r>
+      <w:r>
+        <w:br/>
+      </w:r>
+      <w:r>
+        <w:rPr>
+          <w:rStyle w:val="VerbatimChar"/>
+        </w:rPr>
+        <w:t xml:space="preserve">  - chapters/00_Introduction.md</w:t>
+      </w:r>
+      <w:r>
+        <w:br/>
+      </w:r>
+      <w:r>
+        <w:rPr>
+          <w:rStyle w:val="VerbatimChar"/>
+        </w:rPr>
+        <w:t xml:space="preserve">  - chapters/01_Getting_Started.md</w:t>
+      </w:r>
+      <w:r>
+        <w:br/>
+      </w:r>
+      <w:r>
+        <w:rPr>
+          <w:rStyle w:val="VerbatimChar"/>
+        </w:rPr>
+        <w:t xml:space="preserve">  - chapters/02_Usage.md</w:t>
+      </w:r>
+      <w:r>
+        <w:br/>
+      </w:r>
+      <w:r>
+        <w:rPr>
+          <w:rStyle w:val="VerbatimChar"/>
+        </w:rPr>
+        <w:t xml:space="preserve">  - chapters/03_Features.md</w:t>
+      </w:r>
+      <w:r>
+        <w:br/>
+      </w:r>
+      <w:r>
+        <w:rPr>
+          <w:rStyle w:val="VerbatimChar"/>
+        </w:rPr>
+        <w:t xml:space="preserve">  - chapters/Appendix.md</w:t>
+      </w:r>
+      <w:r>
+        <w:br/>
+      </w:r>
+      <w:r>
+        <w:rPr>
+          <w:rStyle w:val="VerbatimChar"/>
+        </w:rPr>
+        <w:t xml:space="preserve">  - chapters/AppendixA.md</w:t>
+      </w:r>
+      <w:r>
+        <w:br/>
+      </w:r>
+      <w:r>
+        <w:rPr>
+          <w:rStyle w:val="VerbatimChar"/>
+        </w:rPr>
+        <w:t xml:space="preserve">  # - chapters/AppendixB.md</w:t>
+      </w:r>
+      <w:r>
+        <w:br/>
+      </w:r>
+      <w:r>
+        <w:rPr>
+          <w:rStyle w:val="VerbatimChar"/>
+        </w:rPr>
+        <w:t xml:space="preserve">  - chapters/Glossary.md</w:t>
+      </w:r>
+      <w:r>
+        <w:br/>
+      </w:r>
+      <w:r>
+        <w:rPr>
+          <w:rStyle w:val="VerbatimChar"/>
+        </w:rPr>
+        <w:t xml:space="preserve">  - chapters/Index.md</w:t>
+      </w:r>
+      <w:r>
+        <w:br/>
+      </w:r>
+      <w:r>
+        <w:rPr>
+          <w:rStyle w:val="VerbatimChar"/>
+        </w:rPr>
+        <w:t xml:space="preserve">  - chapters/Bibliography.md</w:t>
+      </w:r>
+    </w:p>
+    <w:bookmarkEnd w:id="51"/>
+    <w:bookmarkEnd w:id="52"/>
+    <w:bookmarkStart w:id="53" w:name="build-workflow"/>
+    <w:p>
+      <w:pPr>
+        <w:pStyle w:val="Heading2"/>
       </w:pPr>
       <w:r>
         <w:rPr>
           <w:rStyle w:val="SectionNumber"/>
         </w:rPr>
-        <w:t xml:space="preserve">5.1.1.5</w:t>
+        <w:t xml:space="preserve">4.3</w:t>
       </w:r>
       <w:r>
         <w:tab/>
       </w:r>
       <w:r>
-        <w:t xml:space="preserve">MathJax</w:t>
+        <w:t xml:space="preserve">Build Workflow</w:t>
+      </w:r>
+    </w:p>
+    <w:p>
+      <w:pPr>
+        <w:pStyle w:val="FirstParagraph"/>
+      </w:pPr>
+      <w:r>
+        <w:t xml:space="preserve">For a PDF Build:</w:t>
+      </w:r>
+    </w:p>
+    <w:p>
+      <w:pPr>
+        <w:pStyle w:val="SourceCode"/>
+      </w:pPr>
+      <w:r>
+        <w:rPr>
+          <w:rStyle w:val="VerbatimChar"/>
+        </w:rPr>
+        <w:t xml:space="preserve">make pdf</w:t>
+      </w:r>
+    </w:p>
+    <w:p>
+      <w:pPr>
+        <w:pStyle w:val="FirstParagraph"/>
+      </w:pPr>
+      <w:r>
+        <w:t xml:space="preserve">will build dependencies on these file:</w:t>
       </w:r>
     </w:p>
     <w:p>
@@ -1914,91 +3156,7 @@
         </w:numPr>
       </w:pPr>
       <w:r>
-        <w:t xml:space="preserve">https://www.mathjax.org/</w:t>
-      </w:r>
-    </w:p>
-    <w:p>
-      <w:pPr>
-        <w:pStyle w:val="SourceCode"/>
-      </w:pPr>
-      <w:r>
-        <w:rPr>
-          <w:rStyle w:val="VerbatimChar"/>
-        </w:rPr>
-        <w:t xml:space="preserve">wget https://registry.npmjs.org/mathjax/-/mathjax-3.2.2.tgz</w:t>
-      </w:r>
-      <w:r>
-        <w:br/>
-      </w:r>
-      <w:r>
-        <w:rPr>
-          <w:rStyle w:val="VerbatimChar"/>
-        </w:rPr>
-        <w:t xml:space="preserve">tar xzf mathjax-3.2.2.tgz</w:t>
-      </w:r>
-      <w:r>
-        <w:br/>
-      </w:r>
-      <w:r>
-        <w:rPr>
-          <w:rStyle w:val="VerbatimChar"/>
-        </w:rPr>
-        <w:t xml:space="preserve">mv package/es5/* lib/mathjax</w:t>
-      </w:r>
-      <w:r>
-        <w:br/>
-      </w:r>
-      <w:r>
-        <w:rPr>
-          <w:rStyle w:val="VerbatimChar"/>
-        </w:rPr>
-        <w:t xml:space="preserve">rm -rf package mathjax-3.2.2.tgz</w:t>
-      </w:r>
-    </w:p>
-    <w:bookmarkEnd w:id="49"/>
-    <w:bookmarkEnd w:id="50"/>
-    <w:bookmarkStart w:id="61" w:name="optional"/>
-    <w:p>
-      <w:pPr>
-        <w:pStyle w:val="Heading3"/>
-      </w:pPr>
-      <w:r>
-        <w:rPr>
-          <w:rStyle w:val="SectionNumber"/>
-        </w:rPr>
-        <w:t xml:space="preserve">5.1.2</w:t>
-      </w:r>
-      <w:r>
-        <w:tab/>
-      </w:r>
-      <w:r>
-        <w:t xml:space="preserve">Optional</w:t>
-      </w:r>
-    </w:p>
-    <w:p>
-      <w:pPr>
-        <w:pStyle w:val="FirstParagraph"/>
-      </w:pPr>
-      <w:r>
-        <w:t xml:space="preserve">The following are not strictly requires to use this book builder template.</w:t>
-      </w:r>
-    </w:p>
-    <w:bookmarkStart w:id="52" w:name="obsidian"/>
-    <w:p>
-      <w:pPr>
-        <w:pStyle w:val="Heading4"/>
-      </w:pPr>
-      <w:r>
-        <w:rPr>
-          <w:rStyle w:val="SectionNumber"/>
-        </w:rPr>
-        <w:t xml:space="preserve">5.1.2.1</w:t>
-      </w:r>
-      <w:r>
-        <w:tab/>
-      </w:r>
-      <w:r>
-        <w:t xml:space="preserve">Obsidian</w:t>
+        <w:t xml:space="preserve">Makefile</w:t>
       </w:r>
     </w:p>
     <w:p>
@@ -2006,11 +3164,11 @@
         <w:pStyle w:val="Compact"/>
         <w:numPr>
           <w:ilvl w:val="0"/>
-          <w:numId w:val="1010"/>
+          <w:numId w:val="1009"/>
         </w:numPr>
       </w:pPr>
       <w:r>
-        <w:t xml:space="preserve">https://obsidian.md/</w:t>
+        <w:t xml:space="preserve">conf/pandoc.yaml</w:t>
       </w:r>
     </w:p>
     <w:p>
@@ -2018,46 +3176,11 @@
         <w:pStyle w:val="Compact"/>
         <w:numPr>
           <w:ilvl w:val="0"/>
-          <w:numId w:val="1010"/>
+          <w:numId w:val="1009"/>
         </w:numPr>
       </w:pPr>
-      <w:hyperlink r:id="rId51">
-        <w:r>
-          <w:rPr>
-            <w:rStyle w:val="Hyperlink"/>
-          </w:rPr>
-          <w:t xml:space="preserve">Deb Package</w:t>
-        </w:r>
-      </w:hyperlink>
-    </w:p>
-    <w:p>
-      <w:pPr>
-        <w:pStyle w:val="SourceCode"/>
-      </w:pPr>
-      <w:r>
-        <w:rPr>
-          <w:rStyle w:val="VerbatimChar"/>
-        </w:rPr>
-        <w:t xml:space="preserve">sudo apt install https://github.com/obsidianmd/obsidian-releases/releases/download/v1.9.14/obsidian_1.9.14_amd64.deb</w:t>
-      </w:r>
-    </w:p>
-    <w:bookmarkEnd w:id="52"/>
-    <w:bookmarkStart w:id="56" w:name="zotero"/>
-    <w:p>
-      <w:pPr>
-        <w:pStyle w:val="Heading4"/>
-      </w:pPr>
-      <w:r>
-        <w:rPr>
-          <w:rStyle w:val="SectionNumber"/>
-        </w:rPr>
-        <w:t xml:space="preserve">5.1.2.2</w:t>
-      </w:r>
-      <w:r>
-        <w:tab/>
-      </w:r>
-      <w:r>
-        <w:t xml:space="preserve">Zotero</w:t>
+      <w:r>
+        <w:t xml:space="preserve">conf/pdf.yaml</w:t>
       </w:r>
     </w:p>
     <w:p>
@@ -2065,95 +3188,11 @@
         <w:pStyle w:val="Compact"/>
         <w:numPr>
           <w:ilvl w:val="0"/>
-          <w:numId w:val="1011"/>
+          <w:numId w:val="1009"/>
         </w:numPr>
       </w:pPr>
       <w:r>
-        <w:t xml:space="preserve">https://www.zotero.org/</w:t>
-      </w:r>
-    </w:p>
-    <w:p>
-      <w:pPr>
-        <w:pStyle w:val="SourceCode"/>
-      </w:pPr>
-      <w:r>
-        <w:rPr>
-          <w:rStyle w:val="VerbatimChar"/>
-        </w:rPr>
-        <w:t xml:space="preserve">sudo cp ./scripts/deps/zotero.list /etc/apt/sources.list.d/</w:t>
-      </w:r>
-    </w:p>
-    <w:p>
-      <w:pPr>
-        <w:pStyle w:val="SourceCode"/>
-      </w:pPr>
-      <w:r>
-        <w:rPr>
-          <w:rStyle w:val="VerbatimChar"/>
-        </w:rPr>
-        <w:t xml:space="preserve">sudo apt update</w:t>
-      </w:r>
-    </w:p>
-    <w:p>
-      <w:pPr>
-        <w:pStyle w:val="SourceCode"/>
-      </w:pPr>
-      <w:r>
-        <w:rPr>
-          <w:rStyle w:val="VerbatimChar"/>
-        </w:rPr>
-        <w:t xml:space="preserve">sudo apt install zotero</w:t>
-      </w:r>
-    </w:p>
-    <w:bookmarkStart w:id="53" w:name="better-bibtex-for-zotero"/>
-    <w:p>
-      <w:pPr>
-        <w:pStyle w:val="Heading5"/>
-      </w:pPr>
-      <w:r>
-        <w:rPr>
-          <w:rStyle w:val="SectionNumber"/>
-        </w:rPr>
-        <w:t xml:space="preserve">5.1.2.2.1</w:t>
-      </w:r>
-      <w:r>
-        <w:tab/>
-      </w:r>
-      <w:r>
-        <w:t xml:space="preserve">Better BibTex for Zotero</w:t>
-      </w:r>
-    </w:p>
-    <w:p>
-      <w:pPr>
-        <w:pStyle w:val="FirstParagraph"/>
-      </w:pPr>
-      <w:r>
-        <w:t xml:space="preserve">Install the Better BibTex Plugin for Zotero</w:t>
-      </w:r>
-      <w:r>
-        <w:t xml:space="preserve"> </w:t>
-      </w:r>
-      <w:r>
-        <w:t xml:space="preserve">- Zotero &gt; Tool &gt; Plugins</w:t>
-      </w:r>
-    </w:p>
-    <w:bookmarkEnd w:id="53"/>
-    <w:bookmarkStart w:id="54" w:name="export-citations.bib"/>
-    <w:p>
-      <w:pPr>
-        <w:pStyle w:val="Heading5"/>
-      </w:pPr>
-      <w:r>
-        <w:rPr>
-          <w:rStyle w:val="SectionNumber"/>
-        </w:rPr>
-        <w:t xml:space="preserve">5.1.2.2.2</w:t>
-      </w:r>
-      <w:r>
-        <w:tab/>
-      </w:r>
-      <w:r>
-        <w:t xml:space="preserve">Export citations.bib</w:t>
+        <w:t xml:space="preserve">lib/zotero.bib</w:t>
       </w:r>
     </w:p>
     <w:p>
@@ -2161,273 +3200,94 @@
         <w:pStyle w:val="Compact"/>
         <w:numPr>
           <w:ilvl w:val="0"/>
-          <w:numId w:val="1012"/>
+          <w:numId w:val="1009"/>
         </w:numPr>
       </w:pPr>
       <w:r>
-        <w:t xml:space="preserve">Zotero &gt; File &gt; Export Library &gt; Format: Better BibTeX</w:t>
-      </w:r>
-    </w:p>
-    <w:p>
-      <w:pPr>
-        <w:pStyle w:val="Compact"/>
-        <w:numPr>
-          <w:ilvl w:val="0"/>
-          <w:numId w:val="1012"/>
-        </w:numPr>
-      </w:pPr>
-      <w:r>
-        <w:t xml:space="preserve">☐ Keep Updated</w:t>
-      </w:r>
-    </w:p>
-    <w:p>
-      <w:pPr>
-        <w:pStyle w:val="Compact"/>
-        <w:numPr>
-          <w:ilvl w:val="0"/>
-          <w:numId w:val="1012"/>
-        </w:numPr>
-      </w:pPr>
-      <w:r>
-        <w:t xml:space="preserve">☐ Save to: ~/Documents/Lib/zotero.bib</w:t>
-      </w:r>
-    </w:p>
-    <w:p>
-      <w:pPr>
-        <w:pStyle w:val="Compact"/>
-        <w:numPr>
-          <w:ilvl w:val="0"/>
-          <w:numId w:val="1012"/>
-        </w:numPr>
-      </w:pPr>
-      <w:r>
-        <w:t xml:space="preserve">☐ Symlink your ~/Documents/Lib/Citations.bib to basic-book-builder/lib/zotero.bib</w:t>
-      </w:r>
-    </w:p>
+        <w:t xml:space="preserve">chapters/*.md</w:t>
+      </w:r>
+    </w:p>
+    <w:p>
+      <w:pPr>
+        <w:pStyle w:val="FirstParagraph"/>
+      </w:pPr>
+      <w:r>
+        <w:t xml:space="preserve">NOTE: the</w:t>
+      </w:r>
+      <w:r>
+        <w:t xml:space="preserve"> </w:t>
+      </w:r>
+      <w:r>
+        <w:rPr>
+          <w:rStyle w:val="VerbatimChar"/>
+        </w:rPr>
+        <w:t xml:space="preserve">Makefile</w:t>
+      </w:r>
+      <w:r>
+        <w:t xml:space="preserve"> </w:t>
+      </w:r>
+      <w:r>
+        <w:t xml:space="preserve">will copy</w:t>
+      </w:r>
+      <w:r>
+        <w:t xml:space="preserve"> </w:t>
+      </w:r>
+      <w:r>
+        <w:rPr>
+          <w:rStyle w:val="VerbatimChar"/>
+        </w:rPr>
+        <w:t xml:space="preserve">templates/*.yaml</w:t>
+      </w:r>
+      <w:r>
+        <w:t xml:space="preserve"> </w:t>
+      </w:r>
+      <w:r>
+        <w:t xml:space="preserve">to</w:t>
+      </w:r>
+      <w:r>
+        <w:t xml:space="preserve"> </w:t>
+      </w:r>
+      <w:r>
+        <w:rPr>
+          <w:rStyle w:val="VerbatimChar"/>
+        </w:rPr>
+        <w:t xml:space="preserve">conf/*.yaml</w:t>
+      </w:r>
+      <w:r>
+        <w:t xml:space="preserve">.</w:t>
+      </w:r>
+      <w:r>
+        <w:t xml:space="preserve"> </w:t>
+      </w:r>
+      <w:r>
+        <w:rPr>
+          <w:b/>
+          <w:bCs/>
+        </w:rPr>
+        <w:t xml:space="preserve">Never</w:t>
+      </w:r>
+      <w:r>
+        <w:t xml:space="preserve"> </w:t>
+      </w:r>
+      <w:r>
+        <w:t xml:space="preserve">edit</w:t>
+      </w:r>
+      <w:r>
+        <w:t xml:space="preserve"> </w:t>
+      </w:r>
+      <w:r>
+        <w:rPr>
+          <w:rStyle w:val="VerbatimChar"/>
+        </w:rPr>
+        <w:t xml:space="preserve">conf/*</w:t>
+      </w:r>
+      <w:r>
+        <w:t xml:space="preserve">directly.</w:t>
+      </w:r>
+    </w:p>
+    <w:bookmarkEnd w:id="53"/>
     <w:bookmarkEnd w:id="54"/>
-    <w:bookmarkStart w:id="55" w:name="zotero-connector-browser-plugin"/>
-    <w:p>
-      <w:pPr>
-        <w:pStyle w:val="Heading5"/>
-      </w:pPr>
-      <w:r>
-        <w:rPr>
-          <w:rStyle w:val="SectionNumber"/>
-        </w:rPr>
-        <w:t xml:space="preserve">5.1.2.2.3</w:t>
-      </w:r>
-      <w:r>
-        <w:tab/>
-      </w:r>
-      <w:r>
-        <w:t xml:space="preserve">Zotero Connector Browser Plugin</w:t>
-      </w:r>
-    </w:p>
-    <w:p>
-      <w:pPr>
-        <w:pStyle w:val="Compact"/>
-        <w:numPr>
-          <w:ilvl w:val="0"/>
-          <w:numId w:val="1013"/>
-        </w:numPr>
-      </w:pPr>
-      <w:r>
-        <w:t xml:space="preserve">https://chromewebstore.google.com/detail/zotero-connector/ekhagklcjbdpajgpjgmbionohlpdbjgc</w:t>
-      </w:r>
-    </w:p>
-    <w:p>
-      <w:pPr>
-        <w:pStyle w:val="FirstParagraph"/>
-      </w:pPr>
-      <w:r>
-        <w:t xml:space="preserve">Provides you the ability to auto add Web resources to your Zotero citation database.</w:t>
-      </w:r>
-    </w:p>
-    <w:bookmarkEnd w:id="55"/>
-    <w:bookmarkEnd w:id="56"/>
-    <w:bookmarkStart w:id="57" w:name="lmodern"/>
-    <w:p>
-      <w:pPr>
-        <w:pStyle w:val="Heading4"/>
-      </w:pPr>
-      <w:r>
-        <w:rPr>
-          <w:rStyle w:val="SectionNumber"/>
-        </w:rPr>
-        <w:t xml:space="preserve">5.1.2.3</w:t>
-      </w:r>
-      <w:r>
-        <w:tab/>
-      </w:r>
-      <w:r>
-        <w:t xml:space="preserve">lmodern</w:t>
-      </w:r>
-    </w:p>
-    <w:p>
-      <w:pPr>
-        <w:pStyle w:val="SourceCode"/>
-      </w:pPr>
-      <w:r>
-        <w:rPr>
-          <w:rStyle w:val="VerbatimChar"/>
-        </w:rPr>
-        <w:t xml:space="preserve">sudo apt install lmodern</w:t>
-      </w:r>
-    </w:p>
-    <w:bookmarkEnd w:id="57"/>
-    <w:bookmarkStart w:id="58" w:name="epubcheck"/>
-    <w:p>
-      <w:pPr>
-        <w:pStyle w:val="Heading4"/>
-      </w:pPr>
-      <w:r>
-        <w:rPr>
-          <w:rStyle w:val="SectionNumber"/>
-        </w:rPr>
-        <w:t xml:space="preserve">5.1.2.4</w:t>
-      </w:r>
-      <w:r>
-        <w:tab/>
-      </w:r>
-      <w:r>
-        <w:t xml:space="preserve">epubcheck</w:t>
-      </w:r>
-    </w:p>
-    <w:p>
-      <w:pPr>
-        <w:pStyle w:val="SourceCode"/>
-      </w:pPr>
-      <w:r>
-        <w:rPr>
-          <w:rStyle w:val="VerbatimChar"/>
-        </w:rPr>
-        <w:t xml:space="preserve">sudo apt install epubcheck</w:t>
-      </w:r>
-    </w:p>
-    <w:bookmarkEnd w:id="58"/>
-    <w:bookmarkStart w:id="59" w:name="foliate"/>
-    <w:p>
-      <w:pPr>
-        <w:pStyle w:val="Heading4"/>
-      </w:pPr>
-      <w:r>
-        <w:rPr>
-          <w:rStyle w:val="SectionNumber"/>
-        </w:rPr>
-        <w:t xml:space="preserve">5.1.2.5</w:t>
-      </w:r>
-      <w:r>
-        <w:tab/>
-      </w:r>
-      <w:r>
-        <w:t xml:space="preserve">foliate</w:t>
-      </w:r>
-    </w:p>
-    <w:p>
-      <w:pPr>
-        <w:pStyle w:val="FirstParagraph"/>
-      </w:pPr>
-      <w:r>
-        <w:t xml:space="preserve">An EPub Reader</w:t>
-      </w:r>
-    </w:p>
-    <w:p>
-      <w:pPr>
-        <w:pStyle w:val="Compact"/>
-        <w:numPr>
-          <w:ilvl w:val="0"/>
-          <w:numId w:val="1014"/>
-        </w:numPr>
-      </w:pPr>
-      <w:r>
-        <w:t xml:space="preserve">https://johnfactotum.github.io/foliate/</w:t>
-      </w:r>
-    </w:p>
-    <w:p>
-      <w:pPr>
-        <w:pStyle w:val="SourceCode"/>
-      </w:pPr>
-      <w:r>
-        <w:rPr>
-          <w:rStyle w:val="VerbatimChar"/>
-        </w:rPr>
-        <w:t xml:space="preserve">sudo apt install https://github.com/johnfactotum/foliate/releases/download/2.6.4/com.github.johnfactotum.foliate_2.6.4_all.deb</w:t>
-      </w:r>
-    </w:p>
-    <w:bookmarkEnd w:id="59"/>
-    <w:bookmarkStart w:id="60" w:name="calibre"/>
-    <w:p>
-      <w:pPr>
-        <w:pStyle w:val="Heading4"/>
-      </w:pPr>
-      <w:r>
-        <w:rPr>
-          <w:rStyle w:val="SectionNumber"/>
-        </w:rPr>
-        <w:t xml:space="preserve">5.1.2.6</w:t>
-      </w:r>
-      <w:r>
-        <w:tab/>
-      </w:r>
-      <w:r>
-        <w:t xml:space="preserve">calibre</w:t>
-      </w:r>
-    </w:p>
-    <w:p>
-      <w:pPr>
-        <w:pStyle w:val="FirstParagraph"/>
-      </w:pPr>
-      <w:r>
-        <w:t xml:space="preserve">An EPub Reader</w:t>
-      </w:r>
-    </w:p>
-    <w:p>
-      <w:pPr>
-        <w:pStyle w:val="Compact"/>
-        <w:numPr>
-          <w:ilvl w:val="0"/>
-          <w:numId w:val="1015"/>
-        </w:numPr>
-      </w:pPr>
-      <w:r>
-        <w:t xml:space="preserve">https://calibre-ebook.com</w:t>
-      </w:r>
-    </w:p>
-    <w:p>
-      <w:pPr>
-        <w:pStyle w:val="SourceCode"/>
-      </w:pPr>
-      <w:r>
-        <w:rPr>
-          <w:rStyle w:val="VerbatimChar"/>
-        </w:rPr>
-        <w:t xml:space="preserve">sudo apt install calibre</w:t>
-      </w:r>
-    </w:p>
-    <w:bookmarkEnd w:id="60"/>
-    <w:bookmarkEnd w:id="61"/>
-    <w:bookmarkEnd w:id="62"/>
-    <w:bookmarkStart w:id="63" w:name="editing-the-configuration"/>
-    <w:p>
-      <w:pPr>
-        <w:pStyle w:val="Heading2"/>
-      </w:pPr>
-      <w:r>
-        <w:rPr>
-          <w:rStyle w:val="SectionNumber"/>
-        </w:rPr>
-        <w:t xml:space="preserve">5.2</w:t>
-      </w:r>
-      <w:r>
-        <w:tab/>
-      </w:r>
-      <w:r>
-        <w:t xml:space="preserve">Editing the Configuration</w:t>
-      </w:r>
-    </w:p>
-    <w:bookmarkEnd w:id="63"/>
-    <w:bookmarkEnd w:id="64"/>
-    <w:bookmarkStart w:id="65" w:name="glossary-1"/>
+    <w:bookmarkStart w:id="55" w:name="glossary-1"/>
     <w:p>
       <w:pPr>
         <w:pStyle w:val="Heading1"/>
@@ -3292,8 +4152,8 @@
         </w:tc>
       </w:tr>
     </w:tbl>
-    <w:bookmarkEnd w:id="65"/>
-    <w:bookmarkStart w:id="70" w:name="bibliography-1"/>
+    <w:bookmarkEnd w:id="55"/>
+    <w:bookmarkStart w:id="60" w:name="bibliography-1"/>
     <w:p>
       <w:pPr>
         <w:pStyle w:val="Heading1"/>
@@ -3302,8 +4162,8 @@
         <w:t xml:space="preserve">Bibliography</w:t>
       </w:r>
     </w:p>
-    <w:bookmarkStart w:id="69" w:name="refs"/>
-    <w:bookmarkStart w:id="66" w:name="ref-JehaverlackBasicbookbuilderPandoca"/>
+    <w:bookmarkStart w:id="59" w:name="refs"/>
+    <w:bookmarkStart w:id="56" w:name="ref-JehaverlackBasicbookbuilderPandoca"/>
     <w:p>
       <w:pPr>
         <w:pStyle w:val="Bibliography"/>
@@ -3438,8 +4298,8 @@
         <w:t xml:space="preserve"> n.d. Https://github.com/jehaverlack/basic-book-builder.</w:t>
       </w:r>
     </w:p>
-    <w:bookmarkEnd w:id="66"/>
-    <w:bookmarkStart w:id="67" w:name="ref-JohnHaverlackACEP"/>
+    <w:bookmarkEnd w:id="56"/>
+    <w:bookmarkStart w:id="57" w:name="ref-JohnHaverlackACEP"/>
     <w:p>
       <w:pPr>
         <w:pStyle w:val="Bibliography"/>
@@ -3490,8 +4350,8 @@
         <w:t xml:space="preserve">. n.d. Https://www.uaf.edu/acep/about/our-team/john-haverlack.php.</w:t>
       </w:r>
     </w:p>
-    <w:bookmarkEnd w:id="67"/>
-    <w:bookmarkStart w:id="68" w:name="ref-PandocIndex"/>
+    <w:bookmarkEnd w:id="57"/>
+    <w:bookmarkStart w:id="58" w:name="ref-PandocIndex"/>
     <w:p>
       <w:pPr>
         <w:pStyle w:val="Bibliography"/>
@@ -3507,9 +4367,9 @@
         <w:t xml:space="preserve">. n.d. Https://pandoc.org/.</w:t>
       </w:r>
     </w:p>
-    <w:bookmarkEnd w:id="68"/>
-    <w:bookmarkEnd w:id="69"/>
-    <w:bookmarkEnd w:id="70"/>
+    <w:bookmarkEnd w:id="58"/>
+    <w:bookmarkEnd w:id="59"/>
+    <w:bookmarkEnd w:id="60"/>
     <w:sectPr>
       <w:footnotePr>
         <w:numRestart w:val="eachSect"/>
@@ -3620,6 +4480,109 @@
       </w:pPr>
     </w:lvl>
   </w:abstractNum>
+  <w:abstractNum w:abstractNumId="991">
+    <w:nsid w:val="0000A991"/>
+    <w:multiLevelType w:val="multilevel"/>
+    <w:lvl w:ilvl="0">
+      <w:numFmt w:val="bullet"/>
+      <w:lvlText w:val=""/>
+      <w:lvlJc w:val="left"/>
+      <w:pPr>
+        <w:ind w:left="720" w:hanging="360"/>
+      </w:pPr>
+      <w:rPr>
+        <w:rFonts w:ascii="Symbol" w:hAnsi="Symbol" w:cs="Symbol" w:hint="default"/>
+      </w:rPr>
+    </w:lvl>
+    <w:lvl w:ilvl="1">
+      <w:numFmt w:val="bullet"/>
+      <w:lvlText w:val="o"/>
+      <w:lvlJc w:val="left"/>
+      <w:pPr>
+        <w:ind w:left="1440" w:hanging="360"/>
+      </w:pPr>
+      <w:rPr>
+        <w:rFonts w:ascii="Courier New" w:hAnsi="Courier New" w:cs="Courier New" w:hint="default"/>
+      </w:rPr>
+    </w:lvl>
+    <w:lvl w:ilvl="2">
+      <w:numFmt w:val="bullet"/>
+      <w:lvlText w:val=""/>
+      <w:lvlJc w:val="left"/>
+      <w:pPr>
+        <w:ind w:left="2160" w:hanging="360"/>
+      </w:pPr>
+      <w:rPr>
+        <w:rFonts w:ascii="Wingdings" w:hAnsi="Wingdings" w:cs="Wingdings" w:hint="default"/>
+      </w:rPr>
+    </w:lvl>
+    <w:lvl w:ilvl="3">
+      <w:numFmt w:val="bullet"/>
+      <w:lvlText w:val=""/>
+      <w:lvlJc w:val="left"/>
+      <w:pPr>
+        <w:ind w:left="2880" w:hanging="360"/>
+      </w:pPr>
+      <w:rPr>
+        <w:rFonts w:ascii="Symbol" w:hAnsi="Symbol" w:cs="Symbol" w:hint="default"/>
+      </w:rPr>
+    </w:lvl>
+    <w:lvl w:ilvl="4">
+      <w:numFmt w:val="bullet"/>
+      <w:lvlText w:val="o"/>
+      <w:lvlJc w:val="left"/>
+      <w:pPr>
+        <w:ind w:left="3600" w:hanging="360"/>
+      </w:pPr>
+      <w:rPr>
+        <w:rFonts w:ascii="Courier New" w:hAnsi="Courier New" w:cs="Courier New" w:hint="default"/>
+      </w:rPr>
+    </w:lvl>
+    <w:lvl w:ilvl="5">
+      <w:numFmt w:val="bullet"/>
+      <w:lvlText w:val=""/>
+      <w:lvlJc w:val="left"/>
+      <w:pPr>
+        <w:ind w:left="4320" w:hanging="360"/>
+      </w:pPr>
+      <w:rPr>
+        <w:rFonts w:ascii="Wingdings" w:hAnsi="Wingdings" w:cs="Wingdings" w:hint="default"/>
+      </w:rPr>
+    </w:lvl>
+    <w:lvl w:ilvl="6">
+      <w:numFmt w:val="bullet"/>
+      <w:lvlText w:val=""/>
+      <w:lvlJc w:val="left"/>
+      <w:pPr>
+        <w:ind w:left="5040" w:hanging="360"/>
+      </w:pPr>
+      <w:rPr>
+        <w:rFonts w:ascii="Symbol" w:hAnsi="Symbol" w:cs="Symbol" w:hint="default"/>
+      </w:rPr>
+    </w:lvl>
+    <w:lvl w:ilvl="7">
+      <w:numFmt w:val="bullet"/>
+      <w:lvlText w:val="o"/>
+      <w:lvlJc w:val="left"/>
+      <w:pPr>
+        <w:ind w:left="5760" w:hanging="360"/>
+      </w:pPr>
+      <w:rPr>
+        <w:rFonts w:ascii="Courier New" w:hAnsi="Courier New" w:cs="Courier New" w:hint="default"/>
+      </w:rPr>
+    </w:lvl>
+    <w:lvl w:ilvl="8">
+      <w:numFmt w:val="bullet"/>
+      <w:lvlText w:val=""/>
+      <w:lvlJc w:val="left"/>
+      <w:pPr>
+        <w:ind w:left="6480" w:hanging="360"/>
+      </w:pPr>
+      <w:rPr>
+        <w:rFonts w:ascii="Wingdings" w:hAnsi="Wingdings" w:cs="Wingdings" w:hint="default"/>
+      </w:rPr>
+    </w:lvl>
+  </w:abstractNum>
   <w:abstractNum w:abstractNumId="99411">
     <w:nsid w:val="00A99411"/>
     <w:multiLevelType w:val="multilevel"/>
@@ -3705,113 +4668,13 @@
       </w:pPr>
     </w:lvl>
   </w:abstractNum>
-  <w:abstractNum w:abstractNumId="991">
-    <w:nsid w:val="0000A991"/>
-    <w:multiLevelType w:val="multilevel"/>
-    <w:lvl w:ilvl="0">
-      <w:numFmt w:val="bullet"/>
-      <w:lvlText w:val=""/>
-      <w:lvlJc w:val="left"/>
-      <w:pPr>
-        <w:ind w:left="720" w:hanging="360"/>
-      </w:pPr>
-      <w:rPr>
-        <w:rFonts w:ascii="Symbol" w:hAnsi="Symbol" w:cs="Symbol" w:hint="default"/>
-      </w:rPr>
-    </w:lvl>
-    <w:lvl w:ilvl="1">
-      <w:numFmt w:val="bullet"/>
-      <w:lvlText w:val="o"/>
-      <w:lvlJc w:val="left"/>
-      <w:pPr>
-        <w:ind w:left="1440" w:hanging="360"/>
-      </w:pPr>
-      <w:rPr>
-        <w:rFonts w:ascii="Courier New" w:hAnsi="Courier New" w:cs="Courier New" w:hint="default"/>
-      </w:rPr>
-    </w:lvl>
-    <w:lvl w:ilvl="2">
-      <w:numFmt w:val="bullet"/>
-      <w:lvlText w:val=""/>
-      <w:lvlJc w:val="left"/>
-      <w:pPr>
-        <w:ind w:left="2160" w:hanging="360"/>
-      </w:pPr>
-      <w:rPr>
-        <w:rFonts w:ascii="Wingdings" w:hAnsi="Wingdings" w:cs="Wingdings" w:hint="default"/>
-      </w:rPr>
-    </w:lvl>
-    <w:lvl w:ilvl="3">
-      <w:numFmt w:val="bullet"/>
-      <w:lvlText w:val=""/>
-      <w:lvlJc w:val="left"/>
-      <w:pPr>
-        <w:ind w:left="2880" w:hanging="360"/>
-      </w:pPr>
-      <w:rPr>
-        <w:rFonts w:ascii="Symbol" w:hAnsi="Symbol" w:cs="Symbol" w:hint="default"/>
-      </w:rPr>
-    </w:lvl>
-    <w:lvl w:ilvl="4">
-      <w:numFmt w:val="bullet"/>
-      <w:lvlText w:val="o"/>
-      <w:lvlJc w:val="left"/>
-      <w:pPr>
-        <w:ind w:left="3600" w:hanging="360"/>
-      </w:pPr>
-      <w:rPr>
-        <w:rFonts w:ascii="Courier New" w:hAnsi="Courier New" w:cs="Courier New" w:hint="default"/>
-      </w:rPr>
-    </w:lvl>
-    <w:lvl w:ilvl="5">
-      <w:numFmt w:val="bullet"/>
-      <w:lvlText w:val=""/>
-      <w:lvlJc w:val="left"/>
-      <w:pPr>
-        <w:ind w:left="4320" w:hanging="360"/>
-      </w:pPr>
-      <w:rPr>
-        <w:rFonts w:ascii="Wingdings" w:hAnsi="Wingdings" w:cs="Wingdings" w:hint="default"/>
-      </w:rPr>
-    </w:lvl>
-    <w:lvl w:ilvl="6">
-      <w:numFmt w:val="bullet"/>
-      <w:lvlText w:val=""/>
-      <w:lvlJc w:val="left"/>
-      <w:pPr>
-        <w:ind w:left="5040" w:hanging="360"/>
-      </w:pPr>
-      <w:rPr>
-        <w:rFonts w:ascii="Symbol" w:hAnsi="Symbol" w:cs="Symbol" w:hint="default"/>
-      </w:rPr>
-    </w:lvl>
-    <w:lvl w:ilvl="7">
-      <w:numFmt w:val="bullet"/>
-      <w:lvlText w:val="o"/>
-      <w:lvlJc w:val="left"/>
-      <w:pPr>
-        <w:ind w:left="5760" w:hanging="360"/>
-      </w:pPr>
-      <w:rPr>
-        <w:rFonts w:ascii="Courier New" w:hAnsi="Courier New" w:cs="Courier New" w:hint="default"/>
-      </w:rPr>
-    </w:lvl>
-    <w:lvl w:ilvl="8">
-      <w:numFmt w:val="bullet"/>
-      <w:lvlText w:val=""/>
-      <w:lvlJc w:val="left"/>
-      <w:pPr>
-        <w:ind w:left="6480" w:hanging="360"/>
-      </w:pPr>
-      <w:rPr>
-        <w:rFonts w:ascii="Wingdings" w:hAnsi="Wingdings" w:cs="Wingdings" w:hint="default"/>
-      </w:rPr>
-    </w:lvl>
-  </w:abstractNum>
   <w:num w:numId="1000">
     <w:abstractNumId w:val="990"/>
   </w:num>
   <w:num w:numId="1001">
+    <w:abstractNumId w:val="991"/>
+  </w:num>
+  <w:num w:numId="1002">
     <w:abstractNumId w:val="99411"/>
     <w:lvlOverride w:ilvl="0">
       <w:startOverride w:val="1"/>
@@ -3840,9 +4703,6 @@
     <w:lvlOverride w:ilvl="8">
       <w:startOverride w:val="1"/>
     </w:lvlOverride>
-  </w:num>
-  <w:num w:numId="1002">
-    <w:abstractNumId w:val="991"/>
   </w:num>
   <w:num w:numId="1003">
     <w:abstractNumId w:val="99411"/>
@@ -3890,25 +4750,34 @@
     <w:abstractNumId w:val="991"/>
   </w:num>
   <w:num w:numId="1009">
-    <w:abstractNumId w:val="991"/>
-  </w:num>
-  <w:num w:numId="1010">
-    <w:abstractNumId w:val="991"/>
-  </w:num>
-  <w:num w:numId="1011">
-    <w:abstractNumId w:val="991"/>
-  </w:num>
-  <w:num w:numId="1012">
-    <w:abstractNumId w:val="991"/>
-  </w:num>
-  <w:num w:numId="1013">
-    <w:abstractNumId w:val="991"/>
-  </w:num>
-  <w:num w:numId="1014">
-    <w:abstractNumId w:val="991"/>
-  </w:num>
-  <w:num w:numId="1015">
-    <w:abstractNumId w:val="991"/>
+    <w:abstractNumId w:val="99411"/>
+    <w:lvlOverride w:ilvl="0">
+      <w:startOverride w:val="1"/>
+    </w:lvlOverride>
+    <w:lvlOverride w:ilvl="1">
+      <w:startOverride w:val="1"/>
+    </w:lvlOverride>
+    <w:lvlOverride w:ilvl="2">
+      <w:startOverride w:val="1"/>
+    </w:lvlOverride>
+    <w:lvlOverride w:ilvl="3">
+      <w:startOverride w:val="1"/>
+    </w:lvlOverride>
+    <w:lvlOverride w:ilvl="4">
+      <w:startOverride w:val="1"/>
+    </w:lvlOverride>
+    <w:lvlOverride w:ilvl="5">
+      <w:startOverride w:val="1"/>
+    </w:lvlOverride>
+    <w:lvlOverride w:ilvl="6">
+      <w:startOverride w:val="1"/>
+    </w:lvlOverride>
+    <w:lvlOverride w:ilvl="7">
+      <w:startOverride w:val="1"/>
+    </w:lvlOverride>
+    <w:lvlOverride w:ilvl="8">
+      <w:startOverride w:val="1"/>
+    </w:lvlOverride>
   </w:num>
 </w:numbering>
 </file>
